--- a/Week1_Lesson_Plan_AllPillars.docx
+++ b/Week1_Lesson_Plan_AllPillars.docx
@@ -1,6 +1,6 @@
 
 <file path=word/document.xml><?xml version="1.0" encoding="utf-8"?>
-<w:document xmlns:wpc="http://schemas.microsoft.com/office/word/2010/wordprocessingCanvas" xmlns:mc="http://schemas.openxmlformats.org/markup-compatibility/2006" xmlns:o="urn:schemas-microsoft-com:office:office" xmlns:r="http://schemas.openxmlformats.org/officeDocument/2006/relationships" xmlns:m="http://schemas.openxmlformats.org/officeDocument/2006/math" xmlns:v="urn:schemas-microsoft-com:vml" xmlns:wp14="http://schemas.microsoft.com/office/word/2010/wordprocessingDrawing" xmlns:wp="http://schemas.openxmlformats.org/drawingml/2006/wordprocessingDrawing" xmlns:w10="urn:schemas-microsoft-com:office:word" xmlns:w="http://schemas.openxmlformats.org/wordprocessingml/2006/main" xmlns:w14="http://schemas.microsoft.com/office/word/2010/wordml" xmlns:wpg="http://schemas.microsoft.com/office/word/2010/wordprocessingGroup" xmlns:wpi="http://schemas.microsoft.com/office/word/2010/wordprocessingInk" xmlns:wne="http://schemas.microsoft.com/office/word/2006/wordml" xmlns:wps="http://schemas.microsoft.com/office/word/2010/wordprocessingShape" mc:Ignorable="w14 wp14">
+<w:document xmlns:r="http://schemas.openxmlformats.org/officeDocument/2006/relationships" xmlns:w="http://schemas.openxmlformats.org/wordprocessingml/2006/main">
   <w:body>
     <w:tbl>
       <w:tblPr>
@@ -8,27 +8,32 @@
         <w:tblLayout w:type="fixed"/>
         <w:tblCellMar>
           <w:top w:w="60" w:type="dxa"/>
-          <w:left w:w="80" w:type="dxa"/>
+          <w:left w:w="60" w:type="dxa"/>
           <w:bottom w:w="60" w:type="dxa"/>
-          <w:right w:w="80" w:type="dxa"/>
+          <w:right w:w="60" w:type="dxa"/>
         </w:tblCellMar>
       </w:tblPr>
       <w:tr>
         <w:tc>
           <w:tcPr>
-            <w:tcW w:w="11088" w:type="dxa"/>
+            <w:tcW w:w="9648" w:type="dxa"/>
             <w:shd w:val="clear" w:color="auto" w:fill="C00000"/>
             <w:vAlign w:val="center"/>
           </w:tcPr>
           <w:p>
             <w:pPr>
               <w:jc w:val="center"/>
-              <w:spacing w:before="20" w:after="20"/>
+              <w:spacing w:before="40" w:after="40"/>
               <w:shd w:val="clear" w:color="auto" w:fill="C00000"/>
-            </w:pPr>
-            <w:r>
-              <w:rPr>
-                <w:rFonts w:ascii="Calibri" w:hAnsi="Calibri"/>
+              <w:rPr>
+                <w:rFonts w:ascii="Calibri" w:hAnsi="Calibri"/>
+                <w:sz w:val="28"/>
+                <w:color w:val="FFFFFF"/>
+              </w:rPr>
+            </w:pPr>
+            <w:r>
+              <w:rPr>
+                <w:rFonts w:ascii="Calibri" w:hAnsi="Calibri" w:cs="Calibri"/>
                 <w:sz w:val="28"/>
                 <w:szCs w:val="28"/>
                 <w:color w:val="FFFFFF"/>
@@ -43,21 +48,26 @@
       <w:tr>
         <w:tc>
           <w:tcPr>
-            <w:tcW w:w="11088" w:type="dxa"/>
+            <w:tcW w:w="9648" w:type="dxa"/>
             <w:shd w:val="clear" w:color="auto" w:fill="222222"/>
             <w:vAlign w:val="center"/>
           </w:tcPr>
           <w:p>
             <w:pPr>
               <w:jc w:val="center"/>
-              <w:spacing w:before="20" w:after="20"/>
+              <w:spacing w:before="40" w:after="40"/>
               <w:shd w:val="clear" w:color="auto" w:fill="222222"/>
-            </w:pPr>
-            <w:r>
-              <w:rPr>
-                <w:rFonts w:ascii="Calibri" w:hAnsi="Calibri"/>
-                <w:sz w:val="24"/>
-                <w:szCs w:val="24"/>
+              <w:rPr>
+                <w:rFonts w:ascii="Calibri" w:hAnsi="Calibri"/>
+                <w:sz w:val="22"/>
+                <w:color w:val="FFFFFF"/>
+              </w:rPr>
+            </w:pPr>
+            <w:r>
+              <w:rPr>
+                <w:rFonts w:ascii="Calibri" w:hAnsi="Calibri" w:cs="Calibri"/>
+                <w:sz w:val="22"/>
+                <w:szCs w:val="22"/>
                 <w:color w:val="FFFFFF"/>
                 <w:b/>
                 <w:bCs/>
@@ -71,14 +81,17 @@
     <w:p>
       <w:pPr>
         <w:jc w:val="center"/>
-        <w:spacing w:before="0" w:after="80"/>
+        <w:spacing w:before="60" w:after="80"/>
+        <w:rPr>
+          <w:rFonts w:ascii="Calibri" w:hAnsi="Calibri"/>
+        </w:rPr>
       </w:pPr>
       <w:r>
         <w:rPr>
-          <w:rFonts w:ascii="Calibri" w:hAnsi="Calibri"/>
+          <w:rFonts w:ascii="Calibri" w:hAnsi="Calibri" w:cs="Calibri"/>
           <w:sz w:val="18"/>
           <w:szCs w:val="18"/>
-          <w:color w:val="555555"/>
+          <w:color w:val="666666"/>
         </w:rPr>
         <w:t xml:space="preserve">4 Days (Mon-Thu)  |  1-2 Hours Per Day  |  CVE Research Worksheet Due Thursday (50 pts)</w:t>
       </w:r>
@@ -88,73 +101,88 @@
         <w:tblW w:w="0" w:type="auto"/>
         <w:tblLayout w:type="fixed"/>
         <w:tblBorders>
-          <w:top w:val="single" w:sz="4" w:space="0" w:color="AAAAAA"/>
-          <w:left w:val="single" w:sz="4" w:space="0" w:color="AAAAAA"/>
-          <w:bottom w:val="single" w:sz="4" w:space="0" w:color="AAAAAA"/>
-          <w:right w:val="single" w:sz="4" w:space="0" w:color="AAAAAA"/>
-          <w:insideH w:val="single" w:sz="4" w:space="0" w:color="AAAAAA"/>
-          <w:insideV w:val="single" w:sz="4" w:space="0" w:color="AAAAAA"/>
+          <w:top w:val="single" w:sz="4" w:space="0" w:color="BBBBBB"/>
+          <w:left w:val="single" w:sz="4" w:space="0" w:color="BBBBBB"/>
+          <w:bottom w:val="single" w:sz="4" w:space="0" w:color="BBBBBB"/>
+          <w:right w:val="single" w:sz="4" w:space="0" w:color="BBBBBB"/>
+          <w:insideH w:val="single" w:sz="4" w:space="0" w:color="BBBBBB"/>
+          <w:insideV w:val="single" w:sz="4" w:space="0" w:color="BBBBBB"/>
         </w:tblBorders>
         <w:tblCellMar>
-          <w:top w:w="60" w:type="dxa"/>
-          <w:left w:w="80" w:type="dxa"/>
-          <w:bottom w:w="60" w:type="dxa"/>
-          <w:right w:w="80" w:type="dxa"/>
+          <w:top w:w="80" w:type="dxa"/>
+          <w:left w:w="100" w:type="dxa"/>
+          <w:bottom w:w="80" w:type="dxa"/>
+          <w:right w:w="100" w:type="dxa"/>
         </w:tblCellMar>
       </w:tblPr>
       <w:tr>
         <w:tc>
           <w:tcPr>
-            <w:tcW w:w="11088" w:type="dxa"/>
+            <w:tcW w:w="9648" w:type="dxa"/>
             <w:shd w:val="clear" w:color="auto" w:fill="FFF2CC"/>
             <w:vAlign w:val="center"/>
           </w:tcPr>
           <w:p>
             <w:pPr>
               <w:jc w:val="left"/>
-              <w:spacing w:before="20" w:after="20"/>
+              <w:spacing w:before="40" w:after="40"/>
               <w:shd w:val="clear" w:color="auto" w:fill="FFF2CC"/>
-            </w:pPr>
-            <w:r>
-              <w:rPr>
-                <w:rFonts w:ascii="Calibri" w:hAnsi="Calibri"/>
-                <w:sz w:val="17"/>
-                <w:szCs w:val="17"/>
-                <w:color w:val="111111"/>
-              </w:rPr>
-              <w:t xml:space="preserve">WEEK THEME: Third-Party Vendor Attack - POS Malware - 40M Cards Stolen - 19-Day Silent Breach</w:t>
-            </w:r>
-          </w:p>
-          <w:p>
-            <w:pPr>
-              <w:jc w:val="left"/>
-              <w:spacing w:before="20" w:after="20"/>
+              <w:rPr>
+                <w:rFonts w:ascii="Calibri" w:hAnsi="Calibri"/>
+                <w:sz w:val="17"/>
+                <w:color w:val="111111"/>
+              </w:rPr>
+            </w:pPr>
+            <w:r>
+              <w:rPr>
+                <w:rFonts w:ascii="Calibri" w:hAnsi="Calibri" w:cs="Calibri"/>
+                <w:sz w:val="17"/>
+                <w:szCs w:val="17"/>
+                <w:color w:val="111111"/>
+              </w:rPr>
+              <w:t xml:space="preserve">WEEK THEME: Third-Party Vendor Attack  -  POS Malware  -  40M Cards Stolen  -  19-Day Silent Breach</w:t>
+            </w:r>
+          </w:p>
+          <w:p>
+            <w:pPr>
+              <w:jc w:val="left"/>
+              <w:spacing w:before="40" w:after="40"/>
               <w:shd w:val="clear" w:color="auto" w:fill="FFF2CC"/>
-            </w:pPr>
-            <w:r>
-              <w:rPr>
-                <w:rFonts w:ascii="Calibri" w:hAnsi="Calibri"/>
-                <w:sz w:val="17"/>
-                <w:szCs w:val="17"/>
-                <w:color w:val="111111"/>
-              </w:rPr>
-              <w:t xml:space="preserve">KEY LESSON: Security is only as strong as your weakest vendor. Target had a $1.6M system that flagged the attack - nobody acted. Technology is NOT security by itself.</w:t>
-            </w:r>
-          </w:p>
-          <w:p>
-            <w:pPr>
-              <w:jc w:val="left"/>
-              <w:spacing w:before="20" w:after="20"/>
+              <w:rPr>
+                <w:rFonts w:ascii="Calibri" w:hAnsi="Calibri"/>
+                <w:sz w:val="17"/>
+                <w:color w:val="111111"/>
+              </w:rPr>
+            </w:pPr>
+            <w:r>
+              <w:rPr>
+                <w:rFonts w:ascii="Calibri" w:hAnsi="Calibri" w:cs="Calibri"/>
+                <w:sz w:val="17"/>
+                <w:szCs w:val="17"/>
+                <w:color w:val="111111"/>
+              </w:rPr>
+              <w:t xml:space="preserve">KEY LESSON: Security is only as strong as your weakest vendor. Target had a $1.6M system that flagged the attack and nobody acted. Technology alone is NOT security.</w:t>
+            </w:r>
+          </w:p>
+          <w:p>
+            <w:pPr>
+              <w:jc w:val="left"/>
+              <w:spacing w:before="40" w:after="40"/>
               <w:shd w:val="clear" w:color="auto" w:fill="FFF2CC"/>
-            </w:pPr>
-            <w:r>
-              <w:rPr>
-                <w:rFonts w:ascii="Calibri" w:hAnsi="Calibri"/>
-                <w:sz w:val="17"/>
-                <w:szCs w:val="17"/>
-                <w:color w:val="111111"/>
-              </w:rPr>
-              <w:t xml:space="preserve">DUE THURSDAY: CVE Research Worksheet (Pillar 3) - 50 pts  |  Late work: -10 pts/day</w:t>
+              <w:rPr>
+                <w:rFonts w:ascii="Calibri" w:hAnsi="Calibri"/>
+                <w:sz w:val="17"/>
+                <w:color w:val="111111"/>
+              </w:rPr>
+            </w:pPr>
+            <w:r>
+              <w:rPr>
+                <w:rFonts w:ascii="Calibri" w:hAnsi="Calibri" w:cs="Calibri"/>
+                <w:sz w:val="17"/>
+                <w:szCs w:val="17"/>
+                <w:color w:val="111111"/>
+              </w:rPr>
+              <w:t xml:space="preserve">DUE THURSDAY: CVE Research Worksheet (Pillar 3)  -  50 pts  |  Late work: -10 pts per day</w:t>
             </w:r>
           </w:p>
         </w:tc>
@@ -162,57 +190,97 @@
     </w:tbl>
     <w:p>
       <w:pPr>
-        <w:jc w:val="center"/>
-        <w:spacing w:before="80" w:after="0"/>
-        <w:shd w:val="clear" w:color="auto" w:fill="404040"/>
-      </w:pPr>
-      <w:r>
+        <w:jc w:val="left"/>
+        <w:spacing w:before="0" w:after="60"/>
         <w:rPr>
           <w:rFonts w:ascii="Calibri" w:hAnsi="Calibri"/>
-          <w:sz w:val="20"/>
-          <w:szCs w:val="20"/>
-          <w:color w:val="FFFFFF"/>
-          <w:b/>
-          <w:bCs/>
         </w:rPr>
-        <w:t xml:space="preserve">PILLAR REFERENCE KEY</w:t>
-      </w:r>
+      </w:pPr>
     </w:p>
     <w:tbl>
       <w:tblPr>
         <w:tblW w:w="0" w:type="auto"/>
         <w:tblLayout w:type="fixed"/>
-        <w:tblBorders>
-          <w:top w:val="single" w:sz="4" w:space="0" w:color="AAAAAA"/>
-          <w:left w:val="single" w:sz="4" w:space="0" w:color="AAAAAA"/>
-          <w:bottom w:val="single" w:sz="4" w:space="0" w:color="AAAAAA"/>
-          <w:right w:val="single" w:sz="4" w:space="0" w:color="AAAAAA"/>
-          <w:insideH w:val="single" w:sz="4" w:space="0" w:color="AAAAAA"/>
-          <w:insideV w:val="single" w:sz="4" w:space="0" w:color="AAAAAA"/>
-        </w:tblBorders>
         <w:tblCellMar>
           <w:top w:w="60" w:type="dxa"/>
-          <w:left w:w="80" w:type="dxa"/>
+          <w:left w:w="60" w:type="dxa"/>
           <w:bottom w:w="60" w:type="dxa"/>
-          <w:right w:w="80" w:type="dxa"/>
+          <w:right w:w="60" w:type="dxa"/>
         </w:tblCellMar>
       </w:tblPr>
       <w:tr>
         <w:tc>
           <w:tcPr>
-            <w:tcW w:w="2218" w:type="dxa"/>
+            <w:tcW w:w="9648" w:type="dxa"/>
+            <w:shd w:val="clear" w:color="auto" w:fill="404040"/>
+            <w:vAlign w:val="center"/>
+          </w:tcPr>
+          <w:p>
+            <w:pPr>
+              <w:jc w:val="center"/>
+              <w:spacing w:before="40" w:after="40"/>
+              <w:shd w:val="clear" w:color="auto" w:fill="404040"/>
+              <w:rPr>
+                <w:rFonts w:ascii="Calibri" w:hAnsi="Calibri"/>
+                <w:sz w:val="20"/>
+                <w:color w:val="FFFFFF"/>
+              </w:rPr>
+            </w:pPr>
+            <w:r>
+              <w:rPr>
+                <w:rFonts w:ascii="Calibri" w:hAnsi="Calibri" w:cs="Calibri"/>
+                <w:sz w:val="20"/>
+                <w:szCs w:val="20"/>
+                <w:color w:val="FFFFFF"/>
+                <w:b/>
+                <w:bCs/>
+              </w:rPr>
+              <w:t xml:space="preserve">PILLAR REFERENCE KEY</w:t>
+            </w:r>
+          </w:p>
+        </w:tc>
+      </w:tr>
+    </w:tbl>
+    <w:tbl>
+      <w:tblPr>
+        <w:tblW w:w="0" w:type="auto"/>
+        <w:tblLayout w:type="fixed"/>
+        <w:tblBorders>
+          <w:top w:val="single" w:sz="4" w:space="0" w:color="BBBBBB"/>
+          <w:left w:val="single" w:sz="4" w:space="0" w:color="BBBBBB"/>
+          <w:bottom w:val="single" w:sz="4" w:space="0" w:color="BBBBBB"/>
+          <w:right w:val="single" w:sz="4" w:space="0" w:color="BBBBBB"/>
+          <w:insideH w:val="single" w:sz="4" w:space="0" w:color="BBBBBB"/>
+          <w:insideV w:val="single" w:sz="4" w:space="0" w:color="BBBBBB"/>
+        </w:tblBorders>
+        <w:tblCellMar>
+          <w:top w:w="80" w:type="dxa"/>
+          <w:left w:w="100" w:type="dxa"/>
+          <w:bottom w:w="80" w:type="dxa"/>
+          <w:right w:w="100" w:type="dxa"/>
+        </w:tblCellMar>
+      </w:tblPr>
+      <w:tr>
+        <w:tc>
+          <w:tcPr>
+            <w:tcW w:w="1930" w:type="dxa"/>
             <w:shd w:val="clear" w:color="auto" w:fill="1F3864"/>
             <w:vAlign w:val="center"/>
           </w:tcPr>
           <w:p>
             <w:pPr>
               <w:jc w:val="center"/>
-              <w:spacing w:before="20" w:after="20"/>
+              <w:spacing w:before="40" w:after="40"/>
               <w:shd w:val="clear" w:color="auto" w:fill="1F3864"/>
-            </w:pPr>
-            <w:r>
-              <w:rPr>
-                <w:rFonts w:ascii="Calibri" w:hAnsi="Calibri"/>
+              <w:rPr>
+                <w:rFonts w:ascii="Calibri" w:hAnsi="Calibri"/>
+                <w:sz w:val="16"/>
+                <w:color w:val="FFFFFF"/>
+              </w:rPr>
+            </w:pPr>
+            <w:r>
+              <w:rPr>
+                <w:rFonts w:ascii="Calibri" w:hAnsi="Calibri" w:cs="Calibri"/>
                 <w:sz w:val="16"/>
                 <w:szCs w:val="16"/>
                 <w:color w:val="FFFFFF"/>
@@ -225,12 +293,17 @@
           <w:p>
             <w:pPr>
               <w:jc w:val="center"/>
-              <w:spacing w:before="20" w:after="20"/>
+              <w:spacing w:before="40" w:after="40"/>
               <w:shd w:val="clear" w:color="auto" w:fill="1F3864"/>
-            </w:pPr>
-            <w:r>
-              <w:rPr>
-                <w:rFonts w:ascii="Calibri" w:hAnsi="Calibri"/>
+              <w:rPr>
+                <w:rFonts w:ascii="Calibri" w:hAnsi="Calibri"/>
+                <w:sz w:val="16"/>
+                <w:color w:val="FFFFFF"/>
+              </w:rPr>
+            </w:pPr>
+            <w:r>
+              <w:rPr>
+                <w:rFonts w:ascii="Calibri" w:hAnsi="Calibri" w:cs="Calibri"/>
                 <w:sz w:val="16"/>
                 <w:szCs w:val="16"/>
                 <w:color w:val="FFFFFF"/>
@@ -243,19 +316,24 @@
         </w:tc>
         <w:tc>
           <w:tcPr>
-            <w:tcW w:w="2218" w:type="dxa"/>
+            <w:tcW w:w="1930" w:type="dxa"/>
             <w:shd w:val="clear" w:color="auto" w:fill="7030A0"/>
             <w:vAlign w:val="center"/>
           </w:tcPr>
           <w:p>
             <w:pPr>
               <w:jc w:val="center"/>
-              <w:spacing w:before="20" w:after="20"/>
+              <w:spacing w:before="40" w:after="40"/>
               <w:shd w:val="clear" w:color="auto" w:fill="7030A0"/>
-            </w:pPr>
-            <w:r>
-              <w:rPr>
-                <w:rFonts w:ascii="Calibri" w:hAnsi="Calibri"/>
+              <w:rPr>
+                <w:rFonts w:ascii="Calibri" w:hAnsi="Calibri"/>
+                <w:sz w:val="16"/>
+                <w:color w:val="FFFFFF"/>
+              </w:rPr>
+            </w:pPr>
+            <w:r>
+              <w:rPr>
+                <w:rFonts w:ascii="Calibri" w:hAnsi="Calibri" w:cs="Calibri"/>
                 <w:sz w:val="16"/>
                 <w:szCs w:val="16"/>
                 <w:color w:val="FFFFFF"/>
@@ -268,12 +346,17 @@
           <w:p>
             <w:pPr>
               <w:jc w:val="center"/>
-              <w:spacing w:before="20" w:after="20"/>
+              <w:spacing w:before="40" w:after="40"/>
               <w:shd w:val="clear" w:color="auto" w:fill="7030A0"/>
-            </w:pPr>
-            <w:r>
-              <w:rPr>
-                <w:rFonts w:ascii="Calibri" w:hAnsi="Calibri"/>
+              <w:rPr>
+                <w:rFonts w:ascii="Calibri" w:hAnsi="Calibri"/>
+                <w:sz w:val="16"/>
+                <w:color w:val="FFFFFF"/>
+              </w:rPr>
+            </w:pPr>
+            <w:r>
+              <w:rPr>
+                <w:rFonts w:ascii="Calibri" w:hAnsi="Calibri" w:cs="Calibri"/>
                 <w:sz w:val="16"/>
                 <w:szCs w:val="16"/>
                 <w:color w:val="FFFFFF"/>
@@ -286,19 +369,24 @@
         </w:tc>
         <w:tc>
           <w:tcPr>
-            <w:tcW w:w="2218" w:type="dxa"/>
+            <w:tcW w:w="1930" w:type="dxa"/>
             <w:shd w:val="clear" w:color="auto" w:fill="C00000"/>
             <w:vAlign w:val="center"/>
           </w:tcPr>
           <w:p>
             <w:pPr>
               <w:jc w:val="center"/>
-              <w:spacing w:before="20" w:after="20"/>
+              <w:spacing w:before="40" w:after="40"/>
               <w:shd w:val="clear" w:color="auto" w:fill="C00000"/>
-            </w:pPr>
-            <w:r>
-              <w:rPr>
-                <w:rFonts w:ascii="Calibri" w:hAnsi="Calibri"/>
+              <w:rPr>
+                <w:rFonts w:ascii="Calibri" w:hAnsi="Calibri"/>
+                <w:sz w:val="16"/>
+                <w:color w:val="FFFFFF"/>
+              </w:rPr>
+            </w:pPr>
+            <w:r>
+              <w:rPr>
+                <w:rFonts w:ascii="Calibri" w:hAnsi="Calibri" w:cs="Calibri"/>
                 <w:sz w:val="16"/>
                 <w:szCs w:val="16"/>
                 <w:color w:val="FFFFFF"/>
@@ -311,12 +399,17 @@
           <w:p>
             <w:pPr>
               <w:jc w:val="center"/>
-              <w:spacing w:before="20" w:after="20"/>
+              <w:spacing w:before="40" w:after="40"/>
               <w:shd w:val="clear" w:color="auto" w:fill="C00000"/>
-            </w:pPr>
-            <w:r>
-              <w:rPr>
-                <w:rFonts w:ascii="Calibri" w:hAnsi="Calibri"/>
+              <w:rPr>
+                <w:rFonts w:ascii="Calibri" w:hAnsi="Calibri"/>
+                <w:sz w:val="16"/>
+                <w:color w:val="FFFFFF"/>
+              </w:rPr>
+            </w:pPr>
+            <w:r>
+              <w:rPr>
+                <w:rFonts w:ascii="Calibri" w:hAnsi="Calibri" w:cs="Calibri"/>
                 <w:sz w:val="16"/>
                 <w:szCs w:val="16"/>
                 <w:color w:val="FFFFFF"/>
@@ -329,19 +422,24 @@
         </w:tc>
         <w:tc>
           <w:tcPr>
-            <w:tcW w:w="2218" w:type="dxa"/>
+            <w:tcW w:w="1930" w:type="dxa"/>
             <w:shd w:val="clear" w:color="auto" w:fill="375623"/>
             <w:vAlign w:val="center"/>
           </w:tcPr>
           <w:p>
             <w:pPr>
               <w:jc w:val="center"/>
-              <w:spacing w:before="20" w:after="20"/>
+              <w:spacing w:before="40" w:after="40"/>
               <w:shd w:val="clear" w:color="auto" w:fill="375623"/>
-            </w:pPr>
-            <w:r>
-              <w:rPr>
-                <w:rFonts w:ascii="Calibri" w:hAnsi="Calibri"/>
+              <w:rPr>
+                <w:rFonts w:ascii="Calibri" w:hAnsi="Calibri"/>
+                <w:sz w:val="16"/>
+                <w:color w:val="FFFFFF"/>
+              </w:rPr>
+            </w:pPr>
+            <w:r>
+              <w:rPr>
+                <w:rFonts w:ascii="Calibri" w:hAnsi="Calibri" w:cs="Calibri"/>
                 <w:sz w:val="16"/>
                 <w:szCs w:val="16"/>
                 <w:color w:val="FFFFFF"/>
@@ -354,12 +452,17 @@
           <w:p>
             <w:pPr>
               <w:jc w:val="center"/>
-              <w:spacing w:before="20" w:after="20"/>
+              <w:spacing w:before="40" w:after="40"/>
               <w:shd w:val="clear" w:color="auto" w:fill="375623"/>
-            </w:pPr>
-            <w:r>
-              <w:rPr>
-                <w:rFonts w:ascii="Calibri" w:hAnsi="Calibri"/>
+              <w:rPr>
+                <w:rFonts w:ascii="Calibri" w:hAnsi="Calibri"/>
+                <w:sz w:val="16"/>
+                <w:color w:val="FFFFFF"/>
+              </w:rPr>
+            </w:pPr>
+            <w:r>
+              <w:rPr>
+                <w:rFonts w:ascii="Calibri" w:hAnsi="Calibri" w:cs="Calibri"/>
                 <w:sz w:val="16"/>
                 <w:szCs w:val="16"/>
                 <w:color w:val="FFFFFF"/>
@@ -372,19 +475,24 @@
         </w:tc>
         <w:tc>
           <w:tcPr>
-            <w:tcW w:w="2218" w:type="dxa"/>
+            <w:tcW w:w="1930" w:type="dxa"/>
             <w:shd w:val="clear" w:color="auto" w:fill="833C00"/>
             <w:vAlign w:val="center"/>
           </w:tcPr>
           <w:p>
             <w:pPr>
               <w:jc w:val="center"/>
-              <w:spacing w:before="20" w:after="20"/>
+              <w:spacing w:before="40" w:after="40"/>
               <w:shd w:val="clear" w:color="auto" w:fill="833C00"/>
-            </w:pPr>
-            <w:r>
-              <w:rPr>
-                <w:rFonts w:ascii="Calibri" w:hAnsi="Calibri"/>
+              <w:rPr>
+                <w:rFonts w:ascii="Calibri" w:hAnsi="Calibri"/>
+                <w:sz w:val="16"/>
+                <w:color w:val="FFFFFF"/>
+              </w:rPr>
+            </w:pPr>
+            <w:r>
+              <w:rPr>
+                <w:rFonts w:ascii="Calibri" w:hAnsi="Calibri" w:cs="Calibri"/>
                 <w:sz w:val="16"/>
                 <w:szCs w:val="16"/>
                 <w:color w:val="FFFFFF"/>
@@ -397,12 +505,17 @@
           <w:p>
             <w:pPr>
               <w:jc w:val="center"/>
-              <w:spacing w:before="20" w:after="20"/>
+              <w:spacing w:before="40" w:after="40"/>
               <w:shd w:val="clear" w:color="auto" w:fill="833C00"/>
-            </w:pPr>
-            <w:r>
-              <w:rPr>
-                <w:rFonts w:ascii="Calibri" w:hAnsi="Calibri"/>
+              <w:rPr>
+                <w:rFonts w:ascii="Calibri" w:hAnsi="Calibri"/>
+                <w:sz w:val="16"/>
+                <w:color w:val="FFFFFF"/>
+              </w:rPr>
+            </w:pPr>
+            <w:r>
+              <w:rPr>
+                <w:rFonts w:ascii="Calibri" w:hAnsi="Calibri" w:cs="Calibri"/>
                 <w:sz w:val="16"/>
                 <w:szCs w:val="16"/>
                 <w:color w:val="FFFFFF"/>
@@ -417,22 +530,27 @@
       <w:tr>
         <w:tc>
           <w:tcPr>
-            <w:tcW w:w="2218" w:type="dxa"/>
+            <w:tcW w:w="1930" w:type="dxa"/>
             <w:shd w:val="clear" w:color="auto" w:fill="EEEEEE"/>
             <w:vAlign w:val="center"/>
           </w:tcPr>
           <w:p>
             <w:pPr>
               <w:jc w:val="center"/>
-              <w:spacing w:before="20" w:after="20"/>
+              <w:spacing w:before="40" w:after="40"/>
               <w:shd w:val="clear" w:color="auto" w:fill="EEEEEE"/>
-            </w:pPr>
-            <w:r>
-              <w:rPr>
-                <w:rFonts w:ascii="Calibri" w:hAnsi="Calibri"/>
-                <w:sz w:val="15"/>
-                <w:szCs w:val="15"/>
-                <w:color w:val="222222"/>
+              <w:rPr>
+                <w:rFonts w:ascii="Calibri" w:hAnsi="Calibri"/>
+                <w:sz w:val="14"/>
+                <w:color w:val="333333"/>
+              </w:rPr>
+            </w:pPr>
+            <w:r>
+              <w:rPr>
+                <w:rFonts w:ascii="Calibri" w:hAnsi="Calibri" w:cs="Calibri"/>
+                <w:sz w:val="14"/>
+                <w:szCs w:val="14"/>
+                <w:color w:val="333333"/>
               </w:rPr>
               <w:t xml:space="preserve">Student Platform &gt; Login</w:t>
             </w:r>
@@ -440,68 +558,83 @@
         </w:tc>
         <w:tc>
           <w:tcPr>
-            <w:tcW w:w="2218" w:type="dxa"/>
+            <w:tcW w:w="1930" w:type="dxa"/>
             <w:shd w:val="clear" w:color="auto" w:fill="EEEEEE"/>
             <w:vAlign w:val="center"/>
           </w:tcPr>
           <w:p>
             <w:pPr>
               <w:jc w:val="center"/>
-              <w:spacing w:before="20" w:after="20"/>
+              <w:spacing w:before="40" w:after="40"/>
               <w:shd w:val="clear" w:color="auto" w:fill="EEEEEE"/>
-            </w:pPr>
-            <w:r>
-              <w:rPr>
-                <w:rFonts w:ascii="Calibri" w:hAnsi="Calibri"/>
-                <w:sz w:val="15"/>
-                <w:szCs w:val="15"/>
-                <w:color w:val="222222"/>
-              </w:rPr>
-              <w:t xml:space="preserve">Academy &gt; Launch button</w:t>
-            </w:r>
-          </w:p>
-        </w:tc>
-        <w:tc>
-          <w:tcPr>
-            <w:tcW w:w="2218" w:type="dxa"/>
+              <w:rPr>
+                <w:rFonts w:ascii="Calibri" w:hAnsi="Calibri"/>
+                <w:sz w:val="14"/>
+                <w:color w:val="333333"/>
+              </w:rPr>
+            </w:pPr>
+            <w:r>
+              <w:rPr>
+                <w:rFonts w:ascii="Calibri" w:hAnsi="Calibri" w:cs="Calibri"/>
+                <w:sz w:val="14"/>
+                <w:szCs w:val="14"/>
+                <w:color w:val="333333"/>
+              </w:rPr>
+              <w:t xml:space="preserve">Academy &gt; Launch</w:t>
+            </w:r>
+          </w:p>
+        </w:tc>
+        <w:tc>
+          <w:tcPr>
+            <w:tcW w:w="1930" w:type="dxa"/>
             <w:shd w:val="clear" w:color="auto" w:fill="EEEEEE"/>
             <w:vAlign w:val="center"/>
           </w:tcPr>
           <w:p>
             <w:pPr>
               <w:jc w:val="center"/>
-              <w:spacing w:before="20" w:after="20"/>
+              <w:spacing w:before="40" w:after="40"/>
               <w:shd w:val="clear" w:color="auto" w:fill="EEEEEE"/>
-            </w:pPr>
-            <w:r>
-              <w:rPr>
-                <w:rFonts w:ascii="Calibri" w:hAnsi="Calibri"/>
-                <w:sz w:val="15"/>
-                <w:szCs w:val="15"/>
-                <w:color w:val="222222"/>
-              </w:rPr>
-              <w:t xml:space="preserve">Student Platform &gt; Week 1 PDF</w:t>
-            </w:r>
-          </w:p>
-        </w:tc>
-        <w:tc>
-          <w:tcPr>
-            <w:tcW w:w="2218" w:type="dxa"/>
+              <w:rPr>
+                <w:rFonts w:ascii="Calibri" w:hAnsi="Calibri"/>
+                <w:sz w:val="14"/>
+                <w:color w:val="333333"/>
+              </w:rPr>
+            </w:pPr>
+            <w:r>
+              <w:rPr>
+                <w:rFonts w:ascii="Calibri" w:hAnsi="Calibri" w:cs="Calibri"/>
+                <w:sz w:val="14"/>
+                <w:szCs w:val="14"/>
+                <w:color w:val="333333"/>
+              </w:rPr>
+              <w:t xml:space="preserve">Student Platform &gt; Wk1 PDF</w:t>
+            </w:r>
+          </w:p>
+        </w:tc>
+        <w:tc>
+          <w:tcPr>
+            <w:tcW w:w="1930" w:type="dxa"/>
             <w:shd w:val="clear" w:color="auto" w:fill="EEEEEE"/>
             <w:vAlign w:val="center"/>
           </w:tcPr>
           <w:p>
             <w:pPr>
               <w:jc w:val="center"/>
-              <w:spacing w:before="20" w:after="20"/>
+              <w:spacing w:before="40" w:after="40"/>
               <w:shd w:val="clear" w:color="auto" w:fill="EEEEEE"/>
-            </w:pPr>
-            <w:r>
-              <w:rPr>
-                <w:rFonts w:ascii="Calibri" w:hAnsi="Calibri"/>
-                <w:sz w:val="15"/>
-                <w:szCs w:val="15"/>
-                <w:color w:val="222222"/>
+              <w:rPr>
+                <w:rFonts w:ascii="Calibri" w:hAnsi="Calibri"/>
+                <w:sz w:val="14"/>
+                <w:color w:val="333333"/>
+              </w:rPr>
+            </w:pPr>
+            <w:r>
+              <w:rPr>
+                <w:rFonts w:ascii="Calibri" w:hAnsi="Calibri" w:cs="Calibri"/>
+                <w:sz w:val="14"/>
+                <w:szCs w:val="14"/>
+                <w:color w:val="333333"/>
               </w:rPr>
               <w:t xml:space="preserve">HTB Pwnbox card on Platform</w:t>
             </w:r>
@@ -509,22 +642,27 @@
         </w:tc>
         <w:tc>
           <w:tcPr>
-            <w:tcW w:w="2218" w:type="dxa"/>
+            <w:tcW w:w="1930" w:type="dxa"/>
             <w:shd w:val="clear" w:color="auto" w:fill="EEEEEE"/>
             <w:vAlign w:val="center"/>
           </w:tcPr>
           <w:p>
             <w:pPr>
               <w:jc w:val="center"/>
-              <w:spacing w:before="20" w:after="20"/>
+              <w:spacing w:before="40" w:after="40"/>
               <w:shd w:val="clear" w:color="auto" w:fill="EEEEEE"/>
-            </w:pPr>
-            <w:r>
-              <w:rPr>
-                <w:rFonts w:ascii="Calibri" w:hAnsi="Calibri"/>
-                <w:sz w:val="15"/>
-                <w:szCs w:val="15"/>
-                <w:color w:val="222222"/>
+              <w:rPr>
+                <w:rFonts w:ascii="Calibri" w:hAnsi="Calibri"/>
+                <w:sz w:val="14"/>
+                <w:color w:val="333333"/>
+              </w:rPr>
+            </w:pPr>
+            <w:r>
+              <w:rPr>
+                <w:rFonts w:ascii="Calibri" w:hAnsi="Calibri" w:cs="Calibri"/>
+                <w:sz w:val="14"/>
+                <w:szCs w:val="14"/>
+                <w:color w:val="333333"/>
               </w:rPr>
               <w:t xml:space="preserve">Blue Team Lab &gt; CTF tab</w:t>
             </w:r>
@@ -534,57 +672,97 @@
     </w:tbl>
     <w:p>
       <w:pPr>
-        <w:jc w:val="center"/>
-        <w:spacing w:before="80" w:after="0"/>
-        <w:shd w:val="clear" w:color="auto" w:fill="1F3864"/>
-      </w:pPr>
-      <w:r>
+        <w:jc w:val="left"/>
+        <w:spacing w:before="0" w:after="80"/>
         <w:rPr>
           <w:rFonts w:ascii="Calibri" w:hAnsi="Calibri"/>
-          <w:sz w:val="22"/>
-          <w:szCs w:val="22"/>
-          <w:color w:val="FFFFFF"/>
-          <w:b/>
-          <w:bCs/>
         </w:rPr>
-        <w:t xml:space="preserve">MONDAY  -  INCIDENT DISCOVERY  (Pillars 1, 2, 3)</w:t>
-      </w:r>
+      </w:pPr>
     </w:p>
     <w:tbl>
       <w:tblPr>
         <w:tblW w:w="0" w:type="auto"/>
         <w:tblLayout w:type="fixed"/>
-        <w:tblBorders>
-          <w:top w:val="single" w:sz="4" w:space="0" w:color="AAAAAA"/>
-          <w:left w:val="single" w:sz="4" w:space="0" w:color="AAAAAA"/>
-          <w:bottom w:val="single" w:sz="4" w:space="0" w:color="AAAAAA"/>
-          <w:right w:val="single" w:sz="4" w:space="0" w:color="AAAAAA"/>
-          <w:insideH w:val="single" w:sz="4" w:space="0" w:color="AAAAAA"/>
-          <w:insideV w:val="single" w:sz="4" w:space="0" w:color="AAAAAA"/>
-        </w:tblBorders>
         <w:tblCellMar>
           <w:top w:w="60" w:type="dxa"/>
-          <w:left w:w="80" w:type="dxa"/>
+          <w:left w:w="60" w:type="dxa"/>
           <w:bottom w:w="60" w:type="dxa"/>
-          <w:right w:w="80" w:type="dxa"/>
+          <w:right w:w="60" w:type="dxa"/>
         </w:tblCellMar>
       </w:tblPr>
       <w:tr>
         <w:tc>
           <w:tcPr>
-            <w:tcW w:w="1647" w:type="dxa"/>
+            <w:tcW w:w="9648" w:type="dxa"/>
             <w:shd w:val="clear" w:color="auto" w:fill="1F3864"/>
             <w:vAlign w:val="center"/>
           </w:tcPr>
           <w:p>
             <w:pPr>
               <w:jc w:val="center"/>
-              <w:spacing w:before="20" w:after="20"/>
+              <w:spacing w:before="40" w:after="40"/>
               <w:shd w:val="clear" w:color="auto" w:fill="1F3864"/>
-            </w:pPr>
-            <w:r>
-              <w:rPr>
-                <w:rFonts w:ascii="Calibri" w:hAnsi="Calibri"/>
+              <w:rPr>
+                <w:rFonts w:ascii="Calibri" w:hAnsi="Calibri"/>
+                <w:sz w:val="22"/>
+                <w:color w:val="FFFFFF"/>
+              </w:rPr>
+            </w:pPr>
+            <w:r>
+              <w:rPr>
+                <w:rFonts w:ascii="Calibri" w:hAnsi="Calibri" w:cs="Calibri"/>
+                <w:sz w:val="22"/>
+                <w:szCs w:val="22"/>
+                <w:color w:val="FFFFFF"/>
+                <w:b/>
+                <w:bCs/>
+              </w:rPr>
+              <w:t xml:space="preserve">MONDAY  -  INCIDENT DISCOVERY  (Pillars 1, 2, 3)</w:t>
+            </w:r>
+          </w:p>
+        </w:tc>
+      </w:tr>
+    </w:tbl>
+    <w:tbl>
+      <w:tblPr>
+        <w:tblW w:w="0" w:type="auto"/>
+        <w:tblLayout w:type="fixed"/>
+        <w:tblBorders>
+          <w:top w:val="single" w:sz="4" w:space="0" w:color="BBBBBB"/>
+          <w:left w:val="single" w:sz="4" w:space="0" w:color="BBBBBB"/>
+          <w:bottom w:val="single" w:sz="4" w:space="0" w:color="BBBBBB"/>
+          <w:right w:val="single" w:sz="4" w:space="0" w:color="BBBBBB"/>
+          <w:insideH w:val="single" w:sz="4" w:space="0" w:color="BBBBBB"/>
+          <w:insideV w:val="single" w:sz="4" w:space="0" w:color="BBBBBB"/>
+        </w:tblBorders>
+        <w:tblCellMar>
+          <w:top w:w="80" w:type="dxa"/>
+          <w:left w:w="100" w:type="dxa"/>
+          <w:bottom w:w="80" w:type="dxa"/>
+          <w:right w:w="100" w:type="dxa"/>
+        </w:tblCellMar>
+      </w:tblPr>
+      <w:tr>
+        <w:tc>
+          <w:tcPr>
+            <w:tcW w:w="1061" w:type="dxa"/>
+            <w:shd w:val="clear" w:color="auto" w:fill="1F3864"/>
+            <w:vAlign w:val="center"/>
+          </w:tcPr>
+          <w:p>
+            <w:pPr>
+              <w:jc w:val="center"/>
+              <w:spacing w:before="40" w:after="40"/>
+              <w:shd w:val="clear" w:color="auto" w:fill="1F3864"/>
+              <w:rPr>
+                <w:rFonts w:ascii="Calibri" w:hAnsi="Calibri"/>
+                <w:sz w:val="16"/>
+                <w:color w:val="FFFFFF"/>
+              </w:rPr>
+            </w:pPr>
+            <w:r>
+              <w:rPr>
+                <w:rFonts w:ascii="Calibri" w:hAnsi="Calibri" w:cs="Calibri"/>
                 <w:sz w:val="16"/>
                 <w:szCs w:val="16"/>
                 <w:color w:val="FFFFFF"/>
@@ -597,44 +775,54 @@
         </w:tc>
         <w:tc>
           <w:tcPr>
-            <w:tcW w:w="6198" w:type="dxa"/>
+            <w:tcW w:w="4342" w:type="dxa"/>
             <w:shd w:val="clear" w:color="auto" w:fill="1F3864"/>
             <w:vAlign w:val="center"/>
           </w:tcPr>
           <w:p>
             <w:pPr>
               <w:jc w:val="center"/>
-              <w:spacing w:before="20" w:after="20"/>
+              <w:spacing w:before="40" w:after="40"/>
               <w:shd w:val="clear" w:color="auto" w:fill="1F3864"/>
-            </w:pPr>
-            <w:r>
-              <w:rPr>
-                <w:rFonts w:ascii="Calibri" w:hAnsi="Calibri"/>
+              <w:rPr>
+                <w:rFonts w:ascii="Calibri" w:hAnsi="Calibri"/>
+                <w:sz w:val="16"/>
+                <w:color w:val="FFFFFF"/>
+              </w:rPr>
+            </w:pPr>
+            <w:r>
+              <w:rPr>
+                <w:rFonts w:ascii="Calibri" w:hAnsi="Calibri" w:cs="Calibri"/>
                 <w:sz w:val="16"/>
                 <w:szCs w:val="16"/>
                 <w:color w:val="FFFFFF"/>
                 <w:b/>
                 <w:bCs/>
               </w:rPr>
-              <w:t xml:space="preserve">ACTIVITY / OBJECTIVE</w:t>
-            </w:r>
-          </w:p>
-        </w:tc>
-        <w:tc>
-          <w:tcPr>
-            <w:tcW w:w="1281" w:type="dxa"/>
+              <w:t xml:space="preserve">ACTIVITY</w:t>
+            </w:r>
+          </w:p>
+        </w:tc>
+        <w:tc>
+          <w:tcPr>
+            <w:tcW w:w="1158" w:type="dxa"/>
             <w:shd w:val="clear" w:color="auto" w:fill="1F3864"/>
             <w:vAlign w:val="center"/>
           </w:tcPr>
           <w:p>
             <w:pPr>
               <w:jc w:val="center"/>
-              <w:spacing w:before="20" w:after="20"/>
+              <w:spacing w:before="40" w:after="40"/>
               <w:shd w:val="clear" w:color="auto" w:fill="1F3864"/>
-            </w:pPr>
-            <w:r>
-              <w:rPr>
-                <w:rFonts w:ascii="Calibri" w:hAnsi="Calibri"/>
+              <w:rPr>
+                <w:rFonts w:ascii="Calibri" w:hAnsi="Calibri"/>
+                <w:sz w:val="16"/>
+                <w:color w:val="FFFFFF"/>
+              </w:rPr>
+            </w:pPr>
+            <w:r>
+              <w:rPr>
+                <w:rFonts w:ascii="Calibri" w:hAnsi="Calibri" w:cs="Calibri"/>
                 <w:sz w:val="16"/>
                 <w:szCs w:val="16"/>
                 <w:color w:val="FFFFFF"/>
@@ -647,26 +835,31 @@
         </w:tc>
         <w:tc>
           <w:tcPr>
-            <w:tcW w:w="1962" w:type="dxa"/>
+            <w:tcW w:w="3087" w:type="dxa"/>
             <w:shd w:val="clear" w:color="auto" w:fill="1F3864"/>
             <w:vAlign w:val="center"/>
           </w:tcPr>
           <w:p>
             <w:pPr>
               <w:jc w:val="center"/>
-              <w:spacing w:before="20" w:after="20"/>
+              <w:spacing w:before="40" w:after="40"/>
               <w:shd w:val="clear" w:color="auto" w:fill="1F3864"/>
-            </w:pPr>
-            <w:r>
-              <w:rPr>
-                <w:rFonts w:ascii="Calibri" w:hAnsi="Calibri"/>
+              <w:rPr>
+                <w:rFonts w:ascii="Calibri" w:hAnsi="Calibri"/>
+                <w:sz w:val="16"/>
+                <w:color w:val="FFFFFF"/>
+              </w:rPr>
+            </w:pPr>
+            <w:r>
+              <w:rPr>
+                <w:rFonts w:ascii="Calibri" w:hAnsi="Calibri" w:cs="Calibri"/>
                 <w:sz w:val="16"/>
                 <w:szCs w:val="16"/>
                 <w:color w:val="FFFFFF"/>
                 <w:b/>
                 <w:bCs/>
               </w:rPr>
-              <w:t xml:space="preserve">DELIVERABLE</w:t>
+              <w:t xml:space="preserve">DELIVERABLE / NOTE</w:t>
             </w:r>
           </w:p>
         </w:tc>
@@ -674,19 +867,24 @@
       <w:tr>
         <w:tc>
           <w:tcPr>
-            <w:tcW w:w="1647" w:type="dxa"/>
+            <w:tcW w:w="1061" w:type="dxa"/>
             <w:shd w:val="clear" w:color="auto" w:fill="C00000"/>
             <w:vAlign w:val="center"/>
           </w:tcPr>
           <w:p>
             <w:pPr>
               <w:jc w:val="center"/>
-              <w:spacing w:before="20" w:after="20"/>
+              <w:spacing w:before="40" w:after="40"/>
               <w:shd w:val="clear" w:color="auto" w:fill="C00000"/>
-            </w:pPr>
-            <w:r>
-              <w:rPr>
-                <w:rFonts w:ascii="Calibri" w:hAnsi="Calibri"/>
+              <w:rPr>
+                <w:rFonts w:ascii="Calibri" w:hAnsi="Calibri"/>
+                <w:sz w:val="15"/>
+                <w:color w:val="FFFFFF"/>
+              </w:rPr>
+            </w:pPr>
+            <w:r>
+              <w:rPr>
+                <w:rFonts w:ascii="Calibri" w:hAnsi="Calibri" w:cs="Calibri"/>
                 <w:sz w:val="15"/>
                 <w:szCs w:val="15"/>
                 <w:color w:val="FFFFFF"/>
@@ -699,19 +897,24 @@
         </w:tc>
         <w:tc>
           <w:tcPr>
-            <w:tcW w:w="6198" w:type="dxa"/>
+            <w:tcW w:w="4342" w:type="dxa"/>
             <w:shd w:val="clear" w:color="auto" w:fill="F5F5F5"/>
             <w:vAlign w:val="center"/>
           </w:tcPr>
           <w:p>
             <w:pPr>
               <w:jc w:val="left"/>
-              <w:spacing w:before="20" w:after="20"/>
+              <w:spacing w:before="40" w:after="40"/>
               <w:shd w:val="clear" w:color="auto" w:fill="F5F5F5"/>
-            </w:pPr>
-            <w:r>
-              <w:rPr>
-                <w:rFonts w:ascii="Calibri" w:hAnsi="Calibri"/>
+              <w:rPr>
+                <w:rFonts w:ascii="Calibri" w:hAnsi="Calibri"/>
+                <w:sz w:val="17"/>
+                <w:color w:val="111111"/>
+              </w:rPr>
+            </w:pPr>
+            <w:r>
+              <w:rPr>
+                <w:rFonts w:ascii="Calibri" w:hAnsi="Calibri" w:cs="Calibri"/>
                 <w:sz w:val="17"/>
                 <w:szCs w:val="17"/>
                 <w:color w:val="111111"/>
@@ -722,22 +925,27 @@
         </w:tc>
         <w:tc>
           <w:tcPr>
-            <w:tcW w:w="1281" w:type="dxa"/>
+            <w:tcW w:w="1158" w:type="dxa"/>
             <w:shd w:val="clear" w:color="auto" w:fill="F5F5F5"/>
             <w:vAlign w:val="center"/>
           </w:tcPr>
           <w:p>
             <w:pPr>
               <w:jc w:val="center"/>
-              <w:spacing w:before="20" w:after="20"/>
+              <w:spacing w:before="40" w:after="40"/>
               <w:shd w:val="clear" w:color="auto" w:fill="F5F5F5"/>
-            </w:pPr>
-            <w:r>
-              <w:rPr>
-                <w:rFonts w:ascii="Calibri" w:hAnsi="Calibri"/>
-                <w:sz w:val="15"/>
-                <w:szCs w:val="15"/>
-                <w:color w:val="444444"/>
+              <w:rPr>
+                <w:rFonts w:ascii="Calibri" w:hAnsi="Calibri"/>
+                <w:sz w:val="15"/>
+                <w:color w:val="555555"/>
+              </w:rPr>
+            </w:pPr>
+            <w:r>
+              <w:rPr>
+                <w:rFonts w:ascii="Calibri" w:hAnsi="Calibri" w:cs="Calibri"/>
+                <w:sz w:val="15"/>
+                <w:szCs w:val="15"/>
+                <w:color w:val="555555"/>
               </w:rPr>
               <w:t xml:space="preserve">15-20 min</w:t>
             </w:r>
@@ -745,19 +953,24 @@
         </w:tc>
         <w:tc>
           <w:tcPr>
-            <w:tcW w:w="1962" w:type="dxa"/>
+            <w:tcW w:w="3087" w:type="dxa"/>
             <w:shd w:val="clear" w:color="auto" w:fill="F5F5F5"/>
             <w:vAlign w:val="center"/>
           </w:tcPr>
           <w:p>
             <w:pPr>
               <w:jc w:val="left"/>
-              <w:spacing w:before="20" w:after="20"/>
+              <w:spacing w:before="40" w:after="40"/>
               <w:shd w:val="clear" w:color="auto" w:fill="F5F5F5"/>
-            </w:pPr>
-            <w:r>
-              <w:rPr>
-                <w:rFonts w:ascii="Calibri" w:hAnsi="Calibri"/>
+              <w:rPr>
+                <w:rFonts w:ascii="Calibri" w:hAnsi="Calibri"/>
+                <w:sz w:val="15"/>
+                <w:color w:val="333333"/>
+              </w:rPr>
+            </w:pPr>
+            <w:r>
+              <w:rPr>
+                <w:rFonts w:ascii="Calibri" w:hAnsi="Calibri" w:cs="Calibri"/>
                 <w:sz w:val="15"/>
                 <w:szCs w:val="15"/>
                 <w:color w:val="333333"/>
@@ -770,19 +983,24 @@
       <w:tr>
         <w:tc>
           <w:tcPr>
-            <w:tcW w:w="1647" w:type="dxa"/>
+            <w:tcW w:w="1061" w:type="dxa"/>
             <w:shd w:val="clear" w:color="auto" w:fill="1F3864"/>
             <w:vAlign w:val="center"/>
           </w:tcPr>
           <w:p>
             <w:pPr>
               <w:jc w:val="center"/>
-              <w:spacing w:before="20" w:after="20"/>
+              <w:spacing w:before="40" w:after="40"/>
               <w:shd w:val="clear" w:color="auto" w:fill="1F3864"/>
-            </w:pPr>
-            <w:r>
-              <w:rPr>
-                <w:rFonts w:ascii="Calibri" w:hAnsi="Calibri"/>
+              <w:rPr>
+                <w:rFonts w:ascii="Calibri" w:hAnsi="Calibri"/>
+                <w:sz w:val="15"/>
+                <w:color w:val="FFFFFF"/>
+              </w:rPr>
+            </w:pPr>
+            <w:r>
+              <w:rPr>
+                <w:rFonts w:ascii="Calibri" w:hAnsi="Calibri" w:cs="Calibri"/>
                 <w:sz w:val="15"/>
                 <w:szCs w:val="15"/>
                 <w:color w:val="FFFFFF"/>
@@ -795,45 +1013,55 @@
         </w:tc>
         <w:tc>
           <w:tcPr>
-            <w:tcW w:w="6198" w:type="dxa"/>
+            <w:tcW w:w="4342" w:type="dxa"/>
             <w:shd w:val="clear" w:color="auto" w:fill="FFFFFF"/>
             <w:vAlign w:val="center"/>
           </w:tcPr>
           <w:p>
             <w:pPr>
               <w:jc w:val="left"/>
-              <w:spacing w:before="20" w:after="20"/>
+              <w:spacing w:before="40" w:after="40"/>
               <w:shd w:val="clear" w:color="auto" w:fill="FFFFFF"/>
-            </w:pPr>
-            <w:r>
-              <w:rPr>
-                <w:rFonts w:ascii="Calibri" w:hAnsi="Calibri"/>
-                <w:sz w:val="17"/>
-                <w:szCs w:val="17"/>
-                <w:color w:val="111111"/>
-              </w:rPr>
-              <w:t xml:space="preserve">Students log into Student Platform. Review Week 1 Learning Objectives. Walk through all 5 pillars so students know what tools they will use this week.</w:t>
-            </w:r>
-          </w:p>
-        </w:tc>
-        <w:tc>
-          <w:tcPr>
-            <w:tcW w:w="1281" w:type="dxa"/>
+              <w:rPr>
+                <w:rFonts w:ascii="Calibri" w:hAnsi="Calibri"/>
+                <w:sz w:val="17"/>
+                <w:color w:val="111111"/>
+              </w:rPr>
+            </w:pPr>
+            <w:r>
+              <w:rPr>
+                <w:rFonts w:ascii="Calibri" w:hAnsi="Calibri" w:cs="Calibri"/>
+                <w:sz w:val="17"/>
+                <w:szCs w:val="17"/>
+                <w:color w:val="111111"/>
+              </w:rPr>
+              <w:t xml:space="preserve">Students log into Student Platform. Review Week 1 Learning Objectives. Walk through all 5 pillars so students know what tools they have this week.</w:t>
+            </w:r>
+          </w:p>
+        </w:tc>
+        <w:tc>
+          <w:tcPr>
+            <w:tcW w:w="1158" w:type="dxa"/>
             <w:shd w:val="clear" w:color="auto" w:fill="FFFFFF"/>
             <w:vAlign w:val="center"/>
           </w:tcPr>
           <w:p>
             <w:pPr>
               <w:jc w:val="center"/>
-              <w:spacing w:before="20" w:after="20"/>
+              <w:spacing w:before="40" w:after="40"/>
               <w:shd w:val="clear" w:color="auto" w:fill="FFFFFF"/>
-            </w:pPr>
-            <w:r>
-              <w:rPr>
-                <w:rFonts w:ascii="Calibri" w:hAnsi="Calibri"/>
-                <w:sz w:val="15"/>
-                <w:szCs w:val="15"/>
-                <w:color w:val="444444"/>
+              <w:rPr>
+                <w:rFonts w:ascii="Calibri" w:hAnsi="Calibri"/>
+                <w:sz w:val="15"/>
+                <w:color w:val="555555"/>
+              </w:rPr>
+            </w:pPr>
+            <w:r>
+              <w:rPr>
+                <w:rFonts w:ascii="Calibri" w:hAnsi="Calibri" w:cs="Calibri"/>
+                <w:sz w:val="15"/>
+                <w:szCs w:val="15"/>
+                <w:color w:val="555555"/>
               </w:rPr>
               <w:t xml:space="preserve">10 min</w:t>
             </w:r>
@@ -841,19 +1069,24 @@
         </w:tc>
         <w:tc>
           <w:tcPr>
-            <w:tcW w:w="1962" w:type="dxa"/>
+            <w:tcW w:w="3087" w:type="dxa"/>
             <w:shd w:val="clear" w:color="auto" w:fill="FFFFFF"/>
             <w:vAlign w:val="center"/>
           </w:tcPr>
           <w:p>
             <w:pPr>
               <w:jc w:val="left"/>
-              <w:spacing w:before="20" w:after="20"/>
+              <w:spacing w:before="40" w:after="40"/>
               <w:shd w:val="clear" w:color="auto" w:fill="FFFFFF"/>
-            </w:pPr>
-            <w:r>
-              <w:rPr>
-                <w:rFonts w:ascii="Calibri" w:hAnsi="Calibri"/>
+              <w:rPr>
+                <w:rFonts w:ascii="Calibri" w:hAnsi="Calibri"/>
+                <w:sz w:val="15"/>
+                <w:color w:val="333333"/>
+              </w:rPr>
+            </w:pPr>
+            <w:r>
+              <w:rPr>
+                <w:rFonts w:ascii="Calibri" w:hAnsi="Calibri" w:cs="Calibri"/>
                 <w:sz w:val="15"/>
                 <w:szCs w:val="15"/>
                 <w:color w:val="333333"/>
@@ -866,19 +1099,24 @@
       <w:tr>
         <w:tc>
           <w:tcPr>
-            <w:tcW w:w="1647" w:type="dxa"/>
+            <w:tcW w:w="1061" w:type="dxa"/>
             <w:shd w:val="clear" w:color="auto" w:fill="C00000"/>
             <w:vAlign w:val="center"/>
           </w:tcPr>
           <w:p>
             <w:pPr>
               <w:jc w:val="center"/>
-              <w:spacing w:before="20" w:after="20"/>
+              <w:spacing w:before="40" w:after="40"/>
               <w:shd w:val="clear" w:color="auto" w:fill="C00000"/>
-            </w:pPr>
-            <w:r>
-              <w:rPr>
-                <w:rFonts w:ascii="Calibri" w:hAnsi="Calibri"/>
+              <w:rPr>
+                <w:rFonts w:ascii="Calibri" w:hAnsi="Calibri"/>
+                <w:sz w:val="15"/>
+                <w:color w:val="FFFFFF"/>
+              </w:rPr>
+            </w:pPr>
+            <w:r>
+              <w:rPr>
+                <w:rFonts w:ascii="Calibri" w:hAnsi="Calibri" w:cs="Calibri"/>
                 <w:sz w:val="15"/>
                 <w:szCs w:val="15"/>
                 <w:color w:val="FFFFFF"/>
@@ -891,19 +1129,24 @@
         </w:tc>
         <w:tc>
           <w:tcPr>
-            <w:tcW w:w="6198" w:type="dxa"/>
+            <w:tcW w:w="4342" w:type="dxa"/>
             <w:shd w:val="clear" w:color="auto" w:fill="F5F5F5"/>
             <w:vAlign w:val="center"/>
           </w:tcPr>
           <w:p>
             <w:pPr>
               <w:jc w:val="left"/>
-              <w:spacing w:before="20" w:after="20"/>
+              <w:spacing w:before="40" w:after="40"/>
               <w:shd w:val="clear" w:color="auto" w:fill="F5F5F5"/>
-            </w:pPr>
-            <w:r>
-              <w:rPr>
-                <w:rFonts w:ascii="Calibri" w:hAnsi="Calibri"/>
+              <w:rPr>
+                <w:rFonts w:ascii="Calibri" w:hAnsi="Calibri"/>
+                <w:sz w:val="17"/>
+                <w:color w:val="111111"/>
+              </w:rPr>
+            </w:pPr>
+            <w:r>
+              <w:rPr>
+                <w:rFonts w:ascii="Calibri" w:hAnsi="Calibri" w:cs="Calibri"/>
                 <w:sz w:val="17"/>
                 <w:szCs w:val="17"/>
                 <w:color w:val="111111"/>
@@ -914,22 +1157,27 @@
         </w:tc>
         <w:tc>
           <w:tcPr>
-            <w:tcW w:w="1281" w:type="dxa"/>
+            <w:tcW w:w="1158" w:type="dxa"/>
             <w:shd w:val="clear" w:color="auto" w:fill="F5F5F5"/>
             <w:vAlign w:val="center"/>
           </w:tcPr>
           <w:p>
             <w:pPr>
               <w:jc w:val="center"/>
-              <w:spacing w:before="20" w:after="20"/>
+              <w:spacing w:before="40" w:after="40"/>
               <w:shd w:val="clear" w:color="auto" w:fill="F5F5F5"/>
-            </w:pPr>
-            <w:r>
-              <w:rPr>
-                <w:rFonts w:ascii="Calibri" w:hAnsi="Calibri"/>
-                <w:sz w:val="15"/>
-                <w:szCs w:val="15"/>
-                <w:color w:val="444444"/>
+              <w:rPr>
+                <w:rFonts w:ascii="Calibri" w:hAnsi="Calibri"/>
+                <w:sz w:val="15"/>
+                <w:color w:val="555555"/>
+              </w:rPr>
+            </w:pPr>
+            <w:r>
+              <w:rPr>
+                <w:rFonts w:ascii="Calibri" w:hAnsi="Calibri" w:cs="Calibri"/>
+                <w:sz w:val="15"/>
+                <w:szCs w:val="15"/>
+                <w:color w:val="555555"/>
               </w:rPr>
               <w:t xml:space="preserve">20-25 min</w:t>
             </w:r>
@@ -937,24 +1185,29 @@
         </w:tc>
         <w:tc>
           <w:tcPr>
-            <w:tcW w:w="1962" w:type="dxa"/>
+            <w:tcW w:w="3087" w:type="dxa"/>
             <w:shd w:val="clear" w:color="auto" w:fill="F5F5F5"/>
             <w:vAlign w:val="center"/>
           </w:tcPr>
           <w:p>
             <w:pPr>
               <w:jc w:val="left"/>
-              <w:spacing w:before="20" w:after="20"/>
+              <w:spacing w:before="40" w:after="40"/>
               <w:shd w:val="clear" w:color="auto" w:fill="F5F5F5"/>
-            </w:pPr>
-            <w:r>
-              <w:rPr>
-                <w:rFonts w:ascii="Calibri" w:hAnsi="Calibri"/>
-                <w:sz w:val="15"/>
-                <w:szCs w:val="15"/>
-                <w:color w:val="333333"/>
-              </w:rPr>
-              <w:t xml:space="preserve">CIA Triad mapped</w:t>
+              <w:rPr>
+                <w:rFonts w:ascii="Calibri" w:hAnsi="Calibri"/>
+                <w:sz w:val="15"/>
+                <w:color w:val="333333"/>
+              </w:rPr>
+            </w:pPr>
+            <w:r>
+              <w:rPr>
+                <w:rFonts w:ascii="Calibri" w:hAnsi="Calibri" w:cs="Calibri"/>
+                <w:sz w:val="15"/>
+                <w:szCs w:val="15"/>
+                <w:color w:val="333333"/>
+              </w:rPr>
+              <w:t xml:space="preserve">CIA Triad fully mapped</w:t>
             </w:r>
           </w:p>
         </w:tc>
@@ -962,19 +1215,24 @@
       <w:tr>
         <w:tc>
           <w:tcPr>
-            <w:tcW w:w="1647" w:type="dxa"/>
+            <w:tcW w:w="1061" w:type="dxa"/>
             <w:shd w:val="clear" w:color="auto" w:fill="7030A0"/>
             <w:vAlign w:val="center"/>
           </w:tcPr>
           <w:p>
             <w:pPr>
               <w:jc w:val="center"/>
-              <w:spacing w:before="20" w:after="20"/>
+              <w:spacing w:before="40" w:after="40"/>
               <w:shd w:val="clear" w:color="auto" w:fill="7030A0"/>
-            </w:pPr>
-            <w:r>
-              <w:rPr>
-                <w:rFonts w:ascii="Calibri" w:hAnsi="Calibri"/>
+              <w:rPr>
+                <w:rFonts w:ascii="Calibri" w:hAnsi="Calibri"/>
+                <w:sz w:val="15"/>
+                <w:color w:val="FFFFFF"/>
+              </w:rPr>
+            </w:pPr>
+            <w:r>
+              <w:rPr>
+                <w:rFonts w:ascii="Calibri" w:hAnsi="Calibri" w:cs="Calibri"/>
                 <w:sz w:val="15"/>
                 <w:szCs w:val="15"/>
                 <w:color w:val="FFFFFF"/>
@@ -987,45 +1245,55 @@
         </w:tc>
         <w:tc>
           <w:tcPr>
-            <w:tcW w:w="6198" w:type="dxa"/>
+            <w:tcW w:w="4342" w:type="dxa"/>
             <w:shd w:val="clear" w:color="auto" w:fill="FFFFFF"/>
             <w:vAlign w:val="center"/>
           </w:tcPr>
           <w:p>
             <w:pPr>
               <w:jc w:val="left"/>
-              <w:spacing w:before="20" w:after="20"/>
+              <w:spacing w:before="40" w:after="40"/>
               <w:shd w:val="clear" w:color="auto" w:fill="FFFFFF"/>
-            </w:pPr>
-            <w:r>
-              <w:rPr>
-                <w:rFonts w:ascii="Calibri" w:hAnsi="Calibri"/>
-                <w:sz w:val="17"/>
-                <w:szCs w:val="17"/>
-                <w:color w:val="111111"/>
-              </w:rPr>
-              <w:t xml:space="preserve">CyberSec Academy: complete 'Threats and Attacks' and 'Social Engineering' categories. Maps to how Fazio Mechanical was phished into giving up credentials.</w:t>
-            </w:r>
-          </w:p>
-        </w:tc>
-        <w:tc>
-          <w:tcPr>
-            <w:tcW w:w="1281" w:type="dxa"/>
+              <w:rPr>
+                <w:rFonts w:ascii="Calibri" w:hAnsi="Calibri"/>
+                <w:sz w:val="17"/>
+                <w:color w:val="111111"/>
+              </w:rPr>
+            </w:pPr>
+            <w:r>
+              <w:rPr>
+                <w:rFonts w:ascii="Calibri" w:hAnsi="Calibri" w:cs="Calibri"/>
+                <w:sz w:val="17"/>
+                <w:szCs w:val="17"/>
+                <w:color w:val="111111"/>
+              </w:rPr>
+              <w:t xml:space="preserve">CyberSec Academy: complete 'Threats and Attacks' and 'Social Engineering' quiz categories. Maps directly to how Fazio Mechanical was phished into giving up credentials.</w:t>
+            </w:r>
+          </w:p>
+        </w:tc>
+        <w:tc>
+          <w:tcPr>
+            <w:tcW w:w="1158" w:type="dxa"/>
             <w:shd w:val="clear" w:color="auto" w:fill="FFFFFF"/>
             <w:vAlign w:val="center"/>
           </w:tcPr>
           <w:p>
             <w:pPr>
               <w:jc w:val="center"/>
-              <w:spacing w:before="20" w:after="20"/>
+              <w:spacing w:before="40" w:after="40"/>
               <w:shd w:val="clear" w:color="auto" w:fill="FFFFFF"/>
-            </w:pPr>
-            <w:r>
-              <w:rPr>
-                <w:rFonts w:ascii="Calibri" w:hAnsi="Calibri"/>
-                <w:sz w:val="15"/>
-                <w:szCs w:val="15"/>
-                <w:color w:val="444444"/>
+              <w:rPr>
+                <w:rFonts w:ascii="Calibri" w:hAnsi="Calibri"/>
+                <w:sz w:val="15"/>
+                <w:color w:val="555555"/>
+              </w:rPr>
+            </w:pPr>
+            <w:r>
+              <w:rPr>
+                <w:rFonts w:ascii="Calibri" w:hAnsi="Calibri" w:cs="Calibri"/>
+                <w:sz w:val="15"/>
+                <w:szCs w:val="15"/>
+                <w:color w:val="555555"/>
               </w:rPr>
               <w:t xml:space="preserve">20-25 min</w:t>
             </w:r>
@@ -1033,24 +1301,29 @@
         </w:tc>
         <w:tc>
           <w:tcPr>
-            <w:tcW w:w="1962" w:type="dxa"/>
+            <w:tcW w:w="3087" w:type="dxa"/>
             <w:shd w:val="clear" w:color="auto" w:fill="FFFFFF"/>
             <w:vAlign w:val="center"/>
           </w:tcPr>
           <w:p>
             <w:pPr>
               <w:jc w:val="left"/>
-              <w:spacing w:before="20" w:after="20"/>
+              <w:spacing w:before="40" w:after="40"/>
               <w:shd w:val="clear" w:color="auto" w:fill="FFFFFF"/>
-            </w:pPr>
-            <w:r>
-              <w:rPr>
-                <w:rFonts w:ascii="Calibri" w:hAnsi="Calibri"/>
-                <w:sz w:val="15"/>
-                <w:szCs w:val="15"/>
-                <w:color w:val="333333"/>
-              </w:rPr>
-              <w:t xml:space="preserve">Academy scores to Firebase</w:t>
+              <w:rPr>
+                <w:rFonts w:ascii="Calibri" w:hAnsi="Calibri"/>
+                <w:sz w:val="15"/>
+                <w:color w:val="333333"/>
+              </w:rPr>
+            </w:pPr>
+            <w:r>
+              <w:rPr>
+                <w:rFonts w:ascii="Calibri" w:hAnsi="Calibri" w:cs="Calibri"/>
+                <w:sz w:val="15"/>
+                <w:szCs w:val="15"/>
+                <w:color w:val="333333"/>
+              </w:rPr>
+              <w:t xml:space="preserve">Academy scores recorded to Firebase</w:t>
             </w:r>
           </w:p>
         </w:tc>
@@ -1058,19 +1331,24 @@
       <w:tr>
         <w:tc>
           <w:tcPr>
-            <w:tcW w:w="1647" w:type="dxa"/>
+            <w:tcW w:w="1061" w:type="dxa"/>
             <w:shd w:val="clear" w:color="auto" w:fill="1F3864"/>
             <w:vAlign w:val="center"/>
           </w:tcPr>
           <w:p>
             <w:pPr>
               <w:jc w:val="center"/>
-              <w:spacing w:before="20" w:after="20"/>
+              <w:spacing w:before="40" w:after="40"/>
               <w:shd w:val="clear" w:color="auto" w:fill="1F3864"/>
-            </w:pPr>
-            <w:r>
-              <w:rPr>
-                <w:rFonts w:ascii="Calibri" w:hAnsi="Calibri"/>
+              <w:rPr>
+                <w:rFonts w:ascii="Calibri" w:hAnsi="Calibri"/>
+                <w:sz w:val="15"/>
+                <w:color w:val="FFFFFF"/>
+              </w:rPr>
+            </w:pPr>
+            <w:r>
+              <w:rPr>
+                <w:rFonts w:ascii="Calibri" w:hAnsi="Calibri" w:cs="Calibri"/>
                 <w:sz w:val="15"/>
                 <w:szCs w:val="15"/>
                 <w:color w:val="FFFFFF"/>
@@ -1083,45 +1361,55 @@
         </w:tc>
         <w:tc>
           <w:tcPr>
-            <w:tcW w:w="6198" w:type="dxa"/>
+            <w:tcW w:w="4342" w:type="dxa"/>
             <w:shd w:val="clear" w:color="auto" w:fill="F5F5F5"/>
             <w:vAlign w:val="center"/>
           </w:tcPr>
           <w:p>
             <w:pPr>
               <w:jc w:val="left"/>
-              <w:spacing w:before="20" w:after="20"/>
+              <w:spacing w:before="40" w:after="40"/>
               <w:shd w:val="clear" w:color="auto" w:fill="F5F5F5"/>
-            </w:pPr>
-            <w:r>
-              <w:rPr>
-                <w:rFonts w:ascii="Calibri" w:hAnsi="Calibri"/>
-                <w:sz w:val="17"/>
-                <w:szCs w:val="17"/>
-                <w:color w:val="111111"/>
-              </w:rPr>
-              <w:t xml:space="preserve">Wrap-up: check leaderboard XP. Preview Tuesday - Kill Chain and HTB Recon module.</w:t>
-            </w:r>
-          </w:p>
-        </w:tc>
-        <w:tc>
-          <w:tcPr>
-            <w:tcW w:w="1281" w:type="dxa"/>
+              <w:rPr>
+                <w:rFonts w:ascii="Calibri" w:hAnsi="Calibri"/>
+                <w:sz w:val="17"/>
+                <w:color w:val="111111"/>
+              </w:rPr>
+            </w:pPr>
+            <w:r>
+              <w:rPr>
+                <w:rFonts w:ascii="Calibri" w:hAnsi="Calibri" w:cs="Calibri"/>
+                <w:sz w:val="17"/>
+                <w:szCs w:val="17"/>
+                <w:color w:val="111111"/>
+              </w:rPr>
+              <w:t xml:space="preserve">Wrap-up: students check leaderboard XP. Preview Tuesday - Kill Chain deep dive and HTB Recon module.</w:t>
+            </w:r>
+          </w:p>
+        </w:tc>
+        <w:tc>
+          <w:tcPr>
+            <w:tcW w:w="1158" w:type="dxa"/>
             <w:shd w:val="clear" w:color="auto" w:fill="F5F5F5"/>
             <w:vAlign w:val="center"/>
           </w:tcPr>
           <w:p>
             <w:pPr>
               <w:jc w:val="center"/>
-              <w:spacing w:before="20" w:after="20"/>
+              <w:spacing w:before="40" w:after="40"/>
               <w:shd w:val="clear" w:color="auto" w:fill="F5F5F5"/>
-            </w:pPr>
-            <w:r>
-              <w:rPr>
-                <w:rFonts w:ascii="Calibri" w:hAnsi="Calibri"/>
-                <w:sz w:val="15"/>
-                <w:szCs w:val="15"/>
-                <w:color w:val="444444"/>
+              <w:rPr>
+                <w:rFonts w:ascii="Calibri" w:hAnsi="Calibri"/>
+                <w:sz w:val="15"/>
+                <w:color w:val="555555"/>
+              </w:rPr>
+            </w:pPr>
+            <w:r>
+              <w:rPr>
+                <w:rFonts w:ascii="Calibri" w:hAnsi="Calibri" w:cs="Calibri"/>
+                <w:sz w:val="15"/>
+                <w:szCs w:val="15"/>
+                <w:color w:val="555555"/>
               </w:rPr>
               <w:t xml:space="preserve">5 min</w:t>
             </w:r>
@@ -1129,19 +1417,24 @@
         </w:tc>
         <w:tc>
           <w:tcPr>
-            <w:tcW w:w="1962" w:type="dxa"/>
+            <w:tcW w:w="3087" w:type="dxa"/>
             <w:shd w:val="clear" w:color="auto" w:fill="F5F5F5"/>
             <w:vAlign w:val="center"/>
           </w:tcPr>
           <w:p>
             <w:pPr>
               <w:jc w:val="left"/>
-              <w:spacing w:before="20" w:after="20"/>
+              <w:spacing w:before="40" w:after="40"/>
               <w:shd w:val="clear" w:color="auto" w:fill="F5F5F5"/>
-            </w:pPr>
-            <w:r>
-              <w:rPr>
-                <w:rFonts w:ascii="Calibri" w:hAnsi="Calibri"/>
+              <w:rPr>
+                <w:rFonts w:ascii="Calibri" w:hAnsi="Calibri"/>
+                <w:sz w:val="15"/>
+                <w:color w:val="333333"/>
+              </w:rPr>
+            </w:pPr>
+            <w:r>
+              <w:rPr>
+                <w:rFonts w:ascii="Calibri" w:hAnsi="Calibri" w:cs="Calibri"/>
                 <w:sz w:val="15"/>
                 <w:szCs w:val="15"/>
                 <w:color w:val="333333"/>
@@ -1154,57 +1447,97 @@
     </w:tbl>
     <w:p>
       <w:pPr>
-        <w:jc w:val="center"/>
-        <w:spacing w:before="80" w:after="0"/>
-        <w:shd w:val="clear" w:color="auto" w:fill="375623"/>
-      </w:pPr>
-      <w:r>
+        <w:jc w:val="left"/>
+        <w:spacing w:before="0" w:after="60"/>
         <w:rPr>
           <w:rFonts w:ascii="Calibri" w:hAnsi="Calibri"/>
-          <w:sz w:val="22"/>
-          <w:szCs w:val="22"/>
-          <w:color w:val="FFFFFF"/>
-          <w:b/>
-          <w:bCs/>
         </w:rPr>
-        <w:t xml:space="preserve">TUESDAY  -  ATTACK ANALYSIS  (Pillars 1, 2, 3, 4)</w:t>
-      </w:r>
+      </w:pPr>
     </w:p>
     <w:tbl>
       <w:tblPr>
         <w:tblW w:w="0" w:type="auto"/>
         <w:tblLayout w:type="fixed"/>
-        <w:tblBorders>
-          <w:top w:val="single" w:sz="4" w:space="0" w:color="AAAAAA"/>
-          <w:left w:val="single" w:sz="4" w:space="0" w:color="AAAAAA"/>
-          <w:bottom w:val="single" w:sz="4" w:space="0" w:color="AAAAAA"/>
-          <w:right w:val="single" w:sz="4" w:space="0" w:color="AAAAAA"/>
-          <w:insideH w:val="single" w:sz="4" w:space="0" w:color="AAAAAA"/>
-          <w:insideV w:val="single" w:sz="4" w:space="0" w:color="AAAAAA"/>
-        </w:tblBorders>
         <w:tblCellMar>
           <w:top w:w="60" w:type="dxa"/>
-          <w:left w:w="80" w:type="dxa"/>
+          <w:left w:w="60" w:type="dxa"/>
           <w:bottom w:w="60" w:type="dxa"/>
-          <w:right w:w="80" w:type="dxa"/>
+          <w:right w:w="60" w:type="dxa"/>
         </w:tblCellMar>
       </w:tblPr>
       <w:tr>
         <w:tc>
           <w:tcPr>
-            <w:tcW w:w="1647" w:type="dxa"/>
+            <w:tcW w:w="9648" w:type="dxa"/>
             <w:shd w:val="clear" w:color="auto" w:fill="375623"/>
             <w:vAlign w:val="center"/>
           </w:tcPr>
           <w:p>
             <w:pPr>
               <w:jc w:val="center"/>
-              <w:spacing w:before="20" w:after="20"/>
+              <w:spacing w:before="40" w:after="40"/>
               <w:shd w:val="clear" w:color="auto" w:fill="375623"/>
-            </w:pPr>
-            <w:r>
-              <w:rPr>
-                <w:rFonts w:ascii="Calibri" w:hAnsi="Calibri"/>
+              <w:rPr>
+                <w:rFonts w:ascii="Calibri" w:hAnsi="Calibri"/>
+                <w:sz w:val="22"/>
+                <w:color w:val="FFFFFF"/>
+              </w:rPr>
+            </w:pPr>
+            <w:r>
+              <w:rPr>
+                <w:rFonts w:ascii="Calibri" w:hAnsi="Calibri" w:cs="Calibri"/>
+                <w:sz w:val="22"/>
+                <w:szCs w:val="22"/>
+                <w:color w:val="FFFFFF"/>
+                <w:b/>
+                <w:bCs/>
+              </w:rPr>
+              <w:t xml:space="preserve">TUESDAY  -  ATTACK ANALYSIS  (Pillars 1, 2, 3, 4)</w:t>
+            </w:r>
+          </w:p>
+        </w:tc>
+      </w:tr>
+    </w:tbl>
+    <w:tbl>
+      <w:tblPr>
+        <w:tblW w:w="0" w:type="auto"/>
+        <w:tblLayout w:type="fixed"/>
+        <w:tblBorders>
+          <w:top w:val="single" w:sz="4" w:space="0" w:color="BBBBBB"/>
+          <w:left w:val="single" w:sz="4" w:space="0" w:color="BBBBBB"/>
+          <w:bottom w:val="single" w:sz="4" w:space="0" w:color="BBBBBB"/>
+          <w:right w:val="single" w:sz="4" w:space="0" w:color="BBBBBB"/>
+          <w:insideH w:val="single" w:sz="4" w:space="0" w:color="BBBBBB"/>
+          <w:insideV w:val="single" w:sz="4" w:space="0" w:color="BBBBBB"/>
+        </w:tblBorders>
+        <w:tblCellMar>
+          <w:top w:w="80" w:type="dxa"/>
+          <w:left w:w="100" w:type="dxa"/>
+          <w:bottom w:w="80" w:type="dxa"/>
+          <w:right w:w="100" w:type="dxa"/>
+        </w:tblCellMar>
+      </w:tblPr>
+      <w:tr>
+        <w:tc>
+          <w:tcPr>
+            <w:tcW w:w="1061" w:type="dxa"/>
+            <w:shd w:val="clear" w:color="auto" w:fill="375623"/>
+            <w:vAlign w:val="center"/>
+          </w:tcPr>
+          <w:p>
+            <w:pPr>
+              <w:jc w:val="center"/>
+              <w:spacing w:before="40" w:after="40"/>
+              <w:shd w:val="clear" w:color="auto" w:fill="375623"/>
+              <w:rPr>
+                <w:rFonts w:ascii="Calibri" w:hAnsi="Calibri"/>
+                <w:sz w:val="16"/>
+                <w:color w:val="FFFFFF"/>
+              </w:rPr>
+            </w:pPr>
+            <w:r>
+              <w:rPr>
+                <w:rFonts w:ascii="Calibri" w:hAnsi="Calibri" w:cs="Calibri"/>
                 <w:sz w:val="16"/>
                 <w:szCs w:val="16"/>
                 <w:color w:val="FFFFFF"/>
@@ -1217,44 +1550,54 @@
         </w:tc>
         <w:tc>
           <w:tcPr>
-            <w:tcW w:w="6198" w:type="dxa"/>
+            <w:tcW w:w="4342" w:type="dxa"/>
             <w:shd w:val="clear" w:color="auto" w:fill="375623"/>
             <w:vAlign w:val="center"/>
           </w:tcPr>
           <w:p>
             <w:pPr>
               <w:jc w:val="center"/>
-              <w:spacing w:before="20" w:after="20"/>
+              <w:spacing w:before="40" w:after="40"/>
               <w:shd w:val="clear" w:color="auto" w:fill="375623"/>
-            </w:pPr>
-            <w:r>
-              <w:rPr>
-                <w:rFonts w:ascii="Calibri" w:hAnsi="Calibri"/>
+              <w:rPr>
+                <w:rFonts w:ascii="Calibri" w:hAnsi="Calibri"/>
+                <w:sz w:val="16"/>
+                <w:color w:val="FFFFFF"/>
+              </w:rPr>
+            </w:pPr>
+            <w:r>
+              <w:rPr>
+                <w:rFonts w:ascii="Calibri" w:hAnsi="Calibri" w:cs="Calibri"/>
                 <w:sz w:val="16"/>
                 <w:szCs w:val="16"/>
                 <w:color w:val="FFFFFF"/>
                 <w:b/>
                 <w:bCs/>
               </w:rPr>
-              <w:t xml:space="preserve">ACTIVITY / OBJECTIVE</w:t>
-            </w:r>
-          </w:p>
-        </w:tc>
-        <w:tc>
-          <w:tcPr>
-            <w:tcW w:w="1281" w:type="dxa"/>
+              <w:t xml:space="preserve">ACTIVITY</w:t>
+            </w:r>
+          </w:p>
+        </w:tc>
+        <w:tc>
+          <w:tcPr>
+            <w:tcW w:w="1158" w:type="dxa"/>
             <w:shd w:val="clear" w:color="auto" w:fill="375623"/>
             <w:vAlign w:val="center"/>
           </w:tcPr>
           <w:p>
             <w:pPr>
               <w:jc w:val="center"/>
-              <w:spacing w:before="20" w:after="20"/>
+              <w:spacing w:before="40" w:after="40"/>
               <w:shd w:val="clear" w:color="auto" w:fill="375623"/>
-            </w:pPr>
-            <w:r>
-              <w:rPr>
-                <w:rFonts w:ascii="Calibri" w:hAnsi="Calibri"/>
+              <w:rPr>
+                <w:rFonts w:ascii="Calibri" w:hAnsi="Calibri"/>
+                <w:sz w:val="16"/>
+                <w:color w:val="FFFFFF"/>
+              </w:rPr>
+            </w:pPr>
+            <w:r>
+              <w:rPr>
+                <w:rFonts w:ascii="Calibri" w:hAnsi="Calibri" w:cs="Calibri"/>
                 <w:sz w:val="16"/>
                 <w:szCs w:val="16"/>
                 <w:color w:val="FFFFFF"/>
@@ -1267,26 +1610,31 @@
         </w:tc>
         <w:tc>
           <w:tcPr>
-            <w:tcW w:w="1962" w:type="dxa"/>
+            <w:tcW w:w="3087" w:type="dxa"/>
             <w:shd w:val="clear" w:color="auto" w:fill="375623"/>
             <w:vAlign w:val="center"/>
           </w:tcPr>
           <w:p>
             <w:pPr>
               <w:jc w:val="center"/>
-              <w:spacing w:before="20" w:after="20"/>
+              <w:spacing w:before="40" w:after="40"/>
               <w:shd w:val="clear" w:color="auto" w:fill="375623"/>
-            </w:pPr>
-            <w:r>
-              <w:rPr>
-                <w:rFonts w:ascii="Calibri" w:hAnsi="Calibri"/>
+              <w:rPr>
+                <w:rFonts w:ascii="Calibri" w:hAnsi="Calibri"/>
+                <w:sz w:val="16"/>
+                <w:color w:val="FFFFFF"/>
+              </w:rPr>
+            </w:pPr>
+            <w:r>
+              <w:rPr>
+                <w:rFonts w:ascii="Calibri" w:hAnsi="Calibri" w:cs="Calibri"/>
                 <w:sz w:val="16"/>
                 <w:szCs w:val="16"/>
                 <w:color w:val="FFFFFF"/>
                 <w:b/>
                 <w:bCs/>
               </w:rPr>
-              <w:t xml:space="preserve">DELIVERABLE</w:t>
+              <w:t xml:space="preserve">DELIVERABLE / NOTE</w:t>
             </w:r>
           </w:p>
         </w:tc>
@@ -1294,19 +1642,24 @@
       <w:tr>
         <w:tc>
           <w:tcPr>
-            <w:tcW w:w="1647" w:type="dxa"/>
+            <w:tcW w:w="1061" w:type="dxa"/>
             <w:shd w:val="clear" w:color="auto" w:fill="C00000"/>
             <w:vAlign w:val="center"/>
           </w:tcPr>
           <w:p>
             <w:pPr>
               <w:jc w:val="center"/>
-              <w:spacing w:before="20" w:after="20"/>
+              <w:spacing w:before="40" w:after="40"/>
               <w:shd w:val="clear" w:color="auto" w:fill="C00000"/>
-            </w:pPr>
-            <w:r>
-              <w:rPr>
-                <w:rFonts w:ascii="Calibri" w:hAnsi="Calibri"/>
+              <w:rPr>
+                <w:rFonts w:ascii="Calibri" w:hAnsi="Calibri"/>
+                <w:sz w:val="15"/>
+                <w:color w:val="FFFFFF"/>
+              </w:rPr>
+            </w:pPr>
+            <w:r>
+              <w:rPr>
+                <w:rFonts w:ascii="Calibri" w:hAnsi="Calibri" w:cs="Calibri"/>
                 <w:sz w:val="15"/>
                 <w:szCs w:val="15"/>
                 <w:color w:val="FFFFFF"/>
@@ -1319,45 +1672,55 @@
         </w:tc>
         <w:tc>
           <w:tcPr>
-            <w:tcW w:w="6198" w:type="dxa"/>
+            <w:tcW w:w="4342" w:type="dxa"/>
             <w:shd w:val="clear" w:color="auto" w:fill="F5F5F5"/>
             <w:vAlign w:val="center"/>
           </w:tcPr>
           <w:p>
             <w:pPr>
               <w:jc w:val="left"/>
-              <w:spacing w:before="20" w:after="20"/>
+              <w:spacing w:before="40" w:after="40"/>
               <w:shd w:val="clear" w:color="auto" w:fill="F5F5F5"/>
-            </w:pPr>
-            <w:r>
-              <w:rPr>
-                <w:rFonts w:ascii="Calibri" w:hAnsi="Calibri"/>
-                <w:sz w:val="17"/>
-                <w:szCs w:val="17"/>
-                <w:color w:val="111111"/>
-              </w:rPr>
-              <w:t xml:space="preserve">Cyber Kill Chain using Project 1 PDF. Map all 7 phases: Recon (found Fazio via OSINT), Weaponize (BlackPOS), Deliver (phishing), Exploit, Install, C2, Exfil. Students complete Kill Chain section.</w:t>
-            </w:r>
-          </w:p>
-        </w:tc>
-        <w:tc>
-          <w:tcPr>
-            <w:tcW w:w="1281" w:type="dxa"/>
+              <w:rPr>
+                <w:rFonts w:ascii="Calibri" w:hAnsi="Calibri"/>
+                <w:sz w:val="17"/>
+                <w:color w:val="111111"/>
+              </w:rPr>
+            </w:pPr>
+            <w:r>
+              <w:rPr>
+                <w:rFonts w:ascii="Calibri" w:hAnsi="Calibri" w:cs="Calibri"/>
+                <w:sz w:val="17"/>
+                <w:szCs w:val="17"/>
+                <w:color w:val="111111"/>
+              </w:rPr>
+              <w:t xml:space="preserve">Cyber Kill Chain using Project 1 PDF. Map all 7 phases: Recon (found Fazio via OSINT), Weaponize (BlackPOS malware), Deliver (phishing), Exploit, Install, C2, Exfil. Students complete Kill Chain section of worksheet.</w:t>
+            </w:r>
+          </w:p>
+        </w:tc>
+        <w:tc>
+          <w:tcPr>
+            <w:tcW w:w="1158" w:type="dxa"/>
             <w:shd w:val="clear" w:color="auto" w:fill="F5F5F5"/>
             <w:vAlign w:val="center"/>
           </w:tcPr>
           <w:p>
             <w:pPr>
               <w:jc w:val="center"/>
-              <w:spacing w:before="20" w:after="20"/>
+              <w:spacing w:before="40" w:after="40"/>
               <w:shd w:val="clear" w:color="auto" w:fill="F5F5F5"/>
-            </w:pPr>
-            <w:r>
-              <w:rPr>
-                <w:rFonts w:ascii="Calibri" w:hAnsi="Calibri"/>
-                <w:sz w:val="15"/>
-                <w:szCs w:val="15"/>
-                <w:color w:val="444444"/>
+              <w:rPr>
+                <w:rFonts w:ascii="Calibri" w:hAnsi="Calibri"/>
+                <w:sz w:val="15"/>
+                <w:color w:val="555555"/>
+              </w:rPr>
+            </w:pPr>
+            <w:r>
+              <w:rPr>
+                <w:rFonts w:ascii="Calibri" w:hAnsi="Calibri" w:cs="Calibri"/>
+                <w:sz w:val="15"/>
+                <w:szCs w:val="15"/>
+                <w:color w:val="555555"/>
               </w:rPr>
               <w:t xml:space="preserve">25-30 min</w:t>
             </w:r>
@@ -1365,19 +1728,24 @@
         </w:tc>
         <w:tc>
           <w:tcPr>
-            <w:tcW w:w="1962" w:type="dxa"/>
+            <w:tcW w:w="3087" w:type="dxa"/>
             <w:shd w:val="clear" w:color="auto" w:fill="F5F5F5"/>
             <w:vAlign w:val="center"/>
           </w:tcPr>
           <w:p>
             <w:pPr>
               <w:jc w:val="left"/>
-              <w:spacing w:before="20" w:after="20"/>
+              <w:spacing w:before="40" w:after="40"/>
               <w:shd w:val="clear" w:color="auto" w:fill="F5F5F5"/>
-            </w:pPr>
-            <w:r>
-              <w:rPr>
-                <w:rFonts w:ascii="Calibri" w:hAnsi="Calibri"/>
+              <w:rPr>
+                <w:rFonts w:ascii="Calibri" w:hAnsi="Calibri"/>
+                <w:sz w:val="15"/>
+                <w:color w:val="333333"/>
+              </w:rPr>
+            </w:pPr>
+            <w:r>
+              <w:rPr>
+                <w:rFonts w:ascii="Calibri" w:hAnsi="Calibri" w:cs="Calibri"/>
                 <w:sz w:val="15"/>
                 <w:szCs w:val="15"/>
                 <w:color w:val="333333"/>
@@ -1390,19 +1758,24 @@
       <w:tr>
         <w:tc>
           <w:tcPr>
-            <w:tcW w:w="1647" w:type="dxa"/>
+            <w:tcW w:w="1061" w:type="dxa"/>
             <w:shd w:val="clear" w:color="auto" w:fill="375623"/>
             <w:vAlign w:val="center"/>
           </w:tcPr>
           <w:p>
             <w:pPr>
               <w:jc w:val="center"/>
-              <w:spacing w:before="20" w:after="20"/>
+              <w:spacing w:before="40" w:after="40"/>
               <w:shd w:val="clear" w:color="auto" w:fill="375623"/>
-            </w:pPr>
-            <w:r>
-              <w:rPr>
-                <w:rFonts w:ascii="Calibri" w:hAnsi="Calibri"/>
+              <w:rPr>
+                <w:rFonts w:ascii="Calibri" w:hAnsi="Calibri"/>
+                <w:sz w:val="15"/>
+                <w:color w:val="FFFFFF"/>
+              </w:rPr>
+            </w:pPr>
+            <w:r>
+              <w:rPr>
+                <w:rFonts w:ascii="Calibri" w:hAnsi="Calibri" w:cs="Calibri"/>
                 <w:sz w:val="15"/>
                 <w:szCs w:val="15"/>
                 <w:color w:val="FFFFFF"/>
@@ -1415,45 +1788,55 @@
         </w:tc>
         <w:tc>
           <w:tcPr>
-            <w:tcW w:w="6198" w:type="dxa"/>
+            <w:tcW w:w="4342" w:type="dxa"/>
             <w:shd w:val="clear" w:color="auto" w:fill="FFFFFF"/>
             <w:vAlign w:val="center"/>
           </w:tcPr>
           <w:p>
             <w:pPr>
               <w:jc w:val="left"/>
-              <w:spacing w:before="20" w:after="20"/>
+              <w:spacing w:before="40" w:after="40"/>
               <w:shd w:val="clear" w:color="auto" w:fill="FFFFFF"/>
-            </w:pPr>
-            <w:r>
-              <w:rPr>
-                <w:rFonts w:ascii="Calibri" w:hAnsi="Calibri"/>
-                <w:sz w:val="17"/>
-                <w:szCs w:val="17"/>
-                <w:color w:val="111111"/>
-              </w:rPr>
-              <w:t xml:space="preserve">HTB Pwnbox - Reconnaissance module. Students practice OSINT, vendor lookups, LinkedIn - same techniques used to find Fazio. Instructor connects to Kill Chain Phase 1.</w:t>
-            </w:r>
-          </w:p>
-        </w:tc>
-        <w:tc>
-          <w:tcPr>
-            <w:tcW w:w="1281" w:type="dxa"/>
+              <w:rPr>
+                <w:rFonts w:ascii="Calibri" w:hAnsi="Calibri"/>
+                <w:sz w:val="17"/>
+                <w:color w:val="111111"/>
+              </w:rPr>
+            </w:pPr>
+            <w:r>
+              <w:rPr>
+                <w:rFonts w:ascii="Calibri" w:hAnsi="Calibri" w:cs="Calibri"/>
+                <w:sz w:val="17"/>
+                <w:szCs w:val="17"/>
+                <w:color w:val="111111"/>
+              </w:rPr>
+              <w:t xml:space="preserve">HTB Pwnbox - Reconnaissance module. Students practice OSINT, vendor lookups, LinkedIn enumeration - same techniques attacker used to find Fazio. Connects directly to Kill Chain Phase 1.</w:t>
+            </w:r>
+          </w:p>
+        </w:tc>
+        <w:tc>
+          <w:tcPr>
+            <w:tcW w:w="1158" w:type="dxa"/>
             <w:shd w:val="clear" w:color="auto" w:fill="FFFFFF"/>
             <w:vAlign w:val="center"/>
           </w:tcPr>
           <w:p>
             <w:pPr>
               <w:jc w:val="center"/>
-              <w:spacing w:before="20" w:after="20"/>
+              <w:spacing w:before="40" w:after="40"/>
               <w:shd w:val="clear" w:color="auto" w:fill="FFFFFF"/>
-            </w:pPr>
-            <w:r>
-              <w:rPr>
-                <w:rFonts w:ascii="Calibri" w:hAnsi="Calibri"/>
-                <w:sz w:val="15"/>
-                <w:szCs w:val="15"/>
-                <w:color w:val="444444"/>
+              <w:rPr>
+                <w:rFonts w:ascii="Calibri" w:hAnsi="Calibri"/>
+                <w:sz w:val="15"/>
+                <w:color w:val="555555"/>
+              </w:rPr>
+            </w:pPr>
+            <w:r>
+              <w:rPr>
+                <w:rFonts w:ascii="Calibri" w:hAnsi="Calibri" w:cs="Calibri"/>
+                <w:sz w:val="15"/>
+                <w:szCs w:val="15"/>
+                <w:color w:val="555555"/>
               </w:rPr>
               <w:t xml:space="preserve">20-25 min</w:t>
             </w:r>
@@ -1461,19 +1844,24 @@
         </w:tc>
         <w:tc>
           <w:tcPr>
-            <w:tcW w:w="1962" w:type="dxa"/>
+            <w:tcW w:w="3087" w:type="dxa"/>
             <w:shd w:val="clear" w:color="auto" w:fill="FFFFFF"/>
             <w:vAlign w:val="center"/>
           </w:tcPr>
           <w:p>
             <w:pPr>
               <w:jc w:val="left"/>
-              <w:spacing w:before="20" w:after="20"/>
+              <w:spacing w:before="40" w:after="40"/>
               <w:shd w:val="clear" w:color="auto" w:fill="FFFFFF"/>
-            </w:pPr>
-            <w:r>
-              <w:rPr>
-                <w:rFonts w:ascii="Calibri" w:hAnsi="Calibri"/>
+              <w:rPr>
+                <w:rFonts w:ascii="Calibri" w:hAnsi="Calibri"/>
+                <w:sz w:val="15"/>
+                <w:color w:val="333333"/>
+              </w:rPr>
+            </w:pPr>
+            <w:r>
+              <w:rPr>
+                <w:rFonts w:ascii="Calibri" w:hAnsi="Calibri" w:cs="Calibri"/>
                 <w:sz w:val="15"/>
                 <w:szCs w:val="15"/>
                 <w:color w:val="333333"/>
@@ -1486,19 +1874,24 @@
       <w:tr>
         <w:tc>
           <w:tcPr>
-            <w:tcW w:w="1647" w:type="dxa"/>
+            <w:tcW w:w="1061" w:type="dxa"/>
             <w:shd w:val="clear" w:color="auto" w:fill="C00000"/>
             <w:vAlign w:val="center"/>
           </w:tcPr>
           <w:p>
             <w:pPr>
               <w:jc w:val="center"/>
-              <w:spacing w:before="20" w:after="20"/>
+              <w:spacing w:before="40" w:after="40"/>
               <w:shd w:val="clear" w:color="auto" w:fill="C00000"/>
-            </w:pPr>
-            <w:r>
-              <w:rPr>
-                <w:rFonts w:ascii="Calibri" w:hAnsi="Calibri"/>
+              <w:rPr>
+                <w:rFonts w:ascii="Calibri" w:hAnsi="Calibri"/>
+                <w:sz w:val="15"/>
+                <w:color w:val="FFFFFF"/>
+              </w:rPr>
+            </w:pPr>
+            <w:r>
+              <w:rPr>
+                <w:rFonts w:ascii="Calibri" w:hAnsi="Calibri" w:cs="Calibri"/>
                 <w:sz w:val="15"/>
                 <w:szCs w:val="15"/>
                 <w:color w:val="FFFFFF"/>
@@ -1511,45 +1904,55 @@
         </w:tc>
         <w:tc>
           <w:tcPr>
-            <w:tcW w:w="6198" w:type="dxa"/>
+            <w:tcW w:w="4342" w:type="dxa"/>
             <w:shd w:val="clear" w:color="auto" w:fill="F5F5F5"/>
             <w:vAlign w:val="center"/>
           </w:tcPr>
           <w:p>
             <w:pPr>
               <w:jc w:val="left"/>
-              <w:spacing w:before="20" w:after="20"/>
+              <w:spacing w:before="40" w:after="40"/>
               <w:shd w:val="clear" w:color="auto" w:fill="F5F5F5"/>
-            </w:pPr>
-            <w:r>
-              <w:rPr>
-                <w:rFonts w:ascii="Calibri" w:hAnsi="Calibri"/>
-                <w:sz w:val="17"/>
-                <w:szCs w:val="17"/>
-                <w:color w:val="111111"/>
-              </w:rPr>
-              <w:t xml:space="preserve">MITRE ATT&amp;CK mapping. Students look up T1566 (Phishing), T1078 (Valid Accounts), T1041 (Exfil over C2) at attack.mitre.org and record each in their worksheet.</w:t>
-            </w:r>
-          </w:p>
-        </w:tc>
-        <w:tc>
-          <w:tcPr>
-            <w:tcW w:w="1281" w:type="dxa"/>
+              <w:rPr>
+                <w:rFonts w:ascii="Calibri" w:hAnsi="Calibri"/>
+                <w:sz w:val="17"/>
+                <w:color w:val="111111"/>
+              </w:rPr>
+            </w:pPr>
+            <w:r>
+              <w:rPr>
+                <w:rFonts w:ascii="Calibri" w:hAnsi="Calibri" w:cs="Calibri"/>
+                <w:sz w:val="17"/>
+                <w:szCs w:val="17"/>
+                <w:color w:val="111111"/>
+              </w:rPr>
+              <w:t xml:space="preserve">MITRE ATT&amp;CK mapping. Look up T1566 (Phishing), T1078 (Valid Accounts), T1041 (Exfil over C2) at attack.mitre.org. Record technique ID, name, and plain-English description in worksheet.</w:t>
+            </w:r>
+          </w:p>
+        </w:tc>
+        <w:tc>
+          <w:tcPr>
+            <w:tcW w:w="1158" w:type="dxa"/>
             <w:shd w:val="clear" w:color="auto" w:fill="F5F5F5"/>
             <w:vAlign w:val="center"/>
           </w:tcPr>
           <w:p>
             <w:pPr>
               <w:jc w:val="center"/>
-              <w:spacing w:before="20" w:after="20"/>
+              <w:spacing w:before="40" w:after="40"/>
               <w:shd w:val="clear" w:color="auto" w:fill="F5F5F5"/>
-            </w:pPr>
-            <w:r>
-              <w:rPr>
-                <w:rFonts w:ascii="Calibri" w:hAnsi="Calibri"/>
-                <w:sz w:val="15"/>
-                <w:szCs w:val="15"/>
-                <w:color w:val="444444"/>
+              <w:rPr>
+                <w:rFonts w:ascii="Calibri" w:hAnsi="Calibri"/>
+                <w:sz w:val="15"/>
+                <w:color w:val="555555"/>
+              </w:rPr>
+            </w:pPr>
+            <w:r>
+              <w:rPr>
+                <w:rFonts w:ascii="Calibri" w:hAnsi="Calibri" w:cs="Calibri"/>
+                <w:sz w:val="15"/>
+                <w:szCs w:val="15"/>
+                <w:color w:val="555555"/>
               </w:rPr>
               <w:t xml:space="preserve">15-20 min</w:t>
             </w:r>
@@ -1557,19 +1960,24 @@
         </w:tc>
         <w:tc>
           <w:tcPr>
-            <w:tcW w:w="1962" w:type="dxa"/>
+            <w:tcW w:w="3087" w:type="dxa"/>
             <w:shd w:val="clear" w:color="auto" w:fill="F5F5F5"/>
             <w:vAlign w:val="center"/>
           </w:tcPr>
           <w:p>
             <w:pPr>
               <w:jc w:val="left"/>
-              <w:spacing w:before="20" w:after="20"/>
+              <w:spacing w:before="40" w:after="40"/>
               <w:shd w:val="clear" w:color="auto" w:fill="F5F5F5"/>
-            </w:pPr>
-            <w:r>
-              <w:rPr>
-                <w:rFonts w:ascii="Calibri" w:hAnsi="Calibri"/>
+              <w:rPr>
+                <w:rFonts w:ascii="Calibri" w:hAnsi="Calibri"/>
+                <w:sz w:val="15"/>
+                <w:color w:val="333333"/>
+              </w:rPr>
+            </w:pPr>
+            <w:r>
+              <w:rPr>
+                <w:rFonts w:ascii="Calibri" w:hAnsi="Calibri" w:cs="Calibri"/>
                 <w:sz w:val="15"/>
                 <w:szCs w:val="15"/>
                 <w:color w:val="333333"/>
@@ -1582,19 +1990,24 @@
       <w:tr>
         <w:tc>
           <w:tcPr>
-            <w:tcW w:w="1647" w:type="dxa"/>
+            <w:tcW w:w="1061" w:type="dxa"/>
             <w:shd w:val="clear" w:color="auto" w:fill="7030A0"/>
             <w:vAlign w:val="center"/>
           </w:tcPr>
           <w:p>
             <w:pPr>
               <w:jc w:val="center"/>
-              <w:spacing w:before="20" w:after="20"/>
+              <w:spacing w:before="40" w:after="40"/>
               <w:shd w:val="clear" w:color="auto" w:fill="7030A0"/>
-            </w:pPr>
-            <w:r>
-              <w:rPr>
-                <w:rFonts w:ascii="Calibri" w:hAnsi="Calibri"/>
+              <w:rPr>
+                <w:rFonts w:ascii="Calibri" w:hAnsi="Calibri"/>
+                <w:sz w:val="15"/>
+                <w:color w:val="FFFFFF"/>
+              </w:rPr>
+            </w:pPr>
+            <w:r>
+              <w:rPr>
+                <w:rFonts w:ascii="Calibri" w:hAnsi="Calibri" w:cs="Calibri"/>
                 <w:sz w:val="15"/>
                 <w:szCs w:val="15"/>
                 <w:color w:val="FFFFFF"/>
@@ -1607,45 +2020,55 @@
         </w:tc>
         <w:tc>
           <w:tcPr>
-            <w:tcW w:w="6198" w:type="dxa"/>
+            <w:tcW w:w="4342" w:type="dxa"/>
             <w:shd w:val="clear" w:color="auto" w:fill="FFFFFF"/>
             <w:vAlign w:val="center"/>
           </w:tcPr>
           <w:p>
             <w:pPr>
               <w:jc w:val="left"/>
-              <w:spacing w:before="20" w:after="20"/>
+              <w:spacing w:before="40" w:after="40"/>
               <w:shd w:val="clear" w:color="auto" w:fill="FFFFFF"/>
-            </w:pPr>
-            <w:r>
-              <w:rPr>
-                <w:rFonts w:ascii="Calibri" w:hAnsi="Calibri"/>
-                <w:sz w:val="17"/>
-                <w:szCs w:val="17"/>
-                <w:color w:val="111111"/>
-              </w:rPr>
-              <w:t xml:space="preserve">SOC Simulator - alert triage. Students decide which alerts need immediate action. Directly mirrors Target FireEye alerts that were ignored. Debrief: what should the analyst have done?</w:t>
-            </w:r>
-          </w:p>
-        </w:tc>
-        <w:tc>
-          <w:tcPr>
-            <w:tcW w:w="1281" w:type="dxa"/>
+              <w:rPr>
+                <w:rFonts w:ascii="Calibri" w:hAnsi="Calibri"/>
+                <w:sz w:val="17"/>
+                <w:color w:val="111111"/>
+              </w:rPr>
+            </w:pPr>
+            <w:r>
+              <w:rPr>
+                <w:rFonts w:ascii="Calibri" w:hAnsi="Calibri" w:cs="Calibri"/>
+                <w:sz w:val="17"/>
+                <w:szCs w:val="17"/>
+                <w:color w:val="111111"/>
+              </w:rPr>
+              <w:t xml:space="preserve">SOC Simulator - alert triage scenarios. Students decide which alerts need immediate action. Directly mirrors Target FireEye alerts that were ignored. Debrief: what should the analyst have done?</w:t>
+            </w:r>
+          </w:p>
+        </w:tc>
+        <w:tc>
+          <w:tcPr>
+            <w:tcW w:w="1158" w:type="dxa"/>
             <w:shd w:val="clear" w:color="auto" w:fill="FFFFFF"/>
             <w:vAlign w:val="center"/>
           </w:tcPr>
           <w:p>
             <w:pPr>
               <w:jc w:val="center"/>
-              <w:spacing w:before="20" w:after="20"/>
+              <w:spacing w:before="40" w:after="40"/>
               <w:shd w:val="clear" w:color="auto" w:fill="FFFFFF"/>
-            </w:pPr>
-            <w:r>
-              <w:rPr>
-                <w:rFonts w:ascii="Calibri" w:hAnsi="Calibri"/>
-                <w:sz w:val="15"/>
-                <w:szCs w:val="15"/>
-                <w:color w:val="444444"/>
+              <w:rPr>
+                <w:rFonts w:ascii="Calibri" w:hAnsi="Calibri"/>
+                <w:sz w:val="15"/>
+                <w:color w:val="555555"/>
+              </w:rPr>
+            </w:pPr>
+            <w:r>
+              <w:rPr>
+                <w:rFonts w:ascii="Calibri" w:hAnsi="Calibri" w:cs="Calibri"/>
+                <w:sz w:val="15"/>
+                <w:szCs w:val="15"/>
+                <w:color w:val="555555"/>
               </w:rPr>
               <w:t xml:space="preserve">10-15 min</w:t>
             </w:r>
@@ -1653,24 +2076,29 @@
         </w:tc>
         <w:tc>
           <w:tcPr>
-            <w:tcW w:w="1962" w:type="dxa"/>
+            <w:tcW w:w="3087" w:type="dxa"/>
             <w:shd w:val="clear" w:color="auto" w:fill="FFFFFF"/>
             <w:vAlign w:val="center"/>
           </w:tcPr>
           <w:p>
             <w:pPr>
               <w:jc w:val="left"/>
-              <w:spacing w:before="20" w:after="20"/>
+              <w:spacing w:before="40" w:after="40"/>
               <w:shd w:val="clear" w:color="auto" w:fill="FFFFFF"/>
-            </w:pPr>
-            <w:r>
-              <w:rPr>
-                <w:rFonts w:ascii="Calibri" w:hAnsi="Calibri"/>
-                <w:sz w:val="15"/>
-                <w:szCs w:val="15"/>
-                <w:color w:val="333333"/>
-              </w:rPr>
-              <w:t xml:space="preserve">Alert fatigue reinforced</w:t>
+              <w:rPr>
+                <w:rFonts w:ascii="Calibri" w:hAnsi="Calibri"/>
+                <w:sz w:val="15"/>
+                <w:color w:val="333333"/>
+              </w:rPr>
+            </w:pPr>
+            <w:r>
+              <w:rPr>
+                <w:rFonts w:ascii="Calibri" w:hAnsi="Calibri" w:cs="Calibri"/>
+                <w:sz w:val="15"/>
+                <w:szCs w:val="15"/>
+                <w:color w:val="333333"/>
+              </w:rPr>
+              <w:t xml:space="preserve">Alert fatigue lesson reinforced</w:t>
             </w:r>
           </w:p>
         </w:tc>
@@ -1678,19 +2106,24 @@
       <w:tr>
         <w:tc>
           <w:tcPr>
-            <w:tcW w:w="1647" w:type="dxa"/>
+            <w:tcW w:w="1061" w:type="dxa"/>
             <w:shd w:val="clear" w:color="auto" w:fill="1F3864"/>
             <w:vAlign w:val="center"/>
           </w:tcPr>
           <w:p>
             <w:pPr>
               <w:jc w:val="center"/>
-              <w:spacing w:before="20" w:after="20"/>
+              <w:spacing w:before="40" w:after="40"/>
               <w:shd w:val="clear" w:color="auto" w:fill="1F3864"/>
-            </w:pPr>
-            <w:r>
-              <w:rPr>
-                <w:rFonts w:ascii="Calibri" w:hAnsi="Calibri"/>
+              <w:rPr>
+                <w:rFonts w:ascii="Calibri" w:hAnsi="Calibri"/>
+                <w:sz w:val="15"/>
+                <w:color w:val="FFFFFF"/>
+              </w:rPr>
+            </w:pPr>
+            <w:r>
+              <w:rPr>
+                <w:rFonts w:ascii="Calibri" w:hAnsi="Calibri" w:cs="Calibri"/>
                 <w:sz w:val="15"/>
                 <w:szCs w:val="15"/>
                 <w:color w:val="FFFFFF"/>
@@ -1703,19 +2136,24 @@
         </w:tc>
         <w:tc>
           <w:tcPr>
-            <w:tcW w:w="6198" w:type="dxa"/>
+            <w:tcW w:w="4342" w:type="dxa"/>
             <w:shd w:val="clear" w:color="auto" w:fill="F5F5F5"/>
             <w:vAlign w:val="center"/>
           </w:tcPr>
           <w:p>
             <w:pPr>
               <w:jc w:val="left"/>
-              <w:spacing w:before="20" w:after="20"/>
+              <w:spacing w:before="40" w:after="40"/>
               <w:shd w:val="clear" w:color="auto" w:fill="F5F5F5"/>
-            </w:pPr>
-            <w:r>
-              <w:rPr>
-                <w:rFonts w:ascii="Calibri" w:hAnsi="Calibri"/>
+              <w:rPr>
+                <w:rFonts w:ascii="Calibri" w:hAnsi="Calibri"/>
+                <w:sz w:val="17"/>
+                <w:color w:val="111111"/>
+              </w:rPr>
+            </w:pPr>
+            <w:r>
+              <w:rPr>
+                <w:rFonts w:ascii="Calibri" w:hAnsi="Calibri" w:cs="Calibri"/>
                 <w:sz w:val="17"/>
                 <w:szCs w:val="17"/>
                 <w:color w:val="111111"/>
@@ -1726,22 +2164,27 @@
         </w:tc>
         <w:tc>
           <w:tcPr>
-            <w:tcW w:w="1281" w:type="dxa"/>
+            <w:tcW w:w="1158" w:type="dxa"/>
             <w:shd w:val="clear" w:color="auto" w:fill="F5F5F5"/>
             <w:vAlign w:val="center"/>
           </w:tcPr>
           <w:p>
             <w:pPr>
               <w:jc w:val="center"/>
-              <w:spacing w:before="20" w:after="20"/>
+              <w:spacing w:before="40" w:after="40"/>
               <w:shd w:val="clear" w:color="auto" w:fill="F5F5F5"/>
-            </w:pPr>
-            <w:r>
-              <w:rPr>
-                <w:rFonts w:ascii="Calibri" w:hAnsi="Calibri"/>
-                <w:sz w:val="15"/>
-                <w:szCs w:val="15"/>
-                <w:color w:val="444444"/>
+              <w:rPr>
+                <w:rFonts w:ascii="Calibri" w:hAnsi="Calibri"/>
+                <w:sz w:val="15"/>
+                <w:color w:val="555555"/>
+              </w:rPr>
+            </w:pPr>
+            <w:r>
+              <w:rPr>
+                <w:rFonts w:ascii="Calibri" w:hAnsi="Calibri" w:cs="Calibri"/>
+                <w:sz w:val="15"/>
+                <w:szCs w:val="15"/>
+                <w:color w:val="555555"/>
               </w:rPr>
               <w:t xml:space="preserve">5-10 min</w:t>
             </w:r>
@@ -1749,19 +2192,24 @@
         </w:tc>
         <w:tc>
           <w:tcPr>
-            <w:tcW w:w="1962" w:type="dxa"/>
+            <w:tcW w:w="3087" w:type="dxa"/>
             <w:shd w:val="clear" w:color="auto" w:fill="F5F5F5"/>
             <w:vAlign w:val="center"/>
           </w:tcPr>
           <w:p>
             <w:pPr>
               <w:jc w:val="left"/>
-              <w:spacing w:before="20" w:after="20"/>
+              <w:spacing w:before="40" w:after="40"/>
               <w:shd w:val="clear" w:color="auto" w:fill="F5F5F5"/>
-            </w:pPr>
-            <w:r>
-              <w:rPr>
-                <w:rFonts w:ascii="Calibri" w:hAnsi="Calibri"/>
+              <w:rPr>
+                <w:rFonts w:ascii="Calibri" w:hAnsi="Calibri"/>
+                <w:sz w:val="15"/>
+                <w:color w:val="333333"/>
+              </w:rPr>
+            </w:pPr>
+            <w:r>
+              <w:rPr>
+                <w:rFonts w:ascii="Calibri" w:hAnsi="Calibri" w:cs="Calibri"/>
                 <w:sz w:val="15"/>
                 <w:szCs w:val="15"/>
                 <w:color w:val="333333"/>
@@ -1774,57 +2222,97 @@
     </w:tbl>
     <w:p>
       <w:pPr>
-        <w:jc w:val="center"/>
-        <w:spacing w:before="80" w:after="0"/>
-        <w:shd w:val="clear" w:color="auto" w:fill="7030A0"/>
-      </w:pPr>
-      <w:r>
+        <w:jc w:val="left"/>
+        <w:spacing w:before="0" w:after="60"/>
         <w:rPr>
           <w:rFonts w:ascii="Calibri" w:hAnsi="Calibri"/>
-          <w:sz w:val="22"/>
-          <w:szCs w:val="22"/>
-          <w:color w:val="FFFFFF"/>
-          <w:b/>
-          <w:bCs/>
         </w:rPr>
-        <w:t xml:space="preserve">WEDNESDAY  -  HANDS-ON DAY  (Pillars 2, 4, 5)</w:t>
-      </w:r>
+      </w:pPr>
     </w:p>
     <w:tbl>
       <w:tblPr>
         <w:tblW w:w="0" w:type="auto"/>
         <w:tblLayout w:type="fixed"/>
-        <w:tblBorders>
-          <w:top w:val="single" w:sz="4" w:space="0" w:color="AAAAAA"/>
-          <w:left w:val="single" w:sz="4" w:space="0" w:color="AAAAAA"/>
-          <w:bottom w:val="single" w:sz="4" w:space="0" w:color="AAAAAA"/>
-          <w:right w:val="single" w:sz="4" w:space="0" w:color="AAAAAA"/>
-          <w:insideH w:val="single" w:sz="4" w:space="0" w:color="AAAAAA"/>
-          <w:insideV w:val="single" w:sz="4" w:space="0" w:color="AAAAAA"/>
-        </w:tblBorders>
         <w:tblCellMar>
           <w:top w:w="60" w:type="dxa"/>
-          <w:left w:w="80" w:type="dxa"/>
+          <w:left w:w="60" w:type="dxa"/>
           <w:bottom w:w="60" w:type="dxa"/>
-          <w:right w:w="80" w:type="dxa"/>
+          <w:right w:w="60" w:type="dxa"/>
         </w:tblCellMar>
       </w:tblPr>
       <w:tr>
         <w:tc>
           <w:tcPr>
-            <w:tcW w:w="1647" w:type="dxa"/>
+            <w:tcW w:w="9648" w:type="dxa"/>
             <w:shd w:val="clear" w:color="auto" w:fill="7030A0"/>
             <w:vAlign w:val="center"/>
           </w:tcPr>
           <w:p>
             <w:pPr>
               <w:jc w:val="center"/>
-              <w:spacing w:before="20" w:after="20"/>
+              <w:spacing w:before="40" w:after="40"/>
               <w:shd w:val="clear" w:color="auto" w:fill="7030A0"/>
-            </w:pPr>
-            <w:r>
-              <w:rPr>
-                <w:rFonts w:ascii="Calibri" w:hAnsi="Calibri"/>
+              <w:rPr>
+                <w:rFonts w:ascii="Calibri" w:hAnsi="Calibri"/>
+                <w:sz w:val="22"/>
+                <w:color w:val="FFFFFF"/>
+              </w:rPr>
+            </w:pPr>
+            <w:r>
+              <w:rPr>
+                <w:rFonts w:ascii="Calibri" w:hAnsi="Calibri" w:cs="Calibri"/>
+                <w:sz w:val="22"/>
+                <w:szCs w:val="22"/>
+                <w:color w:val="FFFFFF"/>
+                <w:b/>
+                <w:bCs/>
+              </w:rPr>
+              <w:t xml:space="preserve">WEDNESDAY  -  HANDS-ON DAY  (Pillars 2, 4, 5)</w:t>
+            </w:r>
+          </w:p>
+        </w:tc>
+      </w:tr>
+    </w:tbl>
+    <w:tbl>
+      <w:tblPr>
+        <w:tblW w:w="0" w:type="auto"/>
+        <w:tblLayout w:type="fixed"/>
+        <w:tblBorders>
+          <w:top w:val="single" w:sz="4" w:space="0" w:color="BBBBBB"/>
+          <w:left w:val="single" w:sz="4" w:space="0" w:color="BBBBBB"/>
+          <w:bottom w:val="single" w:sz="4" w:space="0" w:color="BBBBBB"/>
+          <w:right w:val="single" w:sz="4" w:space="0" w:color="BBBBBB"/>
+          <w:insideH w:val="single" w:sz="4" w:space="0" w:color="BBBBBB"/>
+          <w:insideV w:val="single" w:sz="4" w:space="0" w:color="BBBBBB"/>
+        </w:tblBorders>
+        <w:tblCellMar>
+          <w:top w:w="80" w:type="dxa"/>
+          <w:left w:w="100" w:type="dxa"/>
+          <w:bottom w:w="80" w:type="dxa"/>
+          <w:right w:w="100" w:type="dxa"/>
+        </w:tblCellMar>
+      </w:tblPr>
+      <w:tr>
+        <w:tc>
+          <w:tcPr>
+            <w:tcW w:w="1061" w:type="dxa"/>
+            <w:shd w:val="clear" w:color="auto" w:fill="7030A0"/>
+            <w:vAlign w:val="center"/>
+          </w:tcPr>
+          <w:p>
+            <w:pPr>
+              <w:jc w:val="center"/>
+              <w:spacing w:before="40" w:after="40"/>
+              <w:shd w:val="clear" w:color="auto" w:fill="7030A0"/>
+              <w:rPr>
+                <w:rFonts w:ascii="Calibri" w:hAnsi="Calibri"/>
+                <w:sz w:val="16"/>
+                <w:color w:val="FFFFFF"/>
+              </w:rPr>
+            </w:pPr>
+            <w:r>
+              <w:rPr>
+                <w:rFonts w:ascii="Calibri" w:hAnsi="Calibri" w:cs="Calibri"/>
                 <w:sz w:val="16"/>
                 <w:szCs w:val="16"/>
                 <w:color w:val="FFFFFF"/>
@@ -1837,44 +2325,54 @@
         </w:tc>
         <w:tc>
           <w:tcPr>
-            <w:tcW w:w="6198" w:type="dxa"/>
+            <w:tcW w:w="4342" w:type="dxa"/>
             <w:shd w:val="clear" w:color="auto" w:fill="7030A0"/>
             <w:vAlign w:val="center"/>
           </w:tcPr>
           <w:p>
             <w:pPr>
               <w:jc w:val="center"/>
-              <w:spacing w:before="20" w:after="20"/>
+              <w:spacing w:before="40" w:after="40"/>
               <w:shd w:val="clear" w:color="auto" w:fill="7030A0"/>
-            </w:pPr>
-            <w:r>
-              <w:rPr>
-                <w:rFonts w:ascii="Calibri" w:hAnsi="Calibri"/>
+              <w:rPr>
+                <w:rFonts w:ascii="Calibri" w:hAnsi="Calibri"/>
+                <w:sz w:val="16"/>
+                <w:color w:val="FFFFFF"/>
+              </w:rPr>
+            </w:pPr>
+            <w:r>
+              <w:rPr>
+                <w:rFonts w:ascii="Calibri" w:hAnsi="Calibri" w:cs="Calibri"/>
                 <w:sz w:val="16"/>
                 <w:szCs w:val="16"/>
                 <w:color w:val="FFFFFF"/>
                 <w:b/>
                 <w:bCs/>
               </w:rPr>
-              <w:t xml:space="preserve">ACTIVITY / OBJECTIVE</w:t>
-            </w:r>
-          </w:p>
-        </w:tc>
-        <w:tc>
-          <w:tcPr>
-            <w:tcW w:w="1281" w:type="dxa"/>
+              <w:t xml:space="preserve">ACTIVITY</w:t>
+            </w:r>
+          </w:p>
+        </w:tc>
+        <w:tc>
+          <w:tcPr>
+            <w:tcW w:w="1158" w:type="dxa"/>
             <w:shd w:val="clear" w:color="auto" w:fill="7030A0"/>
             <w:vAlign w:val="center"/>
           </w:tcPr>
           <w:p>
             <w:pPr>
               <w:jc w:val="center"/>
-              <w:spacing w:before="20" w:after="20"/>
+              <w:spacing w:before="40" w:after="40"/>
               <w:shd w:val="clear" w:color="auto" w:fill="7030A0"/>
-            </w:pPr>
-            <w:r>
-              <w:rPr>
-                <w:rFonts w:ascii="Calibri" w:hAnsi="Calibri"/>
+              <w:rPr>
+                <w:rFonts w:ascii="Calibri" w:hAnsi="Calibri"/>
+                <w:sz w:val="16"/>
+                <w:color w:val="FFFFFF"/>
+              </w:rPr>
+            </w:pPr>
+            <w:r>
+              <w:rPr>
+                <w:rFonts w:ascii="Calibri" w:hAnsi="Calibri" w:cs="Calibri"/>
                 <w:sz w:val="16"/>
                 <w:szCs w:val="16"/>
                 <w:color w:val="FFFFFF"/>
@@ -1887,26 +2385,31 @@
         </w:tc>
         <w:tc>
           <w:tcPr>
-            <w:tcW w:w="1962" w:type="dxa"/>
+            <w:tcW w:w="3087" w:type="dxa"/>
             <w:shd w:val="clear" w:color="auto" w:fill="7030A0"/>
             <w:vAlign w:val="center"/>
           </w:tcPr>
           <w:p>
             <w:pPr>
               <w:jc w:val="center"/>
-              <w:spacing w:before="20" w:after="20"/>
+              <w:spacing w:before="40" w:after="40"/>
               <w:shd w:val="clear" w:color="auto" w:fill="7030A0"/>
-            </w:pPr>
-            <w:r>
-              <w:rPr>
-                <w:rFonts w:ascii="Calibri" w:hAnsi="Calibri"/>
+              <w:rPr>
+                <w:rFonts w:ascii="Calibri" w:hAnsi="Calibri"/>
+                <w:sz w:val="16"/>
+                <w:color w:val="FFFFFF"/>
+              </w:rPr>
+            </w:pPr>
+            <w:r>
+              <w:rPr>
+                <w:rFonts w:ascii="Calibri" w:hAnsi="Calibri" w:cs="Calibri"/>
                 <w:sz w:val="16"/>
                 <w:szCs w:val="16"/>
                 <w:color w:val="FFFFFF"/>
                 <w:b/>
                 <w:bCs/>
               </w:rPr>
-              <w:t xml:space="preserve">DELIVERABLE</w:t>
+              <w:t xml:space="preserve">DELIVERABLE / NOTE</w:t>
             </w:r>
           </w:p>
         </w:tc>
@@ -1914,19 +2417,24 @@
       <w:tr>
         <w:tc>
           <w:tcPr>
-            <w:tcW w:w="1647" w:type="dxa"/>
+            <w:tcW w:w="1061" w:type="dxa"/>
             <w:shd w:val="clear" w:color="auto" w:fill="833C00"/>
             <w:vAlign w:val="center"/>
           </w:tcPr>
           <w:p>
             <w:pPr>
               <w:jc w:val="center"/>
-              <w:spacing w:before="20" w:after="20"/>
+              <w:spacing w:before="40" w:after="40"/>
               <w:shd w:val="clear" w:color="auto" w:fill="833C00"/>
-            </w:pPr>
-            <w:r>
-              <w:rPr>
-                <w:rFonts w:ascii="Calibri" w:hAnsi="Calibri"/>
+              <w:rPr>
+                <w:rFonts w:ascii="Calibri" w:hAnsi="Calibri"/>
+                <w:sz w:val="15"/>
+                <w:color w:val="FFFFFF"/>
+              </w:rPr>
+            </w:pPr>
+            <w:r>
+              <w:rPr>
+                <w:rFonts w:ascii="Calibri" w:hAnsi="Calibri" w:cs="Calibri"/>
                 <w:sz w:val="15"/>
                 <w:szCs w:val="15"/>
                 <w:color w:val="FFFFFF"/>
@@ -1939,45 +2447,55 @@
         </w:tc>
         <w:tc>
           <w:tcPr>
-            <w:tcW w:w="6198" w:type="dxa"/>
+            <w:tcW w:w="4342" w:type="dxa"/>
             <w:shd w:val="clear" w:color="auto" w:fill="F5F5F5"/>
             <w:vAlign w:val="center"/>
           </w:tcPr>
           <w:p>
             <w:pPr>
               <w:jc w:val="left"/>
-              <w:spacing w:before="20" w:after="20"/>
+              <w:spacing w:before="40" w:after="40"/>
               <w:shd w:val="clear" w:color="auto" w:fill="F5F5F5"/>
-            </w:pPr>
-            <w:r>
-              <w:rPr>
-                <w:rFonts w:ascii="Calibri" w:hAnsi="Calibri"/>
-                <w:sz w:val="17"/>
-                <w:szCs w:val="17"/>
-                <w:color w:val="111111"/>
-              </w:rPr>
-              <w:t xml:space="preserve">CTF Challenges - Scenario 1 IS the Target Data Breach. Flag 0 = mccoe{fazio_tech} (What vendor?). Flag 1 = mccoe{payment_cards} (What data?). Flags require actual research.</w:t>
-            </w:r>
-          </w:p>
-        </w:tc>
-        <w:tc>
-          <w:tcPr>
-            <w:tcW w:w="1281" w:type="dxa"/>
+              <w:rPr>
+                <w:rFonts w:ascii="Calibri" w:hAnsi="Calibri"/>
+                <w:sz w:val="17"/>
+                <w:color w:val="111111"/>
+              </w:rPr>
+            </w:pPr>
+            <w:r>
+              <w:rPr>
+                <w:rFonts w:ascii="Calibri" w:hAnsi="Calibri" w:cs="Calibri"/>
+                <w:sz w:val="17"/>
+                <w:szCs w:val="17"/>
+                <w:color w:val="111111"/>
+              </w:rPr>
+              <w:t xml:space="preserve">CTF Challenges - Scenario 1 IS the Target Data Breach. Flag 0 = mccoe{fazio_tech} (What vendor was compromised?). Flag 1 = mccoe{payment_cards} (What data was stolen?). Flags require real research - Project 1 PDF is the cheat sheet.</w:t>
+            </w:r>
+          </w:p>
+        </w:tc>
+        <w:tc>
+          <w:tcPr>
+            <w:tcW w:w="1158" w:type="dxa"/>
             <w:shd w:val="clear" w:color="auto" w:fill="F5F5F5"/>
             <w:vAlign w:val="center"/>
           </w:tcPr>
           <w:p>
             <w:pPr>
               <w:jc w:val="center"/>
-              <w:spacing w:before="20" w:after="20"/>
+              <w:spacing w:before="40" w:after="40"/>
               <w:shd w:val="clear" w:color="auto" w:fill="F5F5F5"/>
-            </w:pPr>
-            <w:r>
-              <w:rPr>
-                <w:rFonts w:ascii="Calibri" w:hAnsi="Calibri"/>
-                <w:sz w:val="15"/>
-                <w:szCs w:val="15"/>
-                <w:color w:val="444444"/>
+              <w:rPr>
+                <w:rFonts w:ascii="Calibri" w:hAnsi="Calibri"/>
+                <w:sz w:val="15"/>
+                <w:color w:val="555555"/>
+              </w:rPr>
+            </w:pPr>
+            <w:r>
+              <w:rPr>
+                <w:rFonts w:ascii="Calibri" w:hAnsi="Calibri" w:cs="Calibri"/>
+                <w:sz w:val="15"/>
+                <w:szCs w:val="15"/>
+                <w:color w:val="555555"/>
               </w:rPr>
               <w:t xml:space="preserve">25-30 min</w:t>
             </w:r>
@@ -1985,19 +2503,24 @@
         </w:tc>
         <w:tc>
           <w:tcPr>
-            <w:tcW w:w="1962" w:type="dxa"/>
+            <w:tcW w:w="3087" w:type="dxa"/>
             <w:shd w:val="clear" w:color="auto" w:fill="F5F5F5"/>
             <w:vAlign w:val="center"/>
           </w:tcPr>
           <w:p>
             <w:pPr>
               <w:jc w:val="left"/>
-              <w:spacing w:before="20" w:after="20"/>
+              <w:spacing w:before="40" w:after="40"/>
               <w:shd w:val="clear" w:color="auto" w:fill="F5F5F5"/>
-            </w:pPr>
-            <w:r>
-              <w:rPr>
-                <w:rFonts w:ascii="Calibri" w:hAnsi="Calibri"/>
+              <w:rPr>
+                <w:rFonts w:ascii="Calibri" w:hAnsi="Calibri"/>
+                <w:sz w:val="15"/>
+                <w:color w:val="333333"/>
+              </w:rPr>
+            </w:pPr>
+            <w:r>
+              <w:rPr>
+                <w:rFonts w:ascii="Calibri" w:hAnsi="Calibri" w:cs="Calibri"/>
                 <w:sz w:val="15"/>
                 <w:szCs w:val="15"/>
                 <w:color w:val="333333"/>
@@ -2010,19 +2533,24 @@
       <w:tr>
         <w:tc>
           <w:tcPr>
-            <w:tcW w:w="1647" w:type="dxa"/>
+            <w:tcW w:w="1061" w:type="dxa"/>
             <w:shd w:val="clear" w:color="auto" w:fill="375623"/>
             <w:vAlign w:val="center"/>
           </w:tcPr>
           <w:p>
             <w:pPr>
               <w:jc w:val="center"/>
-              <w:spacing w:before="20" w:after="20"/>
+              <w:spacing w:before="40" w:after="40"/>
               <w:shd w:val="clear" w:color="auto" w:fill="375623"/>
-            </w:pPr>
-            <w:r>
-              <w:rPr>
-                <w:rFonts w:ascii="Calibri" w:hAnsi="Calibri"/>
+              <w:rPr>
+                <w:rFonts w:ascii="Calibri" w:hAnsi="Calibri"/>
+                <w:sz w:val="15"/>
+                <w:color w:val="FFFFFF"/>
+              </w:rPr>
+            </w:pPr>
+            <w:r>
+              <w:rPr>
+                <w:rFonts w:ascii="Calibri" w:hAnsi="Calibri" w:cs="Calibri"/>
                 <w:sz w:val="15"/>
                 <w:szCs w:val="15"/>
                 <w:color w:val="FFFFFF"/>
@@ -2035,45 +2563,55 @@
         </w:tc>
         <w:tc>
           <w:tcPr>
-            <w:tcW w:w="6198" w:type="dxa"/>
+            <w:tcW w:w="4342" w:type="dxa"/>
             <w:shd w:val="clear" w:color="auto" w:fill="FFFFFF"/>
             <w:vAlign w:val="center"/>
           </w:tcPr>
           <w:p>
             <w:pPr>
               <w:jc w:val="left"/>
-              <w:spacing w:before="20" w:after="20"/>
+              <w:spacing w:before="40" w:after="40"/>
               <w:shd w:val="clear" w:color="auto" w:fill="FFFFFF"/>
-            </w:pPr>
-            <w:r>
-              <w:rPr>
-                <w:rFonts w:ascii="Calibri" w:hAnsi="Calibri"/>
-                <w:sz w:val="17"/>
-                <w:szCs w:val="17"/>
-                <w:color w:val="111111"/>
-              </w:rPr>
-              <w:t xml:space="preserve">HTB Pwnbox - Scanning and Enumeration. Students practice network scanning. Ask: if you scanned Target's network, what would you find at the vendor portal? Connects to Kill Chain Phase 2.</w:t>
-            </w:r>
-          </w:p>
-        </w:tc>
-        <w:tc>
-          <w:tcPr>
-            <w:tcW w:w="1281" w:type="dxa"/>
+              <w:rPr>
+                <w:rFonts w:ascii="Calibri" w:hAnsi="Calibri"/>
+                <w:sz w:val="17"/>
+                <w:color w:val="111111"/>
+              </w:rPr>
+            </w:pPr>
+            <w:r>
+              <w:rPr>
+                <w:rFonts w:ascii="Calibri" w:hAnsi="Calibri" w:cs="Calibri"/>
+                <w:sz w:val="17"/>
+                <w:szCs w:val="17"/>
+                <w:color w:val="111111"/>
+              </w:rPr>
+              <w:t xml:space="preserve">HTB Pwnbox - Scanning and Enumeration module. Students practice network scanning techniques. Ask: if you scanned Target's network, what would you find at the vendor portal? Connects to Kill Chain Phase 2.</w:t>
+            </w:r>
+          </w:p>
+        </w:tc>
+        <w:tc>
+          <w:tcPr>
+            <w:tcW w:w="1158" w:type="dxa"/>
             <w:shd w:val="clear" w:color="auto" w:fill="FFFFFF"/>
             <w:vAlign w:val="center"/>
           </w:tcPr>
           <w:p>
             <w:pPr>
               <w:jc w:val="center"/>
-              <w:spacing w:before="20" w:after="20"/>
+              <w:spacing w:before="40" w:after="40"/>
               <w:shd w:val="clear" w:color="auto" w:fill="FFFFFF"/>
-            </w:pPr>
-            <w:r>
-              <w:rPr>
-                <w:rFonts w:ascii="Calibri" w:hAnsi="Calibri"/>
-                <w:sz w:val="15"/>
-                <w:szCs w:val="15"/>
-                <w:color w:val="444444"/>
+              <w:rPr>
+                <w:rFonts w:ascii="Calibri" w:hAnsi="Calibri"/>
+                <w:sz w:val="15"/>
+                <w:color w:val="555555"/>
+              </w:rPr>
+            </w:pPr>
+            <w:r>
+              <w:rPr>
+                <w:rFonts w:ascii="Calibri" w:hAnsi="Calibri" w:cs="Calibri"/>
+                <w:sz w:val="15"/>
+                <w:szCs w:val="15"/>
+                <w:color w:val="555555"/>
               </w:rPr>
               <w:t xml:space="preserve">20-25 min</w:t>
             </w:r>
@@ -2081,19 +2619,24 @@
         </w:tc>
         <w:tc>
           <w:tcPr>
-            <w:tcW w:w="1962" w:type="dxa"/>
+            <w:tcW w:w="3087" w:type="dxa"/>
             <w:shd w:val="clear" w:color="auto" w:fill="FFFFFF"/>
             <w:vAlign w:val="center"/>
           </w:tcPr>
           <w:p>
             <w:pPr>
               <w:jc w:val="left"/>
-              <w:spacing w:before="20" w:after="20"/>
+              <w:spacing w:before="40" w:after="40"/>
               <w:shd w:val="clear" w:color="auto" w:fill="FFFFFF"/>
-            </w:pPr>
-            <w:r>
-              <w:rPr>
-                <w:rFonts w:ascii="Calibri" w:hAnsi="Calibri"/>
+              <w:rPr>
+                <w:rFonts w:ascii="Calibri" w:hAnsi="Calibri"/>
+                <w:sz w:val="15"/>
+                <w:color w:val="333333"/>
+              </w:rPr>
+            </w:pPr>
+            <w:r>
+              <w:rPr>
+                <w:rFonts w:ascii="Calibri" w:hAnsi="Calibri" w:cs="Calibri"/>
                 <w:sz w:val="15"/>
                 <w:szCs w:val="15"/>
                 <w:color w:val="333333"/>
@@ -2106,19 +2649,24 @@
       <w:tr>
         <w:tc>
           <w:tcPr>
-            <w:tcW w:w="1647" w:type="dxa"/>
+            <w:tcW w:w="1061" w:type="dxa"/>
             <w:shd w:val="clear" w:color="auto" w:fill="7030A0"/>
             <w:vAlign w:val="center"/>
           </w:tcPr>
           <w:p>
             <w:pPr>
               <w:jc w:val="center"/>
-              <w:spacing w:before="20" w:after="20"/>
+              <w:spacing w:before="40" w:after="40"/>
               <w:shd w:val="clear" w:color="auto" w:fill="7030A0"/>
-            </w:pPr>
-            <w:r>
-              <w:rPr>
-                <w:rFonts w:ascii="Calibri" w:hAnsi="Calibri"/>
+              <w:rPr>
+                <w:rFonts w:ascii="Calibri" w:hAnsi="Calibri"/>
+                <w:sz w:val="15"/>
+                <w:color w:val="FFFFFF"/>
+              </w:rPr>
+            </w:pPr>
+            <w:r>
+              <w:rPr>
+                <w:rFonts w:ascii="Calibri" w:hAnsi="Calibri" w:cs="Calibri"/>
                 <w:sz w:val="15"/>
                 <w:szCs w:val="15"/>
                 <w:color w:val="FFFFFF"/>
@@ -2131,45 +2679,55 @@
         </w:tc>
         <w:tc>
           <w:tcPr>
-            <w:tcW w:w="6198" w:type="dxa"/>
+            <w:tcW w:w="4342" w:type="dxa"/>
             <w:shd w:val="clear" w:color="auto" w:fill="F5F5F5"/>
             <w:vAlign w:val="center"/>
           </w:tcPr>
           <w:p>
             <w:pPr>
               <w:jc w:val="left"/>
-              <w:spacing w:before="20" w:after="20"/>
+              <w:spacing w:before="40" w:after="40"/>
               <w:shd w:val="clear" w:color="auto" w:fill="F5F5F5"/>
-            </w:pPr>
-            <w:r>
-              <w:rPr>
-                <w:rFonts w:ascii="Calibri" w:hAnsi="Calibri"/>
-                <w:sz w:val="17"/>
-                <w:szCs w:val="17"/>
-                <w:color w:val="111111"/>
-              </w:rPr>
-              <w:t xml:space="preserve">Phishing Spotter in CyberSec Academy. Students identify phishing emails - same attack used against Fazio. Debrief: what red flags did Fazio miss?</w:t>
-            </w:r>
-          </w:p>
-        </w:tc>
-        <w:tc>
-          <w:tcPr>
-            <w:tcW w:w="1281" w:type="dxa"/>
+              <w:rPr>
+                <w:rFonts w:ascii="Calibri" w:hAnsi="Calibri"/>
+                <w:sz w:val="17"/>
+                <w:color w:val="111111"/>
+              </w:rPr>
+            </w:pPr>
+            <w:r>
+              <w:rPr>
+                <w:rFonts w:ascii="Calibri" w:hAnsi="Calibri" w:cs="Calibri"/>
+                <w:sz w:val="17"/>
+                <w:szCs w:val="17"/>
+                <w:color w:val="111111"/>
+              </w:rPr>
+              <w:t xml:space="preserve">Phishing Spotter in CyberSec Academy. Students identify phishing emails - the exact attack vector used against Fazio Mechanical to gain initial access. Debrief: what red flags did Fazio miss?</w:t>
+            </w:r>
+          </w:p>
+        </w:tc>
+        <w:tc>
+          <w:tcPr>
+            <w:tcW w:w="1158" w:type="dxa"/>
             <w:shd w:val="clear" w:color="auto" w:fill="F5F5F5"/>
             <w:vAlign w:val="center"/>
           </w:tcPr>
           <w:p>
             <w:pPr>
               <w:jc w:val="center"/>
-              <w:spacing w:before="20" w:after="20"/>
+              <w:spacing w:before="40" w:after="40"/>
               <w:shd w:val="clear" w:color="auto" w:fill="F5F5F5"/>
-            </w:pPr>
-            <w:r>
-              <w:rPr>
-                <w:rFonts w:ascii="Calibri" w:hAnsi="Calibri"/>
-                <w:sz w:val="15"/>
-                <w:szCs w:val="15"/>
-                <w:color w:val="444444"/>
+              <w:rPr>
+                <w:rFonts w:ascii="Calibri" w:hAnsi="Calibri"/>
+                <w:sz w:val="15"/>
+                <w:color w:val="555555"/>
+              </w:rPr>
+            </w:pPr>
+            <w:r>
+              <w:rPr>
+                <w:rFonts w:ascii="Calibri" w:hAnsi="Calibri" w:cs="Calibri"/>
+                <w:sz w:val="15"/>
+                <w:szCs w:val="15"/>
+                <w:color w:val="555555"/>
               </w:rPr>
               <w:t xml:space="preserve">15 min</w:t>
             </w:r>
@@ -2177,19 +2735,24 @@
         </w:tc>
         <w:tc>
           <w:tcPr>
-            <w:tcW w:w="1962" w:type="dxa"/>
+            <w:tcW w:w="3087" w:type="dxa"/>
             <w:shd w:val="clear" w:color="auto" w:fill="F5F5F5"/>
             <w:vAlign w:val="center"/>
           </w:tcPr>
           <w:p>
             <w:pPr>
               <w:jc w:val="left"/>
-              <w:spacing w:before="20" w:after="20"/>
+              <w:spacing w:before="40" w:after="40"/>
               <w:shd w:val="clear" w:color="auto" w:fill="F5F5F5"/>
-            </w:pPr>
-            <w:r>
-              <w:rPr>
-                <w:rFonts w:ascii="Calibri" w:hAnsi="Calibri"/>
+              <w:rPr>
+                <w:rFonts w:ascii="Calibri" w:hAnsi="Calibri"/>
+                <w:sz w:val="15"/>
+                <w:color w:val="333333"/>
+              </w:rPr>
+            </w:pPr>
+            <w:r>
+              <w:rPr>
+                <w:rFonts w:ascii="Calibri" w:hAnsi="Calibri" w:cs="Calibri"/>
                 <w:sz w:val="15"/>
                 <w:szCs w:val="15"/>
                 <w:color w:val="333333"/>
@@ -2202,19 +2765,24 @@
       <w:tr>
         <w:tc>
           <w:tcPr>
-            <w:tcW w:w="1647" w:type="dxa"/>
+            <w:tcW w:w="1061" w:type="dxa"/>
             <w:shd w:val="clear" w:color="auto" w:fill="833C00"/>
             <w:vAlign w:val="center"/>
           </w:tcPr>
           <w:p>
             <w:pPr>
               <w:jc w:val="center"/>
-              <w:spacing w:before="20" w:after="20"/>
+              <w:spacing w:before="40" w:after="40"/>
               <w:shd w:val="clear" w:color="auto" w:fill="833C00"/>
-            </w:pPr>
-            <w:r>
-              <w:rPr>
-                <w:rFonts w:ascii="Calibri" w:hAnsi="Calibri"/>
+              <w:rPr>
+                <w:rFonts w:ascii="Calibri" w:hAnsi="Calibri"/>
+                <w:sz w:val="15"/>
+                <w:color w:val="FFFFFF"/>
+              </w:rPr>
+            </w:pPr>
+            <w:r>
+              <w:rPr>
+                <w:rFonts w:ascii="Calibri" w:hAnsi="Calibri" w:cs="Calibri"/>
                 <w:sz w:val="15"/>
                 <w:szCs w:val="15"/>
                 <w:color w:val="FFFFFF"/>
@@ -2227,45 +2795,55 @@
         </w:tc>
         <w:tc>
           <w:tcPr>
-            <w:tcW w:w="6198" w:type="dxa"/>
+            <w:tcW w:w="4342" w:type="dxa"/>
             <w:shd w:val="clear" w:color="auto" w:fill="FFFFFF"/>
             <w:vAlign w:val="center"/>
           </w:tcPr>
           <w:p>
             <w:pPr>
               <w:jc w:val="left"/>
-              <w:spacing w:before="20" w:after="20"/>
+              <w:spacing w:before="40" w:after="40"/>
               <w:shd w:val="clear" w:color="auto" w:fill="FFFFFF"/>
-            </w:pPr>
-            <w:r>
-              <w:rPr>
-                <w:rFonts w:ascii="Calibri" w:hAnsi="Calibri"/>
-                <w:sz w:val="17"/>
-                <w:szCs w:val="17"/>
-                <w:color w:val="111111"/>
-              </w:rPr>
-              <w:t xml:space="preserve">Blue Team Lab - Network Segmentation scenario. Students set up defensive controls that would have stopped the breach (POS isolation from vendor network).</w:t>
-            </w:r>
-          </w:p>
-        </w:tc>
-        <w:tc>
-          <w:tcPr>
-            <w:tcW w:w="1281" w:type="dxa"/>
+              <w:rPr>
+                <w:rFonts w:ascii="Calibri" w:hAnsi="Calibri"/>
+                <w:sz w:val="17"/>
+                <w:color w:val="111111"/>
+              </w:rPr>
+            </w:pPr>
+            <w:r>
+              <w:rPr>
+                <w:rFonts w:ascii="Calibri" w:hAnsi="Calibri" w:cs="Calibri"/>
+                <w:sz w:val="17"/>
+                <w:szCs w:val="17"/>
+                <w:color w:val="111111"/>
+              </w:rPr>
+              <w:t xml:space="preserve">Blue Team Lab - Network Segmentation scenario. Students set up defensive controls that would have stopped the breach (POS network isolated from vendor network). Defender mindset: break any Kill Chain link.</w:t>
+            </w:r>
+          </w:p>
+        </w:tc>
+        <w:tc>
+          <w:tcPr>
+            <w:tcW w:w="1158" w:type="dxa"/>
             <w:shd w:val="clear" w:color="auto" w:fill="FFFFFF"/>
             <w:vAlign w:val="center"/>
           </w:tcPr>
           <w:p>
             <w:pPr>
               <w:jc w:val="center"/>
-              <w:spacing w:before="20" w:after="20"/>
+              <w:spacing w:before="40" w:after="40"/>
               <w:shd w:val="clear" w:color="auto" w:fill="FFFFFF"/>
-            </w:pPr>
-            <w:r>
-              <w:rPr>
-                <w:rFonts w:ascii="Calibri" w:hAnsi="Calibri"/>
-                <w:sz w:val="15"/>
-                <w:szCs w:val="15"/>
-                <w:color w:val="444444"/>
+              <w:rPr>
+                <w:rFonts w:ascii="Calibri" w:hAnsi="Calibri"/>
+                <w:sz w:val="15"/>
+                <w:color w:val="555555"/>
+              </w:rPr>
+            </w:pPr>
+            <w:r>
+              <w:rPr>
+                <w:rFonts w:ascii="Calibri" w:hAnsi="Calibri" w:cs="Calibri"/>
+                <w:sz w:val="15"/>
+                <w:szCs w:val="15"/>
+                <w:color w:val="555555"/>
               </w:rPr>
               <w:t xml:space="preserve">15-20 min</w:t>
             </w:r>
@@ -2273,19 +2851,24 @@
         </w:tc>
         <w:tc>
           <w:tcPr>
-            <w:tcW w:w="1962" w:type="dxa"/>
+            <w:tcW w:w="3087" w:type="dxa"/>
             <w:shd w:val="clear" w:color="auto" w:fill="FFFFFF"/>
             <w:vAlign w:val="center"/>
           </w:tcPr>
           <w:p>
             <w:pPr>
               <w:jc w:val="left"/>
-              <w:spacing w:before="20" w:after="20"/>
+              <w:spacing w:before="40" w:after="40"/>
               <w:shd w:val="clear" w:color="auto" w:fill="FFFFFF"/>
-            </w:pPr>
-            <w:r>
-              <w:rPr>
-                <w:rFonts w:ascii="Calibri" w:hAnsi="Calibri"/>
+              <w:rPr>
+                <w:rFonts w:ascii="Calibri" w:hAnsi="Calibri"/>
+                <w:sz w:val="15"/>
+                <w:color w:val="333333"/>
+              </w:rPr>
+            </w:pPr>
+            <w:r>
+              <w:rPr>
+                <w:rFonts w:ascii="Calibri" w:hAnsi="Calibri" w:cs="Calibri"/>
                 <w:sz w:val="15"/>
                 <w:szCs w:val="15"/>
                 <w:color w:val="333333"/>
@@ -2298,19 +2881,24 @@
       <w:tr>
         <w:tc>
           <w:tcPr>
-            <w:tcW w:w="1647" w:type="dxa"/>
+            <w:tcW w:w="1061" w:type="dxa"/>
             <w:shd w:val="clear" w:color="auto" w:fill="1F3864"/>
             <w:vAlign w:val="center"/>
           </w:tcPr>
           <w:p>
             <w:pPr>
               <w:jc w:val="center"/>
-              <w:spacing w:before="20" w:after="20"/>
+              <w:spacing w:before="40" w:after="40"/>
               <w:shd w:val="clear" w:color="auto" w:fill="1F3864"/>
-            </w:pPr>
-            <w:r>
-              <w:rPr>
-                <w:rFonts w:ascii="Calibri" w:hAnsi="Calibri"/>
+              <w:rPr>
+                <w:rFonts w:ascii="Calibri" w:hAnsi="Calibri"/>
+                <w:sz w:val="15"/>
+                <w:color w:val="FFFFFF"/>
+              </w:rPr>
+            </w:pPr>
+            <w:r>
+              <w:rPr>
+                <w:rFonts w:ascii="Calibri" w:hAnsi="Calibri" w:cs="Calibri"/>
                 <w:sz w:val="15"/>
                 <w:szCs w:val="15"/>
                 <w:color w:val="FFFFFF"/>
@@ -2323,45 +2911,55 @@
         </w:tc>
         <w:tc>
           <w:tcPr>
-            <w:tcW w:w="6198" w:type="dxa"/>
+            <w:tcW w:w="4342" w:type="dxa"/>
             <w:shd w:val="clear" w:color="auto" w:fill="F5F5F5"/>
             <w:vAlign w:val="center"/>
           </w:tcPr>
           <w:p>
             <w:pPr>
               <w:jc w:val="left"/>
-              <w:spacing w:before="20" w:after="20"/>
+              <w:spacing w:before="40" w:after="40"/>
               <w:shd w:val="clear" w:color="auto" w:fill="F5F5F5"/>
-            </w:pPr>
-            <w:r>
-              <w:rPr>
-                <w:rFonts w:ascii="Calibri" w:hAnsi="Calibri"/>
-                <w:sz w:val="17"/>
-                <w:szCs w:val="17"/>
-                <w:color w:val="111111"/>
-              </w:rPr>
-              <w:t xml:space="preserve">SOC Ticket Board check. Respond to assigned tickets. REMIND CLASS: CVE Worksheet is due TOMORROW. No late submissions without prior approval.</w:t>
-            </w:r>
-          </w:p>
-        </w:tc>
-        <w:tc>
-          <w:tcPr>
-            <w:tcW w:w="1281" w:type="dxa"/>
+              <w:rPr>
+                <w:rFonts w:ascii="Calibri" w:hAnsi="Calibri"/>
+                <w:sz w:val="17"/>
+                <w:color w:val="111111"/>
+              </w:rPr>
+            </w:pPr>
+            <w:r>
+              <w:rPr>
+                <w:rFonts w:ascii="Calibri" w:hAnsi="Calibri" w:cs="Calibri"/>
+                <w:sz w:val="17"/>
+                <w:szCs w:val="17"/>
+                <w:color w:val="111111"/>
+              </w:rPr>
+              <w:t xml:space="preserve">SOC Ticket Board check. Respond to any assigned tickets. REMIND CLASS: CVE Worksheet is due TOMORROW. No late submissions without prior instructor approval.</w:t>
+            </w:r>
+          </w:p>
+        </w:tc>
+        <w:tc>
+          <w:tcPr>
+            <w:tcW w:w="1158" w:type="dxa"/>
             <w:shd w:val="clear" w:color="auto" w:fill="F5F5F5"/>
             <w:vAlign w:val="center"/>
           </w:tcPr>
           <w:p>
             <w:pPr>
               <w:jc w:val="center"/>
-              <w:spacing w:before="20" w:after="20"/>
+              <w:spacing w:before="40" w:after="40"/>
               <w:shd w:val="clear" w:color="auto" w:fill="F5F5F5"/>
-            </w:pPr>
-            <w:r>
-              <w:rPr>
-                <w:rFonts w:ascii="Calibri" w:hAnsi="Calibri"/>
-                <w:sz w:val="15"/>
-                <w:szCs w:val="15"/>
-                <w:color w:val="444444"/>
+              <w:rPr>
+                <w:rFonts w:ascii="Calibri" w:hAnsi="Calibri"/>
+                <w:sz w:val="15"/>
+                <w:color w:val="555555"/>
+              </w:rPr>
+            </w:pPr>
+            <w:r>
+              <w:rPr>
+                <w:rFonts w:ascii="Calibri" w:hAnsi="Calibri" w:cs="Calibri"/>
+                <w:sz w:val="15"/>
+                <w:szCs w:val="15"/>
+                <w:color w:val="555555"/>
               </w:rPr>
               <w:t xml:space="preserve">5 min</w:t>
             </w:r>
@@ -2369,24 +2967,29 @@
         </w:tc>
         <w:tc>
           <w:tcPr>
-            <w:tcW w:w="1962" w:type="dxa"/>
+            <w:tcW w:w="3087" w:type="dxa"/>
             <w:shd w:val="clear" w:color="auto" w:fill="F5F5F5"/>
             <w:vAlign w:val="center"/>
           </w:tcPr>
           <w:p>
             <w:pPr>
               <w:jc w:val="left"/>
-              <w:spacing w:before="20" w:after="20"/>
+              <w:spacing w:before="40" w:after="40"/>
               <w:shd w:val="clear" w:color="auto" w:fill="F5F5F5"/>
-            </w:pPr>
-            <w:r>
-              <w:rPr>
-                <w:rFonts w:ascii="Calibri" w:hAnsi="Calibri"/>
-                <w:sz w:val="15"/>
-                <w:szCs w:val="15"/>
-                <w:color w:val="333333"/>
-              </w:rPr>
-              <w:t xml:space="preserve">REMIND: Worksheet due Thursday</w:t>
+              <w:rPr>
+                <w:rFonts w:ascii="Calibri" w:hAnsi="Calibri"/>
+                <w:sz w:val="15"/>
+                <w:color w:val="333333"/>
+              </w:rPr>
+            </w:pPr>
+            <w:r>
+              <w:rPr>
+                <w:rFonts w:ascii="Calibri" w:hAnsi="Calibri" w:cs="Calibri"/>
+                <w:sz w:val="15"/>
+                <w:szCs w:val="15"/>
+                <w:color w:val="333333"/>
+              </w:rPr>
+              <w:t xml:space="preserve">REMIND: Worksheet due Thu</w:t>
             </w:r>
           </w:p>
         </w:tc>
@@ -2394,57 +2997,97 @@
     </w:tbl>
     <w:p>
       <w:pPr>
-        <w:jc w:val="center"/>
-        <w:spacing w:before="80" w:after="0"/>
-        <w:shd w:val="clear" w:color="auto" w:fill="C00000"/>
-      </w:pPr>
-      <w:r>
+        <w:jc w:val="left"/>
+        <w:spacing w:before="0" w:after="60"/>
         <w:rPr>
           <w:rFonts w:ascii="Calibri" w:hAnsi="Calibri"/>
-          <w:sz w:val="22"/>
-          <w:szCs w:val="22"/>
-          <w:color w:val="FFFFFF"/>
-          <w:b/>
-          <w:bCs/>
         </w:rPr>
-        <w:t xml:space="preserve">THURSDAY  -  SYNTHESIS + SUBMISSION  (All 5 Pillars)</w:t>
-      </w:r>
+      </w:pPr>
     </w:p>
     <w:tbl>
       <w:tblPr>
         <w:tblW w:w="0" w:type="auto"/>
         <w:tblLayout w:type="fixed"/>
-        <w:tblBorders>
-          <w:top w:val="single" w:sz="4" w:space="0" w:color="AAAAAA"/>
-          <w:left w:val="single" w:sz="4" w:space="0" w:color="AAAAAA"/>
-          <w:bottom w:val="single" w:sz="4" w:space="0" w:color="AAAAAA"/>
-          <w:right w:val="single" w:sz="4" w:space="0" w:color="AAAAAA"/>
-          <w:insideH w:val="single" w:sz="4" w:space="0" w:color="AAAAAA"/>
-          <w:insideV w:val="single" w:sz="4" w:space="0" w:color="AAAAAA"/>
-        </w:tblBorders>
         <w:tblCellMar>
           <w:top w:w="60" w:type="dxa"/>
-          <w:left w:w="80" w:type="dxa"/>
+          <w:left w:w="60" w:type="dxa"/>
           <w:bottom w:w="60" w:type="dxa"/>
-          <w:right w:w="80" w:type="dxa"/>
+          <w:right w:w="60" w:type="dxa"/>
         </w:tblCellMar>
       </w:tblPr>
       <w:tr>
         <w:tc>
           <w:tcPr>
-            <w:tcW w:w="1647" w:type="dxa"/>
+            <w:tcW w:w="9648" w:type="dxa"/>
             <w:shd w:val="clear" w:color="auto" w:fill="C00000"/>
             <w:vAlign w:val="center"/>
           </w:tcPr>
           <w:p>
             <w:pPr>
               <w:jc w:val="center"/>
-              <w:spacing w:before="20" w:after="20"/>
+              <w:spacing w:before="40" w:after="40"/>
               <w:shd w:val="clear" w:color="auto" w:fill="C00000"/>
-            </w:pPr>
-            <w:r>
-              <w:rPr>
-                <w:rFonts w:ascii="Calibri" w:hAnsi="Calibri"/>
+              <w:rPr>
+                <w:rFonts w:ascii="Calibri" w:hAnsi="Calibri"/>
+                <w:sz w:val="22"/>
+                <w:color w:val="FFFFFF"/>
+              </w:rPr>
+            </w:pPr>
+            <w:r>
+              <w:rPr>
+                <w:rFonts w:ascii="Calibri" w:hAnsi="Calibri" w:cs="Calibri"/>
+                <w:sz w:val="22"/>
+                <w:szCs w:val="22"/>
+                <w:color w:val="FFFFFF"/>
+                <w:b/>
+                <w:bCs/>
+              </w:rPr>
+              <w:t xml:space="preserve">THURSDAY  -  SYNTHESIS + SUBMISSION DAY  (All 5 Pillars)</w:t>
+            </w:r>
+          </w:p>
+        </w:tc>
+      </w:tr>
+    </w:tbl>
+    <w:tbl>
+      <w:tblPr>
+        <w:tblW w:w="0" w:type="auto"/>
+        <w:tblLayout w:type="fixed"/>
+        <w:tblBorders>
+          <w:top w:val="single" w:sz="4" w:space="0" w:color="BBBBBB"/>
+          <w:left w:val="single" w:sz="4" w:space="0" w:color="BBBBBB"/>
+          <w:bottom w:val="single" w:sz="4" w:space="0" w:color="BBBBBB"/>
+          <w:right w:val="single" w:sz="4" w:space="0" w:color="BBBBBB"/>
+          <w:insideH w:val="single" w:sz="4" w:space="0" w:color="BBBBBB"/>
+          <w:insideV w:val="single" w:sz="4" w:space="0" w:color="BBBBBB"/>
+        </w:tblBorders>
+        <w:tblCellMar>
+          <w:top w:w="80" w:type="dxa"/>
+          <w:left w:w="100" w:type="dxa"/>
+          <w:bottom w:w="80" w:type="dxa"/>
+          <w:right w:w="100" w:type="dxa"/>
+        </w:tblCellMar>
+      </w:tblPr>
+      <w:tr>
+        <w:tc>
+          <w:tcPr>
+            <w:tcW w:w="1061" w:type="dxa"/>
+            <w:shd w:val="clear" w:color="auto" w:fill="C00000"/>
+            <w:vAlign w:val="center"/>
+          </w:tcPr>
+          <w:p>
+            <w:pPr>
+              <w:jc w:val="center"/>
+              <w:spacing w:before="40" w:after="40"/>
+              <w:shd w:val="clear" w:color="auto" w:fill="C00000"/>
+              <w:rPr>
+                <w:rFonts w:ascii="Calibri" w:hAnsi="Calibri"/>
+                <w:sz w:val="16"/>
+                <w:color w:val="FFFFFF"/>
+              </w:rPr>
+            </w:pPr>
+            <w:r>
+              <w:rPr>
+                <w:rFonts w:ascii="Calibri" w:hAnsi="Calibri" w:cs="Calibri"/>
                 <w:sz w:val="16"/>
                 <w:szCs w:val="16"/>
                 <w:color w:val="FFFFFF"/>
@@ -2457,44 +3100,54 @@
         </w:tc>
         <w:tc>
           <w:tcPr>
-            <w:tcW w:w="6198" w:type="dxa"/>
+            <w:tcW w:w="4342" w:type="dxa"/>
             <w:shd w:val="clear" w:color="auto" w:fill="C00000"/>
             <w:vAlign w:val="center"/>
           </w:tcPr>
           <w:p>
             <w:pPr>
               <w:jc w:val="center"/>
-              <w:spacing w:before="20" w:after="20"/>
+              <w:spacing w:before="40" w:after="40"/>
               <w:shd w:val="clear" w:color="auto" w:fill="C00000"/>
-            </w:pPr>
-            <w:r>
-              <w:rPr>
-                <w:rFonts w:ascii="Calibri" w:hAnsi="Calibri"/>
+              <w:rPr>
+                <w:rFonts w:ascii="Calibri" w:hAnsi="Calibri"/>
+                <w:sz w:val="16"/>
+                <w:color w:val="FFFFFF"/>
+              </w:rPr>
+            </w:pPr>
+            <w:r>
+              <w:rPr>
+                <w:rFonts w:ascii="Calibri" w:hAnsi="Calibri" w:cs="Calibri"/>
                 <w:sz w:val="16"/>
                 <w:szCs w:val="16"/>
                 <w:color w:val="FFFFFF"/>
                 <w:b/>
                 <w:bCs/>
               </w:rPr>
-              <w:t xml:space="preserve">ACTIVITY / OBJECTIVE</w:t>
-            </w:r>
-          </w:p>
-        </w:tc>
-        <w:tc>
-          <w:tcPr>
-            <w:tcW w:w="1281" w:type="dxa"/>
+              <w:t xml:space="preserve">ACTIVITY</w:t>
+            </w:r>
+          </w:p>
+        </w:tc>
+        <w:tc>
+          <w:tcPr>
+            <w:tcW w:w="1158" w:type="dxa"/>
             <w:shd w:val="clear" w:color="auto" w:fill="C00000"/>
             <w:vAlign w:val="center"/>
           </w:tcPr>
           <w:p>
             <w:pPr>
               <w:jc w:val="center"/>
-              <w:spacing w:before="20" w:after="20"/>
+              <w:spacing w:before="40" w:after="40"/>
               <w:shd w:val="clear" w:color="auto" w:fill="C00000"/>
-            </w:pPr>
-            <w:r>
-              <w:rPr>
-                <w:rFonts w:ascii="Calibri" w:hAnsi="Calibri"/>
+              <w:rPr>
+                <w:rFonts w:ascii="Calibri" w:hAnsi="Calibri"/>
+                <w:sz w:val="16"/>
+                <w:color w:val="FFFFFF"/>
+              </w:rPr>
+            </w:pPr>
+            <w:r>
+              <w:rPr>
+                <w:rFonts w:ascii="Calibri" w:hAnsi="Calibri" w:cs="Calibri"/>
                 <w:sz w:val="16"/>
                 <w:szCs w:val="16"/>
                 <w:color w:val="FFFFFF"/>
@@ -2507,26 +3160,31 @@
         </w:tc>
         <w:tc>
           <w:tcPr>
-            <w:tcW w:w="1962" w:type="dxa"/>
+            <w:tcW w:w="3087" w:type="dxa"/>
             <w:shd w:val="clear" w:color="auto" w:fill="C00000"/>
             <w:vAlign w:val="center"/>
           </w:tcPr>
           <w:p>
             <w:pPr>
               <w:jc w:val="center"/>
-              <w:spacing w:before="20" w:after="20"/>
+              <w:spacing w:before="40" w:after="40"/>
               <w:shd w:val="clear" w:color="auto" w:fill="C00000"/>
-            </w:pPr>
-            <w:r>
-              <w:rPr>
-                <w:rFonts w:ascii="Calibri" w:hAnsi="Calibri"/>
+              <w:rPr>
+                <w:rFonts w:ascii="Calibri" w:hAnsi="Calibri"/>
+                <w:sz w:val="16"/>
+                <w:color w:val="FFFFFF"/>
+              </w:rPr>
+            </w:pPr>
+            <w:r>
+              <w:rPr>
+                <w:rFonts w:ascii="Calibri" w:hAnsi="Calibri" w:cs="Calibri"/>
                 <w:sz w:val="16"/>
                 <w:szCs w:val="16"/>
                 <w:color w:val="FFFFFF"/>
                 <w:b/>
                 <w:bCs/>
               </w:rPr>
-              <w:t xml:space="preserve">DELIVERABLE</w:t>
+              <w:t xml:space="preserve">DELIVERABLE / NOTE</w:t>
             </w:r>
           </w:p>
         </w:tc>
@@ -2534,19 +3192,24 @@
       <w:tr>
         <w:tc>
           <w:tcPr>
-            <w:tcW w:w="1647" w:type="dxa"/>
+            <w:tcW w:w="1061" w:type="dxa"/>
             <w:shd w:val="clear" w:color="auto" w:fill="C00000"/>
             <w:vAlign w:val="center"/>
           </w:tcPr>
           <w:p>
             <w:pPr>
               <w:jc w:val="center"/>
-              <w:spacing w:before="20" w:after="20"/>
+              <w:spacing w:before="40" w:after="40"/>
               <w:shd w:val="clear" w:color="auto" w:fill="C00000"/>
-            </w:pPr>
-            <w:r>
-              <w:rPr>
-                <w:rFonts w:ascii="Calibri" w:hAnsi="Calibri"/>
+              <w:rPr>
+                <w:rFonts w:ascii="Calibri" w:hAnsi="Calibri"/>
+                <w:sz w:val="15"/>
+                <w:color w:val="FFFFFF"/>
+              </w:rPr>
+            </w:pPr>
+            <w:r>
+              <w:rPr>
+                <w:rFonts w:ascii="Calibri" w:hAnsi="Calibri" w:cs="Calibri"/>
                 <w:sz w:val="15"/>
                 <w:szCs w:val="15"/>
                 <w:color w:val="FFFFFF"/>
@@ -2559,45 +3222,55 @@
         </w:tc>
         <w:tc>
           <w:tcPr>
-            <w:tcW w:w="6198" w:type="dxa"/>
+            <w:tcW w:w="4342" w:type="dxa"/>
             <w:shd w:val="clear" w:color="auto" w:fill="F5F5F5"/>
             <w:vAlign w:val="center"/>
           </w:tcPr>
           <w:p>
             <w:pPr>
               <w:jc w:val="left"/>
-              <w:spacing w:before="20" w:after="20"/>
+              <w:spacing w:before="40" w:after="40"/>
               <w:shd w:val="clear" w:color="auto" w:fill="F5F5F5"/>
-            </w:pPr>
-            <w:r>
-              <w:rPr>
-                <w:rFonts w:ascii="Calibri" w:hAnsi="Calibri"/>
-                <w:sz w:val="17"/>
-                <w:szCs w:val="17"/>
-                <w:color w:val="111111"/>
-              </w:rPr>
-              <w:t xml:space="preserve">CVE Research Worksheet DUE (50 pts). Collect at start of class. Covers: CISA Alert AA18-336A, BlackPOS malware, containment, 3 'From Here On Out' controls, 1 additional research org.</w:t>
-            </w:r>
-          </w:p>
-        </w:tc>
-        <w:tc>
-          <w:tcPr>
-            <w:tcW w:w="1281" w:type="dxa"/>
+              <w:rPr>
+                <w:rFonts w:ascii="Calibri" w:hAnsi="Calibri"/>
+                <w:sz w:val="17"/>
+                <w:color w:val="111111"/>
+              </w:rPr>
+            </w:pPr>
+            <w:r>
+              <w:rPr>
+                <w:rFonts w:ascii="Calibri" w:hAnsi="Calibri" w:cs="Calibri"/>
+                <w:sz w:val="17"/>
+                <w:szCs w:val="17"/>
+                <w:color w:val="111111"/>
+              </w:rPr>
+              <w:t xml:space="preserve">CVE Research Worksheet DUE (50 pts). Collect at start of class. Covers: CISA Alert AA18-336A, BlackPOS/Kaptoxa malware, breach containment, top 3 'From Here On Out' controls, 1 additional research organization.</w:t>
+            </w:r>
+          </w:p>
+        </w:tc>
+        <w:tc>
+          <w:tcPr>
+            <w:tcW w:w="1158" w:type="dxa"/>
             <w:shd w:val="clear" w:color="auto" w:fill="F5F5F5"/>
             <w:vAlign w:val="center"/>
           </w:tcPr>
           <w:p>
             <w:pPr>
               <w:jc w:val="center"/>
-              <w:spacing w:before="20" w:after="20"/>
+              <w:spacing w:before="40" w:after="40"/>
               <w:shd w:val="clear" w:color="auto" w:fill="F5F5F5"/>
-            </w:pPr>
-            <w:r>
-              <w:rPr>
-                <w:rFonts w:ascii="Calibri" w:hAnsi="Calibri"/>
-                <w:sz w:val="15"/>
-                <w:szCs w:val="15"/>
-                <w:color w:val="444444"/>
+              <w:rPr>
+                <w:rFonts w:ascii="Calibri" w:hAnsi="Calibri"/>
+                <w:sz w:val="15"/>
+                <w:color w:val="555555"/>
+              </w:rPr>
+            </w:pPr>
+            <w:r>
+              <w:rPr>
+                <w:rFonts w:ascii="Calibri" w:hAnsi="Calibri" w:cs="Calibri"/>
+                <w:sz w:val="15"/>
+                <w:szCs w:val="15"/>
+                <w:color w:val="555555"/>
               </w:rPr>
               <w:t xml:space="preserve">Collect at start</w:t>
             </w:r>
@@ -2605,19 +3278,24 @@
         </w:tc>
         <w:tc>
           <w:tcPr>
-            <w:tcW w:w="1962" w:type="dxa"/>
+            <w:tcW w:w="3087" w:type="dxa"/>
             <w:shd w:val="clear" w:color="auto" w:fill="F5F5F5"/>
             <w:vAlign w:val="center"/>
           </w:tcPr>
           <w:p>
             <w:pPr>
               <w:jc w:val="left"/>
-              <w:spacing w:before="20" w:after="20"/>
+              <w:spacing w:before="40" w:after="40"/>
               <w:shd w:val="clear" w:color="auto" w:fill="F5F5F5"/>
-            </w:pPr>
-            <w:r>
-              <w:rPr>
-                <w:rFonts w:ascii="Calibri" w:hAnsi="Calibri"/>
+              <w:rPr>
+                <w:rFonts w:ascii="Calibri" w:hAnsi="Calibri"/>
+                <w:sz w:val="15"/>
+                <w:color w:val="333333"/>
+              </w:rPr>
+            </w:pPr>
+            <w:r>
+              <w:rPr>
+                <w:rFonts w:ascii="Calibri" w:hAnsi="Calibri" w:cs="Calibri"/>
                 <w:sz w:val="15"/>
                 <w:szCs w:val="15"/>
                 <w:color w:val="333333"/>
@@ -2630,19 +3308,24 @@
       <w:tr>
         <w:tc>
           <w:tcPr>
-            <w:tcW w:w="1647" w:type="dxa"/>
+            <w:tcW w:w="1061" w:type="dxa"/>
             <w:shd w:val="clear" w:color="auto" w:fill="C00000"/>
             <w:vAlign w:val="center"/>
           </w:tcPr>
           <w:p>
             <w:pPr>
               <w:jc w:val="center"/>
-              <w:spacing w:before="20" w:after="20"/>
+              <w:spacing w:before="40" w:after="40"/>
               <w:shd w:val="clear" w:color="auto" w:fill="C00000"/>
-            </w:pPr>
-            <w:r>
-              <w:rPr>
-                <w:rFonts w:ascii="Calibri" w:hAnsi="Calibri"/>
+              <w:rPr>
+                <w:rFonts w:ascii="Calibri" w:hAnsi="Calibri"/>
+                <w:sz w:val="15"/>
+                <w:color w:val="FFFFFF"/>
+              </w:rPr>
+            </w:pPr>
+            <w:r>
+              <w:rPr>
+                <w:rFonts w:ascii="Calibri" w:hAnsi="Calibri" w:cs="Calibri"/>
                 <w:sz w:val="15"/>
                 <w:szCs w:val="15"/>
                 <w:color w:val="FFFFFF"/>
@@ -2655,19 +3338,24 @@
         </w:tc>
         <w:tc>
           <w:tcPr>
-            <w:tcW w:w="6198" w:type="dxa"/>
+            <w:tcW w:w="4342" w:type="dxa"/>
             <w:shd w:val="clear" w:color="auto" w:fill="FFFFFF"/>
             <w:vAlign w:val="center"/>
           </w:tcPr>
           <w:p>
             <w:pPr>
               <w:jc w:val="left"/>
-              <w:spacing w:before="20" w:after="20"/>
+              <w:spacing w:before="40" w:after="40"/>
               <w:shd w:val="clear" w:color="auto" w:fill="FFFFFF"/>
-            </w:pPr>
-            <w:r>
-              <w:rPr>
-                <w:rFonts w:ascii="Calibri" w:hAnsi="Calibri"/>
+              <w:rPr>
+                <w:rFonts w:ascii="Calibri" w:hAnsi="Calibri"/>
+                <w:sz w:val="17"/>
+                <w:color w:val="111111"/>
+              </w:rPr>
+            </w:pPr>
+            <w:r>
+              <w:rPr>
+                <w:rFonts w:ascii="Calibri" w:hAnsi="Calibri" w:cs="Calibri"/>
                 <w:sz w:val="17"/>
                 <w:szCs w:val="17"/>
                 <w:color w:val="111111"/>
@@ -2678,22 +3366,27 @@
         </w:tc>
         <w:tc>
           <w:tcPr>
-            <w:tcW w:w="1281" w:type="dxa"/>
+            <w:tcW w:w="1158" w:type="dxa"/>
             <w:shd w:val="clear" w:color="auto" w:fill="FFFFFF"/>
             <w:vAlign w:val="center"/>
           </w:tcPr>
           <w:p>
             <w:pPr>
               <w:jc w:val="center"/>
-              <w:spacing w:before="20" w:after="20"/>
+              <w:spacing w:before="40" w:after="40"/>
               <w:shd w:val="clear" w:color="auto" w:fill="FFFFFF"/>
-            </w:pPr>
-            <w:r>
-              <w:rPr>
-                <w:rFonts w:ascii="Calibri" w:hAnsi="Calibri"/>
-                <w:sz w:val="15"/>
-                <w:szCs w:val="15"/>
-                <w:color w:val="444444"/>
+              <w:rPr>
+                <w:rFonts w:ascii="Calibri" w:hAnsi="Calibri"/>
+                <w:sz w:val="15"/>
+                <w:color w:val="555555"/>
+              </w:rPr>
+            </w:pPr>
+            <w:r>
+              <w:rPr>
+                <w:rFonts w:ascii="Calibri" w:hAnsi="Calibri" w:cs="Calibri"/>
+                <w:sz w:val="15"/>
+                <w:szCs w:val="15"/>
+                <w:color w:val="555555"/>
               </w:rPr>
               <w:t xml:space="preserve">20-25 min</w:t>
             </w:r>
@@ -2701,19 +3394,24 @@
         </w:tc>
         <w:tc>
           <w:tcPr>
-            <w:tcW w:w="1962" w:type="dxa"/>
+            <w:tcW w:w="3087" w:type="dxa"/>
             <w:shd w:val="clear" w:color="auto" w:fill="FFFFFF"/>
             <w:vAlign w:val="center"/>
           </w:tcPr>
           <w:p>
             <w:pPr>
               <w:jc w:val="left"/>
-              <w:spacing w:before="20" w:after="20"/>
+              <w:spacing w:before="40" w:after="40"/>
               <w:shd w:val="clear" w:color="auto" w:fill="FFFFFF"/>
-            </w:pPr>
-            <w:r>
-              <w:rPr>
-                <w:rFonts w:ascii="Calibri" w:hAnsi="Calibri"/>
+              <w:rPr>
+                <w:rFonts w:ascii="Calibri" w:hAnsi="Calibri"/>
+                <w:sz w:val="15"/>
+                <w:color w:val="333333"/>
+              </w:rPr>
+            </w:pPr>
+            <w:r>
+              <w:rPr>
+                <w:rFonts w:ascii="Calibri" w:hAnsi="Calibri" w:cs="Calibri"/>
                 <w:sz w:val="15"/>
                 <w:szCs w:val="15"/>
                 <w:color w:val="333333"/>
@@ -2726,19 +3424,24 @@
       <w:tr>
         <w:tc>
           <w:tcPr>
-            <w:tcW w:w="1647" w:type="dxa"/>
+            <w:tcW w:w="1061" w:type="dxa"/>
             <w:shd w:val="clear" w:color="auto" w:fill="7030A0"/>
             <w:vAlign w:val="center"/>
           </w:tcPr>
           <w:p>
             <w:pPr>
               <w:jc w:val="center"/>
-              <w:spacing w:before="20" w:after="20"/>
+              <w:spacing w:before="40" w:after="40"/>
               <w:shd w:val="clear" w:color="auto" w:fill="7030A0"/>
-            </w:pPr>
-            <w:r>
-              <w:rPr>
-                <w:rFonts w:ascii="Calibri" w:hAnsi="Calibri"/>
+              <w:rPr>
+                <w:rFonts w:ascii="Calibri" w:hAnsi="Calibri"/>
+                <w:sz w:val="15"/>
+                <w:color w:val="FFFFFF"/>
+              </w:rPr>
+            </w:pPr>
+            <w:r>
+              <w:rPr>
+                <w:rFonts w:ascii="Calibri" w:hAnsi="Calibri" w:cs="Calibri"/>
                 <w:sz w:val="15"/>
                 <w:szCs w:val="15"/>
                 <w:color w:val="FFFFFF"/>
@@ -2751,45 +3454,55 @@
         </w:tc>
         <w:tc>
           <w:tcPr>
-            <w:tcW w:w="6198" w:type="dxa"/>
+            <w:tcW w:w="4342" w:type="dxa"/>
             <w:shd w:val="clear" w:color="auto" w:fill="F5F5F5"/>
             <w:vAlign w:val="center"/>
           </w:tcPr>
           <w:p>
             <w:pPr>
               <w:jc w:val="left"/>
-              <w:spacing w:before="20" w:after="20"/>
+              <w:spacing w:before="40" w:after="40"/>
               <w:shd w:val="clear" w:color="auto" w:fill="F5F5F5"/>
-            </w:pPr>
-            <w:r>
-              <w:rPr>
-                <w:rFonts w:ascii="Calibri" w:hAnsi="Calibri"/>
-                <w:sz w:val="17"/>
-                <w:szCs w:val="17"/>
-                <w:color w:val="111111"/>
-              </w:rPr>
-              <w:t xml:space="preserve">Students complete remaining CyberSec Academy quiz categories. Review Academy Scores tab in Admin Tracker. Call out top performers by category.</w:t>
-            </w:r>
-          </w:p>
-        </w:tc>
-        <w:tc>
-          <w:tcPr>
-            <w:tcW w:w="1281" w:type="dxa"/>
+              <w:rPr>
+                <w:rFonts w:ascii="Calibri" w:hAnsi="Calibri"/>
+                <w:sz w:val="17"/>
+                <w:color w:val="111111"/>
+              </w:rPr>
+            </w:pPr>
+            <w:r>
+              <w:rPr>
+                <w:rFonts w:ascii="Calibri" w:hAnsi="Calibri" w:cs="Calibri"/>
+                <w:sz w:val="17"/>
+                <w:szCs w:val="17"/>
+                <w:color w:val="111111"/>
+              </w:rPr>
+              <w:t xml:space="preserve">Students complete any remaining CyberSec Academy quiz categories. Review Academy Scores tab in Admin Tracker. Call out top performers by category and recognize high scorers.</w:t>
+            </w:r>
+          </w:p>
+        </w:tc>
+        <w:tc>
+          <w:tcPr>
+            <w:tcW w:w="1158" w:type="dxa"/>
             <w:shd w:val="clear" w:color="auto" w:fill="F5F5F5"/>
             <w:vAlign w:val="center"/>
           </w:tcPr>
           <w:p>
             <w:pPr>
               <w:jc w:val="center"/>
-              <w:spacing w:before="20" w:after="20"/>
+              <w:spacing w:before="40" w:after="40"/>
               <w:shd w:val="clear" w:color="auto" w:fill="F5F5F5"/>
-            </w:pPr>
-            <w:r>
-              <w:rPr>
-                <w:rFonts w:ascii="Calibri" w:hAnsi="Calibri"/>
-                <w:sz w:val="15"/>
-                <w:szCs w:val="15"/>
-                <w:color w:val="444444"/>
+              <w:rPr>
+                <w:rFonts w:ascii="Calibri" w:hAnsi="Calibri"/>
+                <w:sz w:val="15"/>
+                <w:color w:val="555555"/>
+              </w:rPr>
+            </w:pPr>
+            <w:r>
+              <w:rPr>
+                <w:rFonts w:ascii="Calibri" w:hAnsi="Calibri" w:cs="Calibri"/>
+                <w:sz w:val="15"/>
+                <w:szCs w:val="15"/>
+                <w:color w:val="555555"/>
               </w:rPr>
               <w:t xml:space="preserve">10-15 min</w:t>
             </w:r>
@@ -2797,19 +3510,24 @@
         </w:tc>
         <w:tc>
           <w:tcPr>
-            <w:tcW w:w="1962" w:type="dxa"/>
+            <w:tcW w:w="3087" w:type="dxa"/>
             <w:shd w:val="clear" w:color="auto" w:fill="F5F5F5"/>
             <w:vAlign w:val="center"/>
           </w:tcPr>
           <w:p>
             <w:pPr>
               <w:jc w:val="left"/>
-              <w:spacing w:before="20" w:after="20"/>
+              <w:spacing w:before="40" w:after="40"/>
               <w:shd w:val="clear" w:color="auto" w:fill="F5F5F5"/>
-            </w:pPr>
-            <w:r>
-              <w:rPr>
-                <w:rFonts w:ascii="Calibri" w:hAnsi="Calibri"/>
+              <w:rPr>
+                <w:rFonts w:ascii="Calibri" w:hAnsi="Calibri"/>
+                <w:sz w:val="15"/>
+                <w:color w:val="333333"/>
+              </w:rPr>
+            </w:pPr>
+            <w:r>
+              <w:rPr>
+                <w:rFonts w:ascii="Calibri" w:hAnsi="Calibri" w:cs="Calibri"/>
                 <w:sz w:val="15"/>
                 <w:szCs w:val="15"/>
                 <w:color w:val="333333"/>
@@ -2822,19 +3540,24 @@
       <w:tr>
         <w:tc>
           <w:tcPr>
-            <w:tcW w:w="1647" w:type="dxa"/>
+            <w:tcW w:w="1061" w:type="dxa"/>
             <w:shd w:val="clear" w:color="auto" w:fill="833C00"/>
             <w:vAlign w:val="center"/>
           </w:tcPr>
           <w:p>
             <w:pPr>
               <w:jc w:val="center"/>
-              <w:spacing w:before="20" w:after="20"/>
+              <w:spacing w:before="40" w:after="40"/>
               <w:shd w:val="clear" w:color="auto" w:fill="833C00"/>
-            </w:pPr>
-            <w:r>
-              <w:rPr>
-                <w:rFonts w:ascii="Calibri" w:hAnsi="Calibri"/>
+              <w:rPr>
+                <w:rFonts w:ascii="Calibri" w:hAnsi="Calibri"/>
+                <w:sz w:val="15"/>
+                <w:color w:val="FFFFFF"/>
+              </w:rPr>
+            </w:pPr>
+            <w:r>
+              <w:rPr>
+                <w:rFonts w:ascii="Calibri" w:hAnsi="Calibri" w:cs="Calibri"/>
                 <w:sz w:val="15"/>
                 <w:szCs w:val="15"/>
                 <w:color w:val="FFFFFF"/>
@@ -2847,45 +3570,55 @@
         </w:tc>
         <w:tc>
           <w:tcPr>
-            <w:tcW w:w="6198" w:type="dxa"/>
+            <w:tcW w:w="4342" w:type="dxa"/>
             <w:shd w:val="clear" w:color="auto" w:fill="FFFFFF"/>
             <w:vAlign w:val="center"/>
           </w:tcPr>
           <w:p>
             <w:pPr>
               <w:jc w:val="left"/>
-              <w:spacing w:before="20" w:after="20"/>
+              <w:spacing w:before="40" w:after="40"/>
               <w:shd w:val="clear" w:color="auto" w:fill="FFFFFF"/>
-            </w:pPr>
-            <w:r>
-              <w:rPr>
-                <w:rFonts w:ascii="Calibri" w:hAnsi="Calibri"/>
-                <w:sz w:val="17"/>
-                <w:szCs w:val="17"/>
-                <w:color w:val="111111"/>
-              </w:rPr>
-              <w:t xml:space="preserve">CTF Scoreboard review. Walk through Scenario 1 answers as a class (Flags 0-2 are Target-related). Students can still submit flags they missed.</w:t>
-            </w:r>
-          </w:p>
-        </w:tc>
-        <w:tc>
-          <w:tcPr>
-            <w:tcW w:w="1281" w:type="dxa"/>
+              <w:rPr>
+                <w:rFonts w:ascii="Calibri" w:hAnsi="Calibri"/>
+                <w:sz w:val="17"/>
+                <w:color w:val="111111"/>
+              </w:rPr>
+            </w:pPr>
+            <w:r>
+              <w:rPr>
+                <w:rFonts w:ascii="Calibri" w:hAnsi="Calibri" w:cs="Calibri"/>
+                <w:sz w:val="17"/>
+                <w:szCs w:val="17"/>
+                <w:color w:val="111111"/>
+              </w:rPr>
+              <w:t xml:space="preserve">CTF Scoreboard review. How many flags captured this week? Walk through Scenario 1 answers as a class (Flags 0-2 are all Target Data Breach). Students can still submit missed flags.</w:t>
+            </w:r>
+          </w:p>
+        </w:tc>
+        <w:tc>
+          <w:tcPr>
+            <w:tcW w:w="1158" w:type="dxa"/>
             <w:shd w:val="clear" w:color="auto" w:fill="FFFFFF"/>
             <w:vAlign w:val="center"/>
           </w:tcPr>
           <w:p>
             <w:pPr>
               <w:jc w:val="center"/>
-              <w:spacing w:before="20" w:after="20"/>
+              <w:spacing w:before="40" w:after="40"/>
               <w:shd w:val="clear" w:color="auto" w:fill="FFFFFF"/>
-            </w:pPr>
-            <w:r>
-              <w:rPr>
-                <w:rFonts w:ascii="Calibri" w:hAnsi="Calibri"/>
-                <w:sz w:val="15"/>
-                <w:szCs w:val="15"/>
-                <w:color w:val="444444"/>
+              <w:rPr>
+                <w:rFonts w:ascii="Calibri" w:hAnsi="Calibri"/>
+                <w:sz w:val="15"/>
+                <w:color w:val="555555"/>
+              </w:rPr>
+            </w:pPr>
+            <w:r>
+              <w:rPr>
+                <w:rFonts w:ascii="Calibri" w:hAnsi="Calibri" w:cs="Calibri"/>
+                <w:sz w:val="15"/>
+                <w:szCs w:val="15"/>
+                <w:color w:val="555555"/>
               </w:rPr>
               <w:t xml:space="preserve">10 min</w:t>
             </w:r>
@@ -2893,19 +3626,24 @@
         </w:tc>
         <w:tc>
           <w:tcPr>
-            <w:tcW w:w="1962" w:type="dxa"/>
+            <w:tcW w:w="3087" w:type="dxa"/>
             <w:shd w:val="clear" w:color="auto" w:fill="FFFFFF"/>
             <w:vAlign w:val="center"/>
           </w:tcPr>
           <w:p>
             <w:pPr>
               <w:jc w:val="left"/>
-              <w:spacing w:before="20" w:after="20"/>
+              <w:spacing w:before="40" w:after="40"/>
               <w:shd w:val="clear" w:color="auto" w:fill="FFFFFF"/>
-            </w:pPr>
-            <w:r>
-              <w:rPr>
-                <w:rFonts w:ascii="Calibri" w:hAnsi="Calibri"/>
+              <w:rPr>
+                <w:rFonts w:ascii="Calibri" w:hAnsi="Calibri"/>
+                <w:sz w:val="15"/>
+                <w:color w:val="333333"/>
+              </w:rPr>
+            </w:pPr>
+            <w:r>
+              <w:rPr>
+                <w:rFonts w:ascii="Calibri" w:hAnsi="Calibri" w:cs="Calibri"/>
                 <w:sz w:val="15"/>
                 <w:szCs w:val="15"/>
                 <w:color w:val="333333"/>
@@ -2918,19 +3656,24 @@
       <w:tr>
         <w:tc>
           <w:tcPr>
-            <w:tcW w:w="1647" w:type="dxa"/>
+            <w:tcW w:w="1061" w:type="dxa"/>
             <w:shd w:val="clear" w:color="auto" w:fill="1F3864"/>
             <w:vAlign w:val="center"/>
           </w:tcPr>
           <w:p>
             <w:pPr>
               <w:jc w:val="center"/>
-              <w:spacing w:before="20" w:after="20"/>
+              <w:spacing w:before="40" w:after="40"/>
               <w:shd w:val="clear" w:color="auto" w:fill="1F3864"/>
-            </w:pPr>
-            <w:r>
-              <w:rPr>
-                <w:rFonts w:ascii="Calibri" w:hAnsi="Calibri"/>
+              <w:rPr>
+                <w:rFonts w:ascii="Calibri" w:hAnsi="Calibri"/>
+                <w:sz w:val="15"/>
+                <w:color w:val="FFFFFF"/>
+              </w:rPr>
+            </w:pPr>
+            <w:r>
+              <w:rPr>
+                <w:rFonts w:ascii="Calibri" w:hAnsi="Calibri" w:cs="Calibri"/>
                 <w:sz w:val="15"/>
                 <w:szCs w:val="15"/>
                 <w:color w:val="FFFFFF"/>
@@ -2943,45 +3686,55 @@
         </w:tc>
         <w:tc>
           <w:tcPr>
-            <w:tcW w:w="6198" w:type="dxa"/>
+            <w:tcW w:w="4342" w:type="dxa"/>
             <w:shd w:val="clear" w:color="auto" w:fill="F5F5F5"/>
             <w:vAlign w:val="center"/>
           </w:tcPr>
           <w:p>
             <w:pPr>
               <w:jc w:val="left"/>
-              <w:spacing w:before="20" w:after="20"/>
+              <w:spacing w:before="40" w:after="40"/>
               <w:shd w:val="clear" w:color="auto" w:fill="F5F5F5"/>
-            </w:pPr>
-            <w:r>
-              <w:rPr>
-                <w:rFonts w:ascii="Calibri" w:hAnsi="Calibri"/>
-                <w:sz w:val="17"/>
-                <w:szCs w:val="17"/>
-                <w:color w:val="111111"/>
-              </w:rPr>
-              <w:t xml:space="preserve">Final XP + leaderboard for the week. Check attendance in Admin Tracker (Logins Today KPI). Announce top 3 by XP. Preview Week 2: Colonial Pipeline Ransomware.</w:t>
-            </w:r>
-          </w:p>
-        </w:tc>
-        <w:tc>
-          <w:tcPr>
-            <w:tcW w:w="1281" w:type="dxa"/>
+              <w:rPr>
+                <w:rFonts w:ascii="Calibri" w:hAnsi="Calibri"/>
+                <w:sz w:val="17"/>
+                <w:color w:val="111111"/>
+              </w:rPr>
+            </w:pPr>
+            <w:r>
+              <w:rPr>
+                <w:rFonts w:ascii="Calibri" w:hAnsi="Calibri" w:cs="Calibri"/>
+                <w:sz w:val="17"/>
+                <w:szCs w:val="17"/>
+                <w:color w:val="111111"/>
+              </w:rPr>
+              <w:t xml:space="preserve">Final XP + leaderboard for the week. Check attendance in Admin Tracker (Logins Today KPI). Announce top 3 students by XP. Preview Week 2: Colonial Pipeline Ransomware.</w:t>
+            </w:r>
+          </w:p>
+        </w:tc>
+        <w:tc>
+          <w:tcPr>
+            <w:tcW w:w="1158" w:type="dxa"/>
             <w:shd w:val="clear" w:color="auto" w:fill="F5F5F5"/>
             <w:vAlign w:val="center"/>
           </w:tcPr>
           <w:p>
             <w:pPr>
               <w:jc w:val="center"/>
-              <w:spacing w:before="20" w:after="20"/>
+              <w:spacing w:before="40" w:after="40"/>
               <w:shd w:val="clear" w:color="auto" w:fill="F5F5F5"/>
-            </w:pPr>
-            <w:r>
-              <w:rPr>
-                <w:rFonts w:ascii="Calibri" w:hAnsi="Calibri"/>
-                <w:sz w:val="15"/>
-                <w:szCs w:val="15"/>
-                <w:color w:val="444444"/>
+              <w:rPr>
+                <w:rFonts w:ascii="Calibri" w:hAnsi="Calibri"/>
+                <w:sz w:val="15"/>
+                <w:color w:val="555555"/>
+              </w:rPr>
+            </w:pPr>
+            <w:r>
+              <w:rPr>
+                <w:rFonts w:ascii="Calibri" w:hAnsi="Calibri" w:cs="Calibri"/>
+                <w:sz w:val="15"/>
+                <w:szCs w:val="15"/>
+                <w:color w:val="555555"/>
               </w:rPr>
               <w:t xml:space="preserve">10 min</w:t>
             </w:r>
@@ -2989,19 +3742,24 @@
         </w:tc>
         <w:tc>
           <w:tcPr>
-            <w:tcW w:w="1962" w:type="dxa"/>
+            <w:tcW w:w="3087" w:type="dxa"/>
             <w:shd w:val="clear" w:color="auto" w:fill="F5F5F5"/>
             <w:vAlign w:val="center"/>
           </w:tcPr>
           <w:p>
             <w:pPr>
               <w:jc w:val="left"/>
-              <w:spacing w:before="20" w:after="20"/>
+              <w:spacing w:before="40" w:after="40"/>
               <w:shd w:val="clear" w:color="auto" w:fill="F5F5F5"/>
-            </w:pPr>
-            <w:r>
-              <w:rPr>
-                <w:rFonts w:ascii="Calibri" w:hAnsi="Calibri"/>
+              <w:rPr>
+                <w:rFonts w:ascii="Calibri" w:hAnsi="Calibri"/>
+                <w:sz w:val="15"/>
+                <w:color w:val="333333"/>
+              </w:rPr>
+            </w:pPr>
+            <w:r>
+              <w:rPr>
+                <w:rFonts w:ascii="Calibri" w:hAnsi="Calibri" w:cs="Calibri"/>
                 <w:sz w:val="15"/>
                 <w:szCs w:val="15"/>
                 <w:color w:val="333333"/>
@@ -3014,19 +3772,24 @@
       <w:tr>
         <w:tc>
           <w:tcPr>
-            <w:tcW w:w="1647" w:type="dxa"/>
+            <w:tcW w:w="1061" w:type="dxa"/>
             <w:shd w:val="clear" w:color="auto" w:fill="375623"/>
             <w:vAlign w:val="center"/>
           </w:tcPr>
           <w:p>
             <w:pPr>
               <w:jc w:val="center"/>
-              <w:spacing w:before="20" w:after="20"/>
+              <w:spacing w:before="40" w:after="40"/>
               <w:shd w:val="clear" w:color="auto" w:fill="375623"/>
-            </w:pPr>
-            <w:r>
-              <w:rPr>
-                <w:rFonts w:ascii="Calibri" w:hAnsi="Calibri"/>
+              <w:rPr>
+                <w:rFonts w:ascii="Calibri" w:hAnsi="Calibri"/>
+                <w:sz w:val="15"/>
+                <w:color w:val="FFFFFF"/>
+              </w:rPr>
+            </w:pPr>
+            <w:r>
+              <w:rPr>
+                <w:rFonts w:ascii="Calibri" w:hAnsi="Calibri" w:cs="Calibri"/>
                 <w:sz w:val="15"/>
                 <w:szCs w:val="15"/>
                 <w:color w:val="FFFFFF"/>
@@ -3039,45 +3802,55 @@
         </w:tc>
         <w:tc>
           <w:tcPr>
-            <w:tcW w:w="6198" w:type="dxa"/>
+            <w:tcW w:w="4342" w:type="dxa"/>
             <w:shd w:val="clear" w:color="auto" w:fill="FFFFFF"/>
             <w:vAlign w:val="center"/>
           </w:tcPr>
           <w:p>
             <w:pPr>
               <w:jc w:val="left"/>
-              <w:spacing w:before="20" w:after="20"/>
+              <w:spacing w:before="40" w:after="40"/>
               <w:shd w:val="clear" w:color="auto" w:fill="FFFFFF"/>
-            </w:pPr>
-            <w:r>
-              <w:rPr>
-                <w:rFonts w:ascii="Calibri" w:hAnsi="Calibri"/>
-                <w:sz w:val="17"/>
-                <w:szCs w:val="17"/>
-                <w:color w:val="111111"/>
-              </w:rPr>
-              <w:t xml:space="preserve">Optional - advanced students: HTB Pwnbox open challenge. Bonus XP. Instructor circulates to assist.</w:t>
-            </w:r>
-          </w:p>
-        </w:tc>
-        <w:tc>
-          <w:tcPr>
-            <w:tcW w:w="1281" w:type="dxa"/>
+              <w:rPr>
+                <w:rFonts w:ascii="Calibri" w:hAnsi="Calibri"/>
+                <w:sz w:val="17"/>
+                <w:color w:val="111111"/>
+              </w:rPr>
+            </w:pPr>
+            <w:r>
+              <w:rPr>
+                <w:rFonts w:ascii="Calibri" w:hAnsi="Calibri" w:cs="Calibri"/>
+                <w:sz w:val="17"/>
+                <w:szCs w:val="17"/>
+                <w:color w:val="111111"/>
+              </w:rPr>
+              <w:t xml:space="preserve">Optional - advanced students who finished early: HTB Pwnbox open challenge. Instructor circulates to assist. Bonus XP opportunity.</w:t>
+            </w:r>
+          </w:p>
+        </w:tc>
+        <w:tc>
+          <w:tcPr>
+            <w:tcW w:w="1158" w:type="dxa"/>
             <w:shd w:val="clear" w:color="auto" w:fill="FFFFFF"/>
             <w:vAlign w:val="center"/>
           </w:tcPr>
           <w:p>
             <w:pPr>
               <w:jc w:val="center"/>
-              <w:spacing w:before="20" w:after="20"/>
+              <w:spacing w:before="40" w:after="40"/>
               <w:shd w:val="clear" w:color="auto" w:fill="FFFFFF"/>
-            </w:pPr>
-            <w:r>
-              <w:rPr>
-                <w:rFonts w:ascii="Calibri" w:hAnsi="Calibri"/>
-                <w:sz w:val="15"/>
-                <w:szCs w:val="15"/>
-                <w:color w:val="444444"/>
+              <w:rPr>
+                <w:rFonts w:ascii="Calibri" w:hAnsi="Calibri"/>
+                <w:sz w:val="15"/>
+                <w:color w:val="555555"/>
+              </w:rPr>
+            </w:pPr>
+            <w:r>
+              <w:rPr>
+                <w:rFonts w:ascii="Calibri" w:hAnsi="Calibri" w:cs="Calibri"/>
+                <w:sz w:val="15"/>
+                <w:szCs w:val="15"/>
+                <w:color w:val="555555"/>
               </w:rPr>
               <w:t xml:space="preserve">If time allows</w:t>
             </w:r>
@@ -3085,24 +3858,29 @@
         </w:tc>
         <w:tc>
           <w:tcPr>
-            <w:tcW w:w="1962" w:type="dxa"/>
+            <w:tcW w:w="3087" w:type="dxa"/>
             <w:shd w:val="clear" w:color="auto" w:fill="FFFFFF"/>
             <w:vAlign w:val="center"/>
           </w:tcPr>
           <w:p>
             <w:pPr>
               <w:jc w:val="left"/>
-              <w:spacing w:before="20" w:after="20"/>
+              <w:spacing w:before="40" w:after="40"/>
               <w:shd w:val="clear" w:color="auto" w:fill="FFFFFF"/>
-            </w:pPr>
-            <w:r>
-              <w:rPr>
-                <w:rFonts w:ascii="Calibri" w:hAnsi="Calibri"/>
-                <w:sz w:val="15"/>
-                <w:szCs w:val="15"/>
-                <w:color w:val="333333"/>
-              </w:rPr>
-              <w:t xml:space="preserve">Optional / Advanced</w:t>
+              <w:rPr>
+                <w:rFonts w:ascii="Calibri" w:hAnsi="Calibri"/>
+                <w:sz w:val="15"/>
+                <w:color w:val="333333"/>
+              </w:rPr>
+            </w:pPr>
+            <w:r>
+              <w:rPr>
+                <w:rFonts w:ascii="Calibri" w:hAnsi="Calibri" w:cs="Calibri"/>
+                <w:sz w:val="15"/>
+                <w:szCs w:val="15"/>
+                <w:color w:val="333333"/>
+              </w:rPr>
+              <w:t xml:space="preserve">Optional / Advanced students</w:t>
             </w:r>
           </w:p>
         </w:tc>
@@ -3110,59 +3888,99 @@
     </w:tbl>
     <w:p>
       <w:pPr>
-        <w:jc w:val="center"/>
-        <w:spacing w:before="80" w:after="0"/>
-        <w:shd w:val="clear" w:color="auto" w:fill="404040"/>
-      </w:pPr>
-      <w:r>
+        <w:jc w:val="left"/>
+        <w:spacing w:before="0" w:after="60"/>
         <w:rPr>
           <w:rFonts w:ascii="Calibri" w:hAnsi="Calibri"/>
-          <w:sz w:val="20"/>
-          <w:szCs w:val="20"/>
-          <w:color w:val="FFFFFF"/>
-          <w:b/>
-          <w:bCs/>
         </w:rPr>
-        <w:t xml:space="preserve">QUICK REFERENCE  -  WEEK 1 LINKS AND RESOURCES</w:t>
-      </w:r>
+      </w:pPr>
     </w:p>
     <w:tbl>
       <w:tblPr>
         <w:tblW w:w="0" w:type="auto"/>
         <w:tblLayout w:type="fixed"/>
-        <w:tblBorders>
-          <w:top w:val="single" w:sz="4" w:space="0" w:color="AAAAAA"/>
-          <w:left w:val="single" w:sz="4" w:space="0" w:color="AAAAAA"/>
-          <w:bottom w:val="single" w:sz="4" w:space="0" w:color="AAAAAA"/>
-          <w:right w:val="single" w:sz="4" w:space="0" w:color="AAAAAA"/>
-          <w:insideH w:val="single" w:sz="4" w:space="0" w:color="AAAAAA"/>
-          <w:insideV w:val="single" w:sz="4" w:space="0" w:color="AAAAAA"/>
-        </w:tblBorders>
         <w:tblCellMar>
           <w:top w:w="60" w:type="dxa"/>
-          <w:left w:w="80" w:type="dxa"/>
+          <w:left w:w="60" w:type="dxa"/>
           <w:bottom w:w="60" w:type="dxa"/>
-          <w:right w:w="80" w:type="dxa"/>
+          <w:right w:w="60" w:type="dxa"/>
         </w:tblCellMar>
       </w:tblPr>
       <w:tr>
         <w:tc>
           <w:tcPr>
-            <w:tcW w:w="3326" w:type="dxa"/>
+            <w:tcW w:w="9648" w:type="dxa"/>
+            <w:shd w:val="clear" w:color="auto" w:fill="404040"/>
+            <w:vAlign w:val="center"/>
+          </w:tcPr>
+          <w:p>
+            <w:pPr>
+              <w:jc w:val="center"/>
+              <w:spacing w:before="40" w:after="40"/>
+              <w:shd w:val="clear" w:color="auto" w:fill="404040"/>
+              <w:rPr>
+                <w:rFonts w:ascii="Calibri" w:hAnsi="Calibri"/>
+                <w:sz w:val="20"/>
+                <w:color w:val="FFFFFF"/>
+              </w:rPr>
+            </w:pPr>
+            <w:r>
+              <w:rPr>
+                <w:rFonts w:ascii="Calibri" w:hAnsi="Calibri" w:cs="Calibri"/>
+                <w:sz w:val="20"/>
+                <w:szCs w:val="20"/>
+                <w:color w:val="FFFFFF"/>
+                <w:b/>
+                <w:bCs/>
+              </w:rPr>
+              <w:t xml:space="preserve">QUICK REFERENCE  -  WEEK 1 LINKS AND RESOURCES</w:t>
+            </w:r>
+          </w:p>
+        </w:tc>
+      </w:tr>
+    </w:tbl>
+    <w:tbl>
+      <w:tblPr>
+        <w:tblW w:w="0" w:type="auto"/>
+        <w:tblLayout w:type="fixed"/>
+        <w:tblBorders>
+          <w:top w:val="single" w:sz="4" w:space="0" w:color="BBBBBB"/>
+          <w:left w:val="single" w:sz="4" w:space="0" w:color="BBBBBB"/>
+          <w:bottom w:val="single" w:sz="4" w:space="0" w:color="BBBBBB"/>
+          <w:right w:val="single" w:sz="4" w:space="0" w:color="BBBBBB"/>
+          <w:insideH w:val="single" w:sz="4" w:space="0" w:color="BBBBBB"/>
+          <w:insideV w:val="single" w:sz="4" w:space="0" w:color="BBBBBB"/>
+        </w:tblBorders>
+        <w:tblCellMar>
+          <w:top w:w="80" w:type="dxa"/>
+          <w:left w:w="100" w:type="dxa"/>
+          <w:bottom w:w="80" w:type="dxa"/>
+          <w:right w:w="100" w:type="dxa"/>
+        </w:tblCellMar>
+      </w:tblPr>
+      <w:tr>
+        <w:tc>
+          <w:tcPr>
+            <w:tcW w:w="2894" w:type="dxa"/>
             <w:shd w:val="clear" w:color="auto" w:fill="EEEEEE"/>
             <w:vAlign w:val="center"/>
           </w:tcPr>
           <w:p>
             <w:pPr>
               <w:jc w:val="left"/>
-              <w:spacing w:before="20" w:after="20"/>
+              <w:spacing w:before="40" w:after="40"/>
               <w:shd w:val="clear" w:color="auto" w:fill="EEEEEE"/>
-            </w:pPr>
-            <w:r>
-              <w:rPr>
-                <w:rFonts w:ascii="Calibri" w:hAnsi="Calibri"/>
-                <w:sz w:val="16"/>
-                <w:szCs w:val="16"/>
+              <w:rPr>
+                <w:rFonts w:ascii="Calibri" w:hAnsi="Calibri"/>
+                <w:sz w:val="17"/>
+                <w:color w:val="111111"/>
+              </w:rPr>
+            </w:pPr>
+            <w:r>
+              <w:rPr>
+                <w:rFonts w:ascii="Calibri" w:hAnsi="Calibri" w:cs="Calibri"/>
+                <w:sz w:val="17"/>
+                <w:szCs w:val="17"/>
                 <w:color w:val="111111"/>
                 <w:b/>
                 <w:bCs/>
@@ -3173,22 +3991,27 @@
         </w:tc>
         <w:tc>
           <w:tcPr>
-            <w:tcW w:w="7762" w:type="dxa"/>
+            <w:tcW w:w="6754" w:type="dxa"/>
             <w:shd w:val="clear" w:color="auto" w:fill="EEEEEE"/>
             <w:vAlign w:val="center"/>
           </w:tcPr>
           <w:p>
             <w:pPr>
               <w:jc w:val="left"/>
-              <w:spacing w:before="20" w:after="20"/>
+              <w:spacing w:before="40" w:after="40"/>
               <w:shd w:val="clear" w:color="auto" w:fill="EEEEEE"/>
-            </w:pPr>
-            <w:r>
-              <w:rPr>
-                <w:rFonts w:ascii="Calibri" w:hAnsi="Calibri"/>
-                <w:sz w:val="16"/>
-                <w:szCs w:val="16"/>
-                <w:color w:val="1155CC"/>
+              <w:rPr>
+                <w:rFonts w:ascii="Calibri" w:hAnsi="Calibri"/>
+                <w:sz w:val="17"/>
+                <w:color w:val="1F4EBD"/>
+              </w:rPr>
+            </w:pPr>
+            <w:r>
+              <w:rPr>
+                <w:rFonts w:ascii="Calibri" w:hAnsi="Calibri" w:cs="Calibri"/>
+                <w:sz w:val="17"/>
+                <w:szCs w:val="17"/>
+                <w:color w:val="1F4EBD"/>
               </w:rPr>
               <w:t xml:space="preserve">kingchrischris23-eng.github.io/mccoe-platform/MCCoE_Student_Platform.html</w:t>
             </w:r>
@@ -3198,21 +4021,26 @@
       <w:tr>
         <w:tc>
           <w:tcPr>
-            <w:tcW w:w="3326" w:type="dxa"/>
+            <w:tcW w:w="2894" w:type="dxa"/>
             <w:shd w:val="clear" w:color="auto" w:fill="F5F5F5"/>
             <w:vAlign w:val="center"/>
           </w:tcPr>
           <w:p>
             <w:pPr>
               <w:jc w:val="left"/>
-              <w:spacing w:before="20" w:after="20"/>
+              <w:spacing w:before="40" w:after="40"/>
               <w:shd w:val="clear" w:color="auto" w:fill="F5F5F5"/>
-            </w:pPr>
-            <w:r>
-              <w:rPr>
-                <w:rFonts w:ascii="Calibri" w:hAnsi="Calibri"/>
-                <w:sz w:val="16"/>
-                <w:szCs w:val="16"/>
+              <w:rPr>
+                <w:rFonts w:ascii="Calibri" w:hAnsi="Calibri"/>
+                <w:sz w:val="17"/>
+                <w:color w:val="111111"/>
+              </w:rPr>
+            </w:pPr>
+            <w:r>
+              <w:rPr>
+                <w:rFonts w:ascii="Calibri" w:hAnsi="Calibri" w:cs="Calibri"/>
+                <w:sz w:val="17"/>
+                <w:szCs w:val="17"/>
                 <w:color w:val="111111"/>
                 <w:b/>
                 <w:bCs/>
@@ -3223,22 +4051,27 @@
         </w:tc>
         <w:tc>
           <w:tcPr>
-            <w:tcW w:w="7762" w:type="dxa"/>
+            <w:tcW w:w="6754" w:type="dxa"/>
             <w:shd w:val="clear" w:color="auto" w:fill="F5F5F5"/>
             <w:vAlign w:val="center"/>
           </w:tcPr>
           <w:p>
             <w:pPr>
               <w:jc w:val="left"/>
-              <w:spacing w:before="20" w:after="20"/>
+              <w:spacing w:before="40" w:after="40"/>
               <w:shd w:val="clear" w:color="auto" w:fill="F5F5F5"/>
-            </w:pPr>
-            <w:r>
-              <w:rPr>
-                <w:rFonts w:ascii="Calibri" w:hAnsi="Calibri"/>
-                <w:sz w:val="16"/>
-                <w:szCs w:val="16"/>
-                <w:color w:val="1155CC"/>
+              <w:rPr>
+                <w:rFonts w:ascii="Calibri" w:hAnsi="Calibri"/>
+                <w:sz w:val="17"/>
+                <w:color w:val="1F4EBD"/>
+              </w:rPr>
+            </w:pPr>
+            <w:r>
+              <w:rPr>
+                <w:rFonts w:ascii="Calibri" w:hAnsi="Calibri" w:cs="Calibri"/>
+                <w:sz w:val="17"/>
+                <w:szCs w:val="17"/>
+                <w:color w:val="1F4EBD"/>
               </w:rPr>
               <w:t xml:space="preserve">kingchrischris23-eng.github.io/mccoe-platform/CyberSec_Academy.html</w:t>
             </w:r>
@@ -3248,21 +4081,26 @@
       <w:tr>
         <w:tc>
           <w:tcPr>
-            <w:tcW w:w="3326" w:type="dxa"/>
+            <w:tcW w:w="2894" w:type="dxa"/>
             <w:shd w:val="clear" w:color="auto" w:fill="EEEEEE"/>
             <w:vAlign w:val="center"/>
           </w:tcPr>
           <w:p>
             <w:pPr>
               <w:jc w:val="left"/>
-              <w:spacing w:before="20" w:after="20"/>
+              <w:spacing w:before="40" w:after="40"/>
               <w:shd w:val="clear" w:color="auto" w:fill="EEEEEE"/>
-            </w:pPr>
-            <w:r>
-              <w:rPr>
-                <w:rFonts w:ascii="Calibri" w:hAnsi="Calibri"/>
-                <w:sz w:val="16"/>
-                <w:szCs w:val="16"/>
+              <w:rPr>
+                <w:rFonts w:ascii="Calibri" w:hAnsi="Calibri"/>
+                <w:sz w:val="17"/>
+                <w:color w:val="111111"/>
+              </w:rPr>
+            </w:pPr>
+            <w:r>
+              <w:rPr>
+                <w:rFonts w:ascii="Calibri" w:hAnsi="Calibri" w:cs="Calibri"/>
+                <w:sz w:val="17"/>
+                <w:szCs w:val="17"/>
                 <w:color w:val="111111"/>
                 <w:b/>
                 <w:bCs/>
@@ -3273,22 +4111,27 @@
         </w:tc>
         <w:tc>
           <w:tcPr>
-            <w:tcW w:w="7762" w:type="dxa"/>
+            <w:tcW w:w="6754" w:type="dxa"/>
             <w:shd w:val="clear" w:color="auto" w:fill="EEEEEE"/>
             <w:vAlign w:val="center"/>
           </w:tcPr>
           <w:p>
             <w:pPr>
               <w:jc w:val="left"/>
-              <w:spacing w:before="20" w:after="20"/>
+              <w:spacing w:before="40" w:after="40"/>
               <w:shd w:val="clear" w:color="auto" w:fill="EEEEEE"/>
-            </w:pPr>
-            <w:r>
-              <w:rPr>
-                <w:rFonts w:ascii="Calibri" w:hAnsi="Calibri"/>
-                <w:sz w:val="16"/>
-                <w:szCs w:val="16"/>
-                <w:color w:val="1155CC"/>
+              <w:rPr>
+                <w:rFonts w:ascii="Calibri" w:hAnsi="Calibri"/>
+                <w:sz w:val="17"/>
+                <w:color w:val="1F4EBD"/>
+              </w:rPr>
+            </w:pPr>
+            <w:r>
+              <w:rPr>
+                <w:rFonts w:ascii="Calibri" w:hAnsi="Calibri" w:cs="Calibri"/>
+                <w:sz w:val="17"/>
+                <w:szCs w:val="17"/>
+                <w:color w:val="1F4EBD"/>
               </w:rPr>
               <w:t xml:space="preserve">Download via Student Platform &gt; Week 1 button</w:t>
             </w:r>
@@ -3298,21 +4141,26 @@
       <w:tr>
         <w:tc>
           <w:tcPr>
-            <w:tcW w:w="3326" w:type="dxa"/>
+            <w:tcW w:w="2894" w:type="dxa"/>
             <w:shd w:val="clear" w:color="auto" w:fill="F5F5F5"/>
             <w:vAlign w:val="center"/>
           </w:tcPr>
           <w:p>
             <w:pPr>
               <w:jc w:val="left"/>
-              <w:spacing w:before="20" w:after="20"/>
+              <w:spacing w:before="40" w:after="40"/>
               <w:shd w:val="clear" w:color="auto" w:fill="F5F5F5"/>
-            </w:pPr>
-            <w:r>
-              <w:rPr>
-                <w:rFonts w:ascii="Calibri" w:hAnsi="Calibri"/>
-                <w:sz w:val="16"/>
-                <w:szCs w:val="16"/>
+              <w:rPr>
+                <w:rFonts w:ascii="Calibri" w:hAnsi="Calibri"/>
+                <w:sz w:val="17"/>
+                <w:color w:val="111111"/>
+              </w:rPr>
+            </w:pPr>
+            <w:r>
+              <w:rPr>
+                <w:rFonts w:ascii="Calibri" w:hAnsi="Calibri" w:cs="Calibri"/>
+                <w:sz w:val="17"/>
+                <w:szCs w:val="17"/>
                 <w:color w:val="111111"/>
                 <w:b/>
                 <w:bCs/>
@@ -3323,24 +4171,29 @@
         </w:tc>
         <w:tc>
           <w:tcPr>
-            <w:tcW w:w="7762" w:type="dxa"/>
+            <w:tcW w:w="6754" w:type="dxa"/>
             <w:shd w:val="clear" w:color="auto" w:fill="F5F5F5"/>
             <w:vAlign w:val="center"/>
           </w:tcPr>
           <w:p>
             <w:pPr>
               <w:jc w:val="left"/>
-              <w:spacing w:before="20" w:after="20"/>
+              <w:spacing w:before="40" w:after="40"/>
               <w:shd w:val="clear" w:color="auto" w:fill="F5F5F5"/>
-            </w:pPr>
-            <w:r>
-              <w:rPr>
-                <w:rFonts w:ascii="Calibri" w:hAnsi="Calibri"/>
-                <w:sz w:val="16"/>
-                <w:szCs w:val="16"/>
-                <w:color w:val="1155CC"/>
-              </w:rPr>
-              <w:t xml:space="preserve">app.hackthebox.com/pwnbox  -  access card on Student Platform</w:t>
+              <w:rPr>
+                <w:rFonts w:ascii="Calibri" w:hAnsi="Calibri"/>
+                <w:sz w:val="17"/>
+                <w:color w:val="1F4EBD"/>
+              </w:rPr>
+            </w:pPr>
+            <w:r>
+              <w:rPr>
+                <w:rFonts w:ascii="Calibri" w:hAnsi="Calibri" w:cs="Calibri"/>
+                <w:sz w:val="17"/>
+                <w:szCs w:val="17"/>
+                <w:color w:val="1F4EBD"/>
+              </w:rPr>
+              <w:t xml:space="preserve">app.hackthebox.com/pwnbox  -  access card is on the Student Platform</w:t>
             </w:r>
           </w:p>
         </w:tc>
@@ -3348,21 +4201,26 @@
       <w:tr>
         <w:tc>
           <w:tcPr>
-            <w:tcW w:w="3326" w:type="dxa"/>
+            <w:tcW w:w="2894" w:type="dxa"/>
             <w:shd w:val="clear" w:color="auto" w:fill="EEEEEE"/>
             <w:vAlign w:val="center"/>
           </w:tcPr>
           <w:p>
             <w:pPr>
               <w:jc w:val="left"/>
-              <w:spacing w:before="20" w:after="20"/>
+              <w:spacing w:before="40" w:after="40"/>
               <w:shd w:val="clear" w:color="auto" w:fill="EEEEEE"/>
-            </w:pPr>
-            <w:r>
-              <w:rPr>
-                <w:rFonts w:ascii="Calibri" w:hAnsi="Calibri"/>
-                <w:sz w:val="16"/>
-                <w:szCs w:val="16"/>
+              <w:rPr>
+                <w:rFonts w:ascii="Calibri" w:hAnsi="Calibri"/>
+                <w:sz w:val="17"/>
+                <w:color w:val="111111"/>
+              </w:rPr>
+            </w:pPr>
+            <w:r>
+              <w:rPr>
+                <w:rFonts w:ascii="Calibri" w:hAnsi="Calibri" w:cs="Calibri"/>
+                <w:sz w:val="17"/>
+                <w:szCs w:val="17"/>
                 <w:color w:val="111111"/>
                 <w:b/>
                 <w:bCs/>
@@ -3373,22 +4231,27 @@
         </w:tc>
         <w:tc>
           <w:tcPr>
-            <w:tcW w:w="7762" w:type="dxa"/>
+            <w:tcW w:w="6754" w:type="dxa"/>
             <w:shd w:val="clear" w:color="auto" w:fill="EEEEEE"/>
             <w:vAlign w:val="center"/>
           </w:tcPr>
           <w:p>
             <w:pPr>
               <w:jc w:val="left"/>
-              <w:spacing w:before="20" w:after="20"/>
+              <w:spacing w:before="40" w:after="40"/>
               <w:shd w:val="clear" w:color="auto" w:fill="EEEEEE"/>
-            </w:pPr>
-            <w:r>
-              <w:rPr>
-                <w:rFonts w:ascii="Calibri" w:hAnsi="Calibri"/>
-                <w:sz w:val="16"/>
-                <w:szCs w:val="16"/>
-                <w:color w:val="1155CC"/>
+              <w:rPr>
+                <w:rFonts w:ascii="Calibri" w:hAnsi="Calibri"/>
+                <w:sz w:val="17"/>
+                <w:color w:val="1F4EBD"/>
+              </w:rPr>
+            </w:pPr>
+            <w:r>
+              <w:rPr>
+                <w:rFonts w:ascii="Calibri" w:hAnsi="Calibri" w:cs="Calibri"/>
+                <w:sz w:val="17"/>
+                <w:szCs w:val="17"/>
+                <w:color w:val="1F4EBD"/>
               </w:rPr>
               <w:t xml:space="preserve">kingchrischris23-eng.github.io/mccoe-platform/Pillar5_BlueTeam.html</w:t>
             </w:r>
@@ -3398,21 +4261,26 @@
       <w:tr>
         <w:tc>
           <w:tcPr>
-            <w:tcW w:w="3326" w:type="dxa"/>
+            <w:tcW w:w="2894" w:type="dxa"/>
             <w:shd w:val="clear" w:color="auto" w:fill="F5F5F5"/>
             <w:vAlign w:val="center"/>
           </w:tcPr>
           <w:p>
             <w:pPr>
               <w:jc w:val="left"/>
-              <w:spacing w:before="20" w:after="20"/>
+              <w:spacing w:before="40" w:after="40"/>
               <w:shd w:val="clear" w:color="auto" w:fill="F5F5F5"/>
-            </w:pPr>
-            <w:r>
-              <w:rPr>
-                <w:rFonts w:ascii="Calibri" w:hAnsi="Calibri"/>
-                <w:sz w:val="16"/>
-                <w:szCs w:val="16"/>
+              <w:rPr>
+                <w:rFonts w:ascii="Calibri" w:hAnsi="Calibri"/>
+                <w:sz w:val="17"/>
+                <w:color w:val="111111"/>
+              </w:rPr>
+            </w:pPr>
+            <w:r>
+              <w:rPr>
+                <w:rFonts w:ascii="Calibri" w:hAnsi="Calibri" w:cs="Calibri"/>
+                <w:sz w:val="17"/>
+                <w:szCs w:val="17"/>
                 <w:color w:val="111111"/>
                 <w:b/>
                 <w:bCs/>
@@ -3423,22 +4291,27 @@
         </w:tc>
         <w:tc>
           <w:tcPr>
-            <w:tcW w:w="7762" w:type="dxa"/>
+            <w:tcW w:w="6754" w:type="dxa"/>
             <w:shd w:val="clear" w:color="auto" w:fill="F5F5F5"/>
             <w:vAlign w:val="center"/>
           </w:tcPr>
           <w:p>
             <w:pPr>
               <w:jc w:val="left"/>
-              <w:spacing w:before="20" w:after="20"/>
+              <w:spacing w:before="40" w:after="40"/>
               <w:shd w:val="clear" w:color="auto" w:fill="F5F5F5"/>
-            </w:pPr>
-            <w:r>
-              <w:rPr>
-                <w:rFonts w:ascii="Calibri" w:hAnsi="Calibri"/>
-                <w:sz w:val="16"/>
-                <w:szCs w:val="16"/>
-                <w:color w:val="1155CC"/>
+              <w:rPr>
+                <w:rFonts w:ascii="Calibri" w:hAnsi="Calibri"/>
+                <w:sz w:val="17"/>
+                <w:color w:val="1F4EBD"/>
+              </w:rPr>
+            </w:pPr>
+            <w:r>
+              <w:rPr>
+                <w:rFonts w:ascii="Calibri" w:hAnsi="Calibri" w:cs="Calibri"/>
+                <w:sz w:val="17"/>
+                <w:szCs w:val="17"/>
+                <w:color w:val="1F4EBD"/>
               </w:rPr>
               <w:t xml:space="preserve">kingchrischris23-eng.github.io/mccoe-platform/MCCoE_Student_Tracker.html</w:t>
             </w:r>
@@ -3448,21 +4321,26 @@
       <w:tr>
         <w:tc>
           <w:tcPr>
-            <w:tcW w:w="3326" w:type="dxa"/>
+            <w:tcW w:w="2894" w:type="dxa"/>
             <w:shd w:val="clear" w:color="auto" w:fill="EEEEEE"/>
             <w:vAlign w:val="center"/>
           </w:tcPr>
           <w:p>
             <w:pPr>
               <w:jc w:val="left"/>
-              <w:spacing w:before="20" w:after="20"/>
+              <w:spacing w:before="40" w:after="40"/>
               <w:shd w:val="clear" w:color="auto" w:fill="EEEEEE"/>
-            </w:pPr>
-            <w:r>
-              <w:rPr>
-                <w:rFonts w:ascii="Calibri" w:hAnsi="Calibri"/>
-                <w:sz w:val="16"/>
-                <w:szCs w:val="16"/>
+              <w:rPr>
+                <w:rFonts w:ascii="Calibri" w:hAnsi="Calibri"/>
+                <w:sz w:val="17"/>
+                <w:color w:val="111111"/>
+              </w:rPr>
+            </w:pPr>
+            <w:r>
+              <w:rPr>
+                <w:rFonts w:ascii="Calibri" w:hAnsi="Calibri" w:cs="Calibri"/>
+                <w:sz w:val="17"/>
+                <w:szCs w:val="17"/>
                 <w:color w:val="111111"/>
                 <w:b/>
                 <w:bCs/>
@@ -3473,24 +4351,29 @@
         </w:tc>
         <w:tc>
           <w:tcPr>
-            <w:tcW w:w="7762" w:type="dxa"/>
+            <w:tcW w:w="6754" w:type="dxa"/>
             <w:shd w:val="clear" w:color="auto" w:fill="EEEEEE"/>
             <w:vAlign w:val="center"/>
           </w:tcPr>
           <w:p>
             <w:pPr>
               <w:jc w:val="left"/>
-              <w:spacing w:before="20" w:after="20"/>
+              <w:spacing w:before="40" w:after="40"/>
               <w:shd w:val="clear" w:color="auto" w:fill="EEEEEE"/>
-            </w:pPr>
-            <w:r>
-              <w:rPr>
-                <w:rFonts w:ascii="Calibri" w:hAnsi="Calibri"/>
-                <w:sz w:val="16"/>
-                <w:szCs w:val="16"/>
-                <w:color w:val="1155CC"/>
-              </w:rPr>
-              <w:t xml:space="preserve">Admin Tracker &gt; Course Documents &gt; Project Answer Keys (Instructor Only)</w:t>
+              <w:rPr>
+                <w:rFonts w:ascii="Calibri" w:hAnsi="Calibri"/>
+                <w:sz w:val="17"/>
+                <w:color w:val="1F4EBD"/>
+              </w:rPr>
+            </w:pPr>
+            <w:r>
+              <w:rPr>
+                <w:rFonts w:ascii="Calibri" w:hAnsi="Calibri" w:cs="Calibri"/>
+                <w:sz w:val="17"/>
+                <w:szCs w:val="17"/>
+                <w:color w:val="1F4EBD"/>
+              </w:rPr>
+              <w:t xml:space="preserve">Admin Tracker &gt; Course Documents &gt; Project Answer Keys  (Instructor Only)</w:t>
             </w:r>
           </w:p>
         </w:tc>
@@ -3498,59 +4381,99 @@
     </w:tbl>
     <w:p>
       <w:pPr>
-        <w:jc w:val="center"/>
-        <w:spacing w:before="80" w:after="0"/>
-        <w:shd w:val="clear" w:color="auto" w:fill="C00000"/>
-      </w:pPr>
-      <w:r>
+        <w:jc w:val="left"/>
+        <w:spacing w:before="0" w:after="60"/>
         <w:rPr>
           <w:rFonts w:ascii="Calibri" w:hAnsi="Calibri"/>
-          <w:sz w:val="20"/>
-          <w:szCs w:val="20"/>
-          <w:color w:val="FFFFFF"/>
-          <w:b/>
-          <w:bCs/>
         </w:rPr>
-        <w:t xml:space="preserve">WEEK 1 GRADING REMINDERS  -  INSTRUCTOR ONLY</w:t>
-      </w:r>
+      </w:pPr>
     </w:p>
     <w:tbl>
       <w:tblPr>
         <w:tblW w:w="0" w:type="auto"/>
         <w:tblLayout w:type="fixed"/>
-        <w:tblBorders>
-          <w:top w:val="single" w:sz="4" w:space="0" w:color="AAAAAA"/>
-          <w:left w:val="single" w:sz="4" w:space="0" w:color="AAAAAA"/>
-          <w:bottom w:val="single" w:sz="4" w:space="0" w:color="AAAAAA"/>
-          <w:right w:val="single" w:sz="4" w:space="0" w:color="AAAAAA"/>
-          <w:insideH w:val="single" w:sz="4" w:space="0" w:color="AAAAAA"/>
-          <w:insideV w:val="single" w:sz="4" w:space="0" w:color="AAAAAA"/>
-        </w:tblBorders>
         <w:tblCellMar>
           <w:top w:w="60" w:type="dxa"/>
-          <w:left w:w="80" w:type="dxa"/>
+          <w:left w:w="60" w:type="dxa"/>
           <w:bottom w:w="60" w:type="dxa"/>
-          <w:right w:w="80" w:type="dxa"/>
+          <w:right w:w="60" w:type="dxa"/>
         </w:tblCellMar>
       </w:tblPr>
       <w:tr>
         <w:tc>
           <w:tcPr>
-            <w:tcW w:w="2994" w:type="dxa"/>
+            <w:tcW w:w="9648" w:type="dxa"/>
             <w:shd w:val="clear" w:color="auto" w:fill="C00000"/>
             <w:vAlign w:val="center"/>
           </w:tcPr>
           <w:p>
             <w:pPr>
               <w:jc w:val="center"/>
-              <w:spacing w:before="20" w:after="20"/>
+              <w:spacing w:before="40" w:after="40"/>
               <w:shd w:val="clear" w:color="auto" w:fill="C00000"/>
-            </w:pPr>
-            <w:r>
-              <w:rPr>
-                <w:rFonts w:ascii="Calibri" w:hAnsi="Calibri"/>
-                <w:sz w:val="16"/>
-                <w:szCs w:val="16"/>
+              <w:rPr>
+                <w:rFonts w:ascii="Calibri" w:hAnsi="Calibri"/>
+                <w:sz w:val="20"/>
+                <w:color w:val="FFFFFF"/>
+              </w:rPr>
+            </w:pPr>
+            <w:r>
+              <w:rPr>
+                <w:rFonts w:ascii="Calibri" w:hAnsi="Calibri" w:cs="Calibri"/>
+                <w:sz w:val="20"/>
+                <w:szCs w:val="20"/>
+                <w:color w:val="FFFFFF"/>
+                <w:b/>
+                <w:bCs/>
+              </w:rPr>
+              <w:t xml:space="preserve">WEEK 1 GRADING REMINDERS  -  INSTRUCTOR ONLY</w:t>
+            </w:r>
+          </w:p>
+        </w:tc>
+      </w:tr>
+    </w:tbl>
+    <w:tbl>
+      <w:tblPr>
+        <w:tblW w:w="0" w:type="auto"/>
+        <w:tblLayout w:type="fixed"/>
+        <w:tblBorders>
+          <w:top w:val="single" w:sz="4" w:space="0" w:color="BBBBBB"/>
+          <w:left w:val="single" w:sz="4" w:space="0" w:color="BBBBBB"/>
+          <w:bottom w:val="single" w:sz="4" w:space="0" w:color="BBBBBB"/>
+          <w:right w:val="single" w:sz="4" w:space="0" w:color="BBBBBB"/>
+          <w:insideH w:val="single" w:sz="4" w:space="0" w:color="BBBBBB"/>
+          <w:insideV w:val="single" w:sz="4" w:space="0" w:color="BBBBBB"/>
+        </w:tblBorders>
+        <w:tblCellMar>
+          <w:top w:w="80" w:type="dxa"/>
+          <w:left w:w="100" w:type="dxa"/>
+          <w:bottom w:w="80" w:type="dxa"/>
+          <w:right w:w="100" w:type="dxa"/>
+        </w:tblCellMar>
+      </w:tblPr>
+      <w:tr>
+        <w:tc>
+          <w:tcPr>
+            <w:tcW w:w="2605" w:type="dxa"/>
+            <w:shd w:val="clear" w:color="auto" w:fill="C00000"/>
+            <w:vAlign w:val="center"/>
+          </w:tcPr>
+          <w:p>
+            <w:pPr>
+              <w:jc w:val="center"/>
+              <w:spacing w:before="40" w:after="40"/>
+              <w:shd w:val="clear" w:color="auto" w:fill="C00000"/>
+              <w:rPr>
+                <w:rFonts w:ascii="Calibri" w:hAnsi="Calibri"/>
+                <w:sz w:val="17"/>
+                <w:color w:val="FFFFFF"/>
+              </w:rPr>
+            </w:pPr>
+            <w:r>
+              <w:rPr>
+                <w:rFonts w:ascii="Calibri" w:hAnsi="Calibri" w:cs="Calibri"/>
+                <w:sz w:val="17"/>
+                <w:szCs w:val="17"/>
                 <w:color w:val="FFFFFF"/>
                 <w:b/>
                 <w:bCs/>
@@ -3561,21 +4484,26 @@
         </w:tc>
         <w:tc>
           <w:tcPr>
-            <w:tcW w:w="1331" w:type="dxa"/>
+            <w:tcW w:w="1158" w:type="dxa"/>
             <w:shd w:val="clear" w:color="auto" w:fill="C00000"/>
             <w:vAlign w:val="center"/>
           </w:tcPr>
           <w:p>
             <w:pPr>
               <w:jc w:val="center"/>
-              <w:spacing w:before="20" w:after="20"/>
+              <w:spacing w:before="40" w:after="40"/>
               <w:shd w:val="clear" w:color="auto" w:fill="C00000"/>
-            </w:pPr>
-            <w:r>
-              <w:rPr>
-                <w:rFonts w:ascii="Calibri" w:hAnsi="Calibri"/>
-                <w:sz w:val="16"/>
-                <w:szCs w:val="16"/>
+              <w:rPr>
+                <w:rFonts w:ascii="Calibri" w:hAnsi="Calibri"/>
+                <w:sz w:val="17"/>
+                <w:color w:val="FFFFFF"/>
+              </w:rPr>
+            </w:pPr>
+            <w:r>
+              <w:rPr>
+                <w:rFonts w:ascii="Calibri" w:hAnsi="Calibri" w:cs="Calibri"/>
+                <w:sz w:val="17"/>
+                <w:szCs w:val="17"/>
                 <w:color w:val="FFFFFF"/>
                 <w:b/>
                 <w:bCs/>
@@ -3586,21 +4514,26 @@
         </w:tc>
         <w:tc>
           <w:tcPr>
-            <w:tcW w:w="6764" w:type="dxa"/>
+            <w:tcW w:w="5885" w:type="dxa"/>
             <w:shd w:val="clear" w:color="auto" w:fill="C00000"/>
             <w:vAlign w:val="center"/>
           </w:tcPr>
           <w:p>
             <w:pPr>
               <w:jc w:val="center"/>
-              <w:spacing w:before="20" w:after="20"/>
+              <w:spacing w:before="40" w:after="40"/>
               <w:shd w:val="clear" w:color="auto" w:fill="C00000"/>
-            </w:pPr>
-            <w:r>
-              <w:rPr>
-                <w:rFonts w:ascii="Calibri" w:hAnsi="Calibri"/>
-                <w:sz w:val="16"/>
-                <w:szCs w:val="16"/>
+              <w:rPr>
+                <w:rFonts w:ascii="Calibri" w:hAnsi="Calibri"/>
+                <w:sz w:val="17"/>
+                <w:color w:val="FFFFFF"/>
+              </w:rPr>
+            </w:pPr>
+            <w:r>
+              <w:rPr>
+                <w:rFonts w:ascii="Calibri" w:hAnsi="Calibri" w:cs="Calibri"/>
+                <w:sz w:val="17"/>
+                <w:szCs w:val="17"/>
                 <w:color w:val="FFFFFF"/>
                 <w:b/>
                 <w:bCs/>
@@ -3613,21 +4546,26 @@
       <w:tr>
         <w:tc>
           <w:tcPr>
-            <w:tcW w:w="2994" w:type="dxa"/>
+            <w:tcW w:w="2605" w:type="dxa"/>
             <w:shd w:val="clear" w:color="auto" w:fill="FFF2F2"/>
             <w:vAlign w:val="center"/>
           </w:tcPr>
           <w:p>
             <w:pPr>
               <w:jc w:val="left"/>
-              <w:spacing w:before="20" w:after="20"/>
+              <w:spacing w:before="40" w:after="40"/>
               <w:shd w:val="clear" w:color="auto" w:fill="FFF2F2"/>
-            </w:pPr>
-            <w:r>
-              <w:rPr>
-                <w:rFonts w:ascii="Calibri" w:hAnsi="Calibri"/>
-                <w:sz w:val="16"/>
-                <w:szCs w:val="16"/>
+              <w:rPr>
+                <w:rFonts w:ascii="Calibri" w:hAnsi="Calibri"/>
+                <w:sz w:val="17"/>
+                <w:color w:val="111111"/>
+              </w:rPr>
+            </w:pPr>
+            <w:r>
+              <w:rPr>
+                <w:rFonts w:ascii="Calibri" w:hAnsi="Calibri" w:cs="Calibri"/>
+                <w:sz w:val="17"/>
+                <w:szCs w:val="17"/>
                 <w:color w:val="111111"/>
                 <w:b/>
                 <w:bCs/>
@@ -3638,22 +4576,27 @@
         </w:tc>
         <w:tc>
           <w:tcPr>
-            <w:tcW w:w="1331" w:type="dxa"/>
+            <w:tcW w:w="1158" w:type="dxa"/>
             <w:shd w:val="clear" w:color="auto" w:fill="FFF2F2"/>
             <w:vAlign w:val="center"/>
           </w:tcPr>
           <w:p>
             <w:pPr>
               <w:jc w:val="center"/>
-              <w:spacing w:before="20" w:after="20"/>
+              <w:spacing w:before="40" w:after="40"/>
               <w:shd w:val="clear" w:color="auto" w:fill="FFF2F2"/>
-            </w:pPr>
-            <w:r>
-              <w:rPr>
-                <w:rFonts w:ascii="Calibri" w:hAnsi="Calibri"/>
-                <w:sz w:val="16"/>
-                <w:szCs w:val="16"/>
-                <w:color w:val="444444"/>
+              <w:rPr>
+                <w:rFonts w:ascii="Calibri" w:hAnsi="Calibri"/>
+                <w:sz w:val="17"/>
+                <w:color w:val="555555"/>
+              </w:rPr>
+            </w:pPr>
+            <w:r>
+              <w:rPr>
+                <w:rFonts w:ascii="Calibri" w:hAnsi="Calibri" w:cs="Calibri"/>
+                <w:sz w:val="17"/>
+                <w:szCs w:val="17"/>
+                <w:color w:val="555555"/>
               </w:rPr>
               <w:t xml:space="preserve">50 pts</w:t>
             </w:r>
@@ -3661,24 +4604,29 @@
         </w:tc>
         <w:tc>
           <w:tcPr>
-            <w:tcW w:w="6764" w:type="dxa"/>
+            <w:tcW w:w="5885" w:type="dxa"/>
             <w:shd w:val="clear" w:color="auto" w:fill="FFF2F2"/>
             <w:vAlign w:val="center"/>
           </w:tcPr>
           <w:p>
             <w:pPr>
               <w:jc w:val="left"/>
-              <w:spacing w:before="20" w:after="20"/>
+              <w:spacing w:before="40" w:after="40"/>
               <w:shd w:val="clear" w:color="auto" w:fill="FFF2F2"/>
-            </w:pPr>
-            <w:r>
-              <w:rPr>
-                <w:rFonts w:ascii="Calibri" w:hAnsi="Calibri"/>
-                <w:sz w:val="16"/>
-                <w:szCs w:val="16"/>
+              <w:rPr>
+                <w:rFonts w:ascii="Calibri" w:hAnsi="Calibri"/>
+                <w:sz w:val="17"/>
                 <w:color w:val="222222"/>
               </w:rPr>
-              <w:t xml:space="preserve">Due Thursday. Rubric: 10/7-9/4-6/1-3/0 per question. Use Project 1 Answer Key in Admin Tracker &gt; Course Documents.</w:t>
+            </w:pPr>
+            <w:r>
+              <w:rPr>
+                <w:rFonts w:ascii="Calibri" w:hAnsi="Calibri" w:cs="Calibri"/>
+                <w:sz w:val="17"/>
+                <w:szCs w:val="17"/>
+                <w:color w:val="222222"/>
+              </w:rPr>
+              <w:t xml:space="preserve">Due Thursday. Rubric: 10 / 7-9 / 4-6 / 1-3 / 0 per question. Use Project 1 Answer Key in Admin Tracker &gt; Course Documents.</w:t>
             </w:r>
           </w:p>
         </w:tc>
@@ -3686,21 +4634,26 @@
       <w:tr>
         <w:tc>
           <w:tcPr>
-            <w:tcW w:w="2994" w:type="dxa"/>
+            <w:tcW w:w="2605" w:type="dxa"/>
             <w:shd w:val="clear" w:color="auto" w:fill="FFFFFF"/>
             <w:vAlign w:val="center"/>
           </w:tcPr>
           <w:p>
             <w:pPr>
               <w:jc w:val="left"/>
-              <w:spacing w:before="20" w:after="20"/>
+              <w:spacing w:before="40" w:after="40"/>
               <w:shd w:val="clear" w:color="auto" w:fill="FFFFFF"/>
-            </w:pPr>
-            <w:r>
-              <w:rPr>
-                <w:rFonts w:ascii="Calibri" w:hAnsi="Calibri"/>
-                <w:sz w:val="16"/>
-                <w:szCs w:val="16"/>
+              <w:rPr>
+                <w:rFonts w:ascii="Calibri" w:hAnsi="Calibri"/>
+                <w:sz w:val="17"/>
+                <w:color w:val="111111"/>
+              </w:rPr>
+            </w:pPr>
+            <w:r>
+              <w:rPr>
+                <w:rFonts w:ascii="Calibri" w:hAnsi="Calibri" w:cs="Calibri"/>
+                <w:sz w:val="17"/>
+                <w:szCs w:val="17"/>
                 <w:color w:val="111111"/>
                 <w:b/>
                 <w:bCs/>
@@ -3711,22 +4664,27 @@
         </w:tc>
         <w:tc>
           <w:tcPr>
-            <w:tcW w:w="1331" w:type="dxa"/>
+            <w:tcW w:w="1158" w:type="dxa"/>
             <w:shd w:val="clear" w:color="auto" w:fill="FFFFFF"/>
             <w:vAlign w:val="center"/>
           </w:tcPr>
           <w:p>
             <w:pPr>
               <w:jc w:val="center"/>
-              <w:spacing w:before="20" w:after="20"/>
+              <w:spacing w:before="40" w:after="40"/>
               <w:shd w:val="clear" w:color="auto" w:fill="FFFFFF"/>
-            </w:pPr>
-            <w:r>
-              <w:rPr>
-                <w:rFonts w:ascii="Calibri" w:hAnsi="Calibri"/>
-                <w:sz w:val="16"/>
-                <w:szCs w:val="16"/>
-                <w:color w:val="444444"/>
+              <w:rPr>
+                <w:rFonts w:ascii="Calibri" w:hAnsi="Calibri"/>
+                <w:sz w:val="17"/>
+                <w:color w:val="555555"/>
+              </w:rPr>
+            </w:pPr>
+            <w:r>
+              <w:rPr>
+                <w:rFonts w:ascii="Calibri" w:hAnsi="Calibri" w:cs="Calibri"/>
+                <w:sz w:val="17"/>
+                <w:szCs w:val="17"/>
+                <w:color w:val="555555"/>
               </w:rPr>
               <w:t xml:space="preserve">Tracked</w:t>
             </w:r>
@@ -3734,24 +4692,29 @@
         </w:tc>
         <w:tc>
           <w:tcPr>
-            <w:tcW w:w="6764" w:type="dxa"/>
+            <w:tcW w:w="5885" w:type="dxa"/>
             <w:shd w:val="clear" w:color="auto" w:fill="FFFFFF"/>
             <w:vAlign w:val="center"/>
           </w:tcPr>
           <w:p>
             <w:pPr>
               <w:jc w:val="left"/>
-              <w:spacing w:before="20" w:after="20"/>
+              <w:spacing w:before="40" w:after="40"/>
               <w:shd w:val="clear" w:color="auto" w:fill="FFFFFF"/>
-            </w:pPr>
-            <w:r>
-              <w:rPr>
-                <w:rFonts w:ascii="Calibri" w:hAnsi="Calibri"/>
-                <w:sz w:val="16"/>
-                <w:szCs w:val="16"/>
+              <w:rPr>
+                <w:rFonts w:ascii="Calibri" w:hAnsi="Calibri"/>
+                <w:sz w:val="17"/>
                 <w:color w:val="222222"/>
               </w:rPr>
-              <w:t xml:space="preserve">Not graded but visible in Admin Tracker &gt; Academy Scores. Use to spot disengaged students early.</w:t>
+            </w:pPr>
+            <w:r>
+              <w:rPr>
+                <w:rFonts w:ascii="Calibri" w:hAnsi="Calibri" w:cs="Calibri"/>
+                <w:sz w:val="17"/>
+                <w:szCs w:val="17"/>
+                <w:color w:val="222222"/>
+              </w:rPr>
+              <w:t xml:space="preserve">Not graded but visible in Admin Tracker &gt; Academy Scores. Use to identify students who are disengaged or falling behind.</w:t>
             </w:r>
           </w:p>
         </w:tc>
@@ -3759,47 +4722,57 @@
       <w:tr>
         <w:tc>
           <w:tcPr>
-            <w:tcW w:w="2994" w:type="dxa"/>
+            <w:tcW w:w="2605" w:type="dxa"/>
             <w:shd w:val="clear" w:color="auto" w:fill="FFF2F2"/>
             <w:vAlign w:val="center"/>
           </w:tcPr>
           <w:p>
             <w:pPr>
               <w:jc w:val="left"/>
-              <w:spacing w:before="20" w:after="20"/>
+              <w:spacing w:before="40" w:after="40"/>
               <w:shd w:val="clear" w:color="auto" w:fill="FFF2F2"/>
-            </w:pPr>
-            <w:r>
-              <w:rPr>
-                <w:rFonts w:ascii="Calibri" w:hAnsi="Calibri"/>
-                <w:sz w:val="16"/>
-                <w:szCs w:val="16"/>
-                <w:color w:val="111111"/>
-                <w:b/>
-                <w:bCs/>
-              </w:rPr>
-              <w:t xml:space="preserve">CTF Flags (Scenario 1)</w:t>
-            </w:r>
-          </w:p>
-        </w:tc>
-        <w:tc>
-          <w:tcPr>
-            <w:tcW w:w="1331" w:type="dxa"/>
+              <w:rPr>
+                <w:rFonts w:ascii="Calibri" w:hAnsi="Calibri"/>
+                <w:sz w:val="17"/>
+                <w:color w:val="111111"/>
+              </w:rPr>
+            </w:pPr>
+            <w:r>
+              <w:rPr>
+                <w:rFonts w:ascii="Calibri" w:hAnsi="Calibri" w:cs="Calibri"/>
+                <w:sz w:val="17"/>
+                <w:szCs w:val="17"/>
+                <w:color w:val="111111"/>
+                <w:b/>
+                <w:bCs/>
+              </w:rPr>
+              <w:t xml:space="preserve">CTF Flags - Scenario 1</w:t>
+            </w:r>
+          </w:p>
+        </w:tc>
+        <w:tc>
+          <w:tcPr>
+            <w:tcW w:w="1158" w:type="dxa"/>
             <w:shd w:val="clear" w:color="auto" w:fill="FFF2F2"/>
             <w:vAlign w:val="center"/>
           </w:tcPr>
           <w:p>
             <w:pPr>
               <w:jc w:val="center"/>
-              <w:spacing w:before="20" w:after="20"/>
+              <w:spacing w:before="40" w:after="40"/>
               <w:shd w:val="clear" w:color="auto" w:fill="FFF2F2"/>
-            </w:pPr>
-            <w:r>
-              <w:rPr>
-                <w:rFonts w:ascii="Calibri" w:hAnsi="Calibri"/>
-                <w:sz w:val="16"/>
-                <w:szCs w:val="16"/>
-                <w:color w:val="444444"/>
+              <w:rPr>
+                <w:rFonts w:ascii="Calibri" w:hAnsi="Calibri"/>
+                <w:sz w:val="17"/>
+                <w:color w:val="555555"/>
+              </w:rPr>
+            </w:pPr>
+            <w:r>
+              <w:rPr>
+                <w:rFonts w:ascii="Calibri" w:hAnsi="Calibri" w:cs="Calibri"/>
+                <w:sz w:val="17"/>
+                <w:szCs w:val="17"/>
+                <w:color w:val="555555"/>
               </w:rPr>
               <w:t xml:space="preserve">Tracked</w:t>
             </w:r>
@@ -3807,24 +4780,29 @@
         </w:tc>
         <w:tc>
           <w:tcPr>
-            <w:tcW w:w="6764" w:type="dxa"/>
+            <w:tcW w:w="5885" w:type="dxa"/>
             <w:shd w:val="clear" w:color="auto" w:fill="FFF2F2"/>
             <w:vAlign w:val="center"/>
           </w:tcPr>
           <w:p>
             <w:pPr>
               <w:jc w:val="left"/>
-              <w:spacing w:before="20" w:after="20"/>
+              <w:spacing w:before="40" w:after="40"/>
               <w:shd w:val="clear" w:color="auto" w:fill="FFF2F2"/>
-            </w:pPr>
-            <w:r>
-              <w:rPr>
-                <w:rFonts w:ascii="Calibri" w:hAnsi="Calibri"/>
-                <w:sz w:val="16"/>
-                <w:szCs w:val="16"/>
+              <w:rPr>
+                <w:rFonts w:ascii="Calibri" w:hAnsi="Calibri"/>
+                <w:sz w:val="17"/>
                 <w:color w:val="222222"/>
               </w:rPr>
-              <w:t xml:space="preserve">Flags 0 and 1 are Target-specific. Check Pillar 5 scoreboard. Builds research habit.</w:t>
+            </w:pPr>
+            <w:r>
+              <w:rPr>
+                <w:rFonts w:ascii="Calibri" w:hAnsi="Calibri" w:cs="Calibri"/>
+                <w:sz w:val="17"/>
+                <w:szCs w:val="17"/>
+                <w:color w:val="222222"/>
+              </w:rPr>
+              <w:t xml:space="preserve">Flags 0 and 1 are Target-specific. Check Pillar 5 scoreboard. Builds research habit - not formally graded Week 1.</w:t>
             </w:r>
           </w:p>
         </w:tc>
@@ -3832,21 +4810,26 @@
       <w:tr>
         <w:tc>
           <w:tcPr>
-            <w:tcW w:w="2994" w:type="dxa"/>
+            <w:tcW w:w="2605" w:type="dxa"/>
             <w:shd w:val="clear" w:color="auto" w:fill="FFFFFF"/>
             <w:vAlign w:val="center"/>
           </w:tcPr>
           <w:p>
             <w:pPr>
               <w:jc w:val="left"/>
-              <w:spacing w:before="20" w:after="20"/>
+              <w:spacing w:before="40" w:after="40"/>
               <w:shd w:val="clear" w:color="auto" w:fill="FFFFFF"/>
-            </w:pPr>
-            <w:r>
-              <w:rPr>
-                <w:rFonts w:ascii="Calibri" w:hAnsi="Calibri"/>
-                <w:sz w:val="16"/>
-                <w:szCs w:val="16"/>
+              <w:rPr>
+                <w:rFonts w:ascii="Calibri" w:hAnsi="Calibri"/>
+                <w:sz w:val="17"/>
+                <w:color w:val="111111"/>
+              </w:rPr>
+            </w:pPr>
+            <w:r>
+              <w:rPr>
+                <w:rFonts w:ascii="Calibri" w:hAnsi="Calibri" w:cs="Calibri"/>
+                <w:sz w:val="17"/>
+                <w:szCs w:val="17"/>
                 <w:color w:val="111111"/>
                 <w:b/>
                 <w:bCs/>
@@ -3857,22 +4840,27 @@
         </w:tc>
         <w:tc>
           <w:tcPr>
-            <w:tcW w:w="1331" w:type="dxa"/>
+            <w:tcW w:w="1158" w:type="dxa"/>
             <w:shd w:val="clear" w:color="auto" w:fill="FFFFFF"/>
             <w:vAlign w:val="center"/>
           </w:tcPr>
           <w:p>
             <w:pPr>
               <w:jc w:val="center"/>
-              <w:spacing w:before="20" w:after="20"/>
+              <w:spacing w:before="40" w:after="40"/>
               <w:shd w:val="clear" w:color="auto" w:fill="FFFFFF"/>
-            </w:pPr>
-            <w:r>
-              <w:rPr>
-                <w:rFonts w:ascii="Calibri" w:hAnsi="Calibri"/>
-                <w:sz w:val="16"/>
-                <w:szCs w:val="16"/>
-                <w:color w:val="444444"/>
+              <w:rPr>
+                <w:rFonts w:ascii="Calibri" w:hAnsi="Calibri"/>
+                <w:sz w:val="17"/>
+                <w:color w:val="555555"/>
+              </w:rPr>
+            </w:pPr>
+            <w:r>
+              <w:rPr>
+                <w:rFonts w:ascii="Calibri" w:hAnsi="Calibri" w:cs="Calibri"/>
+                <w:sz w:val="17"/>
+                <w:szCs w:val="17"/>
+                <w:color w:val="555555"/>
               </w:rPr>
               <w:t xml:space="preserve">Ongoing</w:t>
             </w:r>
@@ -3880,38 +4868,70 @@
         </w:tc>
         <w:tc>
           <w:tcPr>
-            <w:tcW w:w="6764" w:type="dxa"/>
+            <w:tcW w:w="5885" w:type="dxa"/>
             <w:shd w:val="clear" w:color="auto" w:fill="FFFFFF"/>
             <w:vAlign w:val="center"/>
           </w:tcPr>
           <w:p>
             <w:pPr>
               <w:jc w:val="left"/>
-              <w:spacing w:before="20" w:after="20"/>
+              <w:spacing w:before="40" w:after="40"/>
               <w:shd w:val="clear" w:color="auto" w:fill="FFFFFF"/>
-            </w:pPr>
-            <w:r>
-              <w:rPr>
-                <w:rFonts w:ascii="Calibri" w:hAnsi="Calibri"/>
-                <w:sz w:val="16"/>
-                <w:szCs w:val="16"/>
+              <w:rPr>
+                <w:rFonts w:ascii="Calibri" w:hAnsi="Calibri"/>
+                <w:sz w:val="17"/>
                 <w:color w:val="222222"/>
               </w:rPr>
-              <w:t xml:space="preserve">SLA: P1=4h, P2=8h, P3=24h, P4=72h. Late work: -10 pts/day. 50 pts at end of program.</w:t>
+            </w:pPr>
+            <w:r>
+              <w:rPr>
+                <w:rFonts w:ascii="Calibri" w:hAnsi="Calibri" w:cs="Calibri"/>
+                <w:sz w:val="17"/>
+                <w:szCs w:val="17"/>
+                <w:color w:val="222222"/>
+              </w:rPr>
+              <w:t xml:space="preserve">SLA timers: P1=4h, P2=8h, P3=24h, P4=72h. Late work: -10 pts/day. Participation = 50 pts total at end of program.</w:t>
             </w:r>
           </w:p>
         </w:tc>
       </w:tr>
     </w:tbl>
     <w:sectPr>
+      <w:headerReference w:type="default" r:id="rId3"/>
+      <w:footerReference w:type="default" r:id="rId4"/>
       <w:pgSz w:w="12240" w:h="15840"/>
-      <w:pgMar w:top="1008" w:right="1224" w:bottom="1008" w:left="1224" w:header="720" w:footer="720" w:gutter="0"/>
-      <w:pgNumType w:fmt="decimal"/>
-      <w:formProt w:val="0"/>
-      <w:textDirection w:val="lrTb"/>
+      <w:pgMar w:top="1080" w:right="1152" w:bottom="1080" w:left="1152" w:header="720" w:footer="720" w:gutter="0"/>
     </w:sectPr>
   </w:body>
 </w:document>
+</file>
+
+<file path=word/footer1.xml><?xml version="1.0" encoding="utf-8"?>
+<w:ftr xmlns:w="http://schemas.openxmlformats.org/wordprocessingml/2006/main">
+  <w:p>
+    <w:pPr>
+      <w:jc w:val="center"/>
+    </w:pPr>
+    <w:r>
+      <w:rPr>
+        <w:rFonts w:ascii="Calibri" w:hAnsi="Calibri"/>
+        <w:sz w:val="14"/>
+        <w:color w:val="888888"/>
+      </w:rPr>
+      <w:t>MCCoE Cybersecurity Apprenticeship Program  |  Week 1 Instructor Lesson Plan  |  CONFIDENTIAL - INSTRUCTOR USE ONLY  |  Mr. King  cking@mccoe.org</w:t>
+    </w:r>
+  </w:p>
+</w:ftr>
+</file>
+
+<file path=word/header1.xml><?xml version="1.0" encoding="utf-8"?>
+<w:hdr xmlns:w="http://schemas.openxmlformats.org/wordprocessingml/2006/main">
+  <w:p>
+    <w:pPr>
+      <w:jc w:val="center"/>
+    </w:pPr>
+  </w:p>
+</w:hdr>
 </file>
 
 <file path=word/styles.xml><?xml version="1.0" encoding="utf-8"?>
@@ -3919,11 +4939,17 @@
   <w:docDefaults>
     <w:rPrDefault>
       <w:rPr>
-        <w:rFonts w:ascii="Calibri" w:hAnsi="Calibri"/>
+        <w:rFonts w:ascii="Calibri" w:hAnsi="Calibri" w:cs="Calibri"/>
         <w:sz w:val="20"/>
         <w:szCs w:val="20"/>
+        <w:lang w:val="en-US"/>
       </w:rPr>
     </w:rPrDefault>
+    <w:pPrDefault>
+      <w:pPr>
+        <w:spacing w:after="0"/>
+      </w:pPr>
+    </w:pPrDefault>
   </w:docDefaults>
 </w:styles>
 </file>